--- a/docs/plantilla.docx
+++ b/docs/plantilla.docx
@@ -359,25 +359,7 @@
                 <w:sz w:val="24"/>
                 <w:szCs w:val="28"/>
               </w:rPr>
-              <w:t xml:space="preserve">Claudia Blanca </w:t>
-            </w:r>
-            <w:proofErr w:type="spellStart"/>
-            <w:r>
-              <w:rPr>
-                <w:rFonts w:asciiTheme="majorHAnsi" w:hAnsiTheme="majorHAnsi" w:cs="Tahoma"/>
-                <w:sz w:val="24"/>
-                <w:szCs w:val="28"/>
-              </w:rPr>
-              <w:t>Gonzalez</w:t>
-            </w:r>
-            <w:proofErr w:type="spellEnd"/>
-            <w:r>
-              <w:rPr>
-                <w:rFonts w:asciiTheme="majorHAnsi" w:hAnsiTheme="majorHAnsi" w:cs="Tahoma"/>
-                <w:sz w:val="24"/>
-                <w:szCs w:val="28"/>
-              </w:rPr>
-              <w:t xml:space="preserve"> Calleros</w:t>
+              <w:t>Claudia Blanca Gonzalez Calleros</w:t>
             </w:r>
           </w:p>
         </w:tc>
@@ -650,7 +632,6 @@
     </w:p>
     <w:p/>
     <w:p>
-      <w:proofErr w:type="spellStart"/>
       <w:r>
         <w:rPr>
           <w:b/>
@@ -658,7 +639,6 @@
         </w:rPr>
         <w:t>Keywords</w:t>
       </w:r>
-      <w:proofErr w:type="spellEnd"/>
       <w:r>
         <w:t xml:space="preserve">: </w:t>
       </w:r>
@@ -2770,1454 +2750,183 @@
     </w:p>
     <w:p>
       <w:r>
-        <w:t>Recuerda que es importante escribir siempre al menos un párrafo de introducción al comienzo de cada capítulo explicando y resumiendo de qué vas a hablar de él. Aprovecha para destacar aquí lo que consideres como más importante del capítulo</w:t>
-      </w:r>
-      <w:r>
-        <w:t xml:space="preserve"> y para dar una visión general de su estructura y contenidos</w:t>
-      </w:r>
-      <w:r>
-        <w:t>.</w:t>
+        <w:t>La convergencia entre la teoría de juegos y la computación avanzada ha transformado los entornos de ocio digital en escenarios de alta complejidad estratégica. El presente trabajo se sumerge en esta intersección para abordar el diseño y desarrollo de un sistema experto orientado a la toma de decisiones estratégicas en el videojuego League Of Legends (LoL). En las siguientes secciones detallaré la motivación que me impulsó a realizar esta investigación, destacando la complejidad inherente al dominio del problema, la necesidad de sistemas de inteligencia artificial (IA) interpretables. Posteriormente, definiré el planteamiento del trabajando, describiendo la naturaleza de la solución técnica propuesta basada en Python y Flask. Finalmente, expondré la estructura general del documento, resumiendo el contenido de los capítulos posteriores.</w:t>
       </w:r>
       <w:r>
         <w:t xml:space="preserve"> </w:t>
       </w:r>
-      <w:r>
-        <w:t xml:space="preserve">Puedes utilizar </w:t>
+    </w:p>
+    <w:p>
+      <w:pPr>
+        <w:pStyle w:val="Ttulo2"/>
+      </w:pPr>
+      <w:bookmarkStart w:id="4" w:name="_Toc149554657"/>
+      <w:r>
+        <w:t>Motivación</w:t>
+      </w:r>
+      <w:bookmarkEnd w:id="4"/>
+    </w:p>
+    <w:p>
+      <w:r>
+        <w:t>La industria de los deportes electrónicos, también conocidos como eSports, ha experimentado un crecimiento exponencial en la última década, consolidándose como uno de los sectores más rentables e innovadores del entretenimiento digital (</w:t>
+      </w:r>
+      <w:r>
+        <w:t>Arık</w:t>
+      </w:r>
+      <w:r>
+        <w:t xml:space="preserve">, </w:t>
+      </w:r>
+      <w:r>
+        <w:t>2023</w:t>
+      </w:r>
+      <w:r>
+        <w:t>)</w:t>
+      </w:r>
+      <w:r>
+        <w:t>. Dentro de este ámbito, los juegos de tipo Multiplayer Online Battle Arena, también conocidos popularmente como MOBA, y en particular League Of Legends, presentan desafíos computacionales de primer nivel. Con un elenco de más de 170 campeones disponibles en la actualidad (Riot Games, s.f.) y miles de permutaciones de objetos, considero que la fase de selección de personaje (Draft) y la itemización generan un espacio de estados combinatorio masivo (“The Architecture of Intelligence”, s.f.). En este entorno, la victoria no depende únicamente de la habilidad mecánica del jugador, sino de decisiones stratégicas que mximicen las sinergias del equipo y neutralicen la composición rival.</w:t>
+      </w:r>
+    </w:p>
+    <w:p>
+      <w:r>
+        <w:t xml:space="preserve">A pesar de que el estado del arte ha porpuesto múltiples modelos de Aprendizaje Automático (Machine Learning) capaces de predecir el resultado de una partida con precisiones superiores al 75% (Do et al., 2021), observo que estos enfoques estadísticos y de redes neuronales a menudo operan como “cajas negras”. La falta de transparencia en sus predicciones limita severamente su adopción por parte de los usuarios, quienes necesitan comprender el </w:t>
+      </w:r>
+      <w:r>
+        <w:lastRenderedPageBreak/>
+        <w:t>razonamiento detrás de una recomendación para mejorar su aprendizaje estratégico (García-Méndez &amp; de Arriba-Pérez, s.f.).</w:t>
+      </w:r>
+    </w:p>
+    <w:p>
+      <w:r>
+        <w:t>Esta investigación surge de mi motivación por resolver dicha limitación mediante la creación de un Sistema Experto basado en reglas lógicas. A diferencia de los modelos puramente probabilísticos, propongo un sistema experto capaz de manejar la incertidumbre táctica mediante inferencias (potencialmente ampliada con lógica difusa) y de ofrecer explicabilidad (Explainable AI). Considero esto un equisito fundamental para garanizar la confianza del jugador, al justificar en lenguaje natural por qué una decisión es óptima dadas las circunstancias del juego (“The Architecut”)</w:t>
+      </w:r>
+    </w:p>
+    <w:p>
+      <w:pPr>
+        <w:pStyle w:val="Ttulo2"/>
+      </w:pPr>
+      <w:bookmarkStart w:id="5" w:name="_Toc149554658"/>
+      <w:r>
+        <w:t>Planteamiento del trabajo</w:t>
+      </w:r>
+      <w:bookmarkEnd w:id="5"/>
+    </w:p>
+    <w:p>
+      <w:r>
+        <w:t>Describe aquí las líneas generales del planteamiento de tu solución. Se trata de explicar qué tipo de aportación presentas en tu trabajo, cuáles son los objetivos</w:t>
+      </w:r>
+      <w:r>
+        <w:t xml:space="preserve"> y a qué tipo de resultados llegas.</w:t>
+      </w:r>
+      <w:r>
+        <w:t xml:space="preserve"> Aprovecha para resaltar aquello que te parezca más novedoso, interesante o útil de tu aportación, poniendo en valor </w:t>
+      </w:r>
+      <w:r>
+        <w:t>su importancia.</w:t>
+      </w:r>
+    </w:p>
+    <w:p/>
+    <w:p>
+      <w:pPr>
+        <w:pStyle w:val="Ttulo2"/>
+      </w:pPr>
+      <w:bookmarkStart w:id="6" w:name="_Toc149554659"/>
+      <w:r>
+        <w:t>Estructura del trabajo</w:t>
+      </w:r>
+      <w:bookmarkEnd w:id="6"/>
+    </w:p>
+    <w:p>
+      <w:r>
+        <w:t xml:space="preserve">Finaliza el capítulo de introducción con una </w:t>
       </w:r>
       <w:r>
         <w:rPr>
           <w:b/>
           <w:bCs/>
         </w:rPr>
-        <w:t>letras en negrita</w:t>
-      </w:r>
-      <w:r>
-        <w:t xml:space="preserve"> para destacar conceptos importantes, pero sin abusar de ellas. </w:t>
-      </w:r>
-    </w:p>
-    <w:p>
-      <w:r>
-        <w:t xml:space="preserve">Puedes utilizar </w:t>
-      </w:r>
-      <w:r>
-        <w:t xml:space="preserve">también </w:t>
-      </w:r>
-      <w:r>
-        <w:t xml:space="preserve">las </w:t>
+        <w:t>descripción general</w:t>
+      </w:r>
+      <w:r>
+        <w:t xml:space="preserve"> </w:t>
+      </w:r>
+      <w:r>
+        <w:t>de la estructura y el</w:t>
+      </w:r>
+      <w:r>
+        <w:t xml:space="preserve"> contenido del resto del </w:t>
+      </w:r>
+      <w:r>
+        <w:t>trabajo</w:t>
+      </w:r>
+      <w:r>
+        <w:t xml:space="preserve">. Debería escribir </w:t>
+      </w:r>
+      <w:r>
+        <w:t>al menos un párrafo de resumen del contenido de cada capítulo. Por ejemplo:</w:t>
+      </w:r>
+    </w:p>
+    <w:p>
+      <w:r>
+        <w:t>En el Capítulo 2 se presenta el análisis de c</w:t>
+      </w:r>
+      <w:r>
+        <w:t>ontexto y los principales resultados encontrados en el Estado del Arte. Podemos dest</w:t>
+      </w:r>
+      <w:r>
+        <w:t>a</w:t>
+      </w:r>
+      <w:r>
+        <w:t>car…</w:t>
+      </w:r>
+      <w:r>
+        <w:t xml:space="preserve"> (resume los </w:t>
+      </w:r>
+      <w:r>
+        <w:t>aspectos más importantes</w:t>
+      </w:r>
+      <w:r>
+        <w:t xml:space="preserve"> del capítulo).</w:t>
+      </w:r>
+    </w:p>
+    <w:p>
+      <w:r>
+        <w:t>Y así con todos los capítulos.</w:t>
+      </w:r>
+    </w:p>
+    <w:p>
+      <w:pPr>
+        <w:pStyle w:val="Ttulo1"/>
+        <w:rPr>
+          <w:highlight w:val="magenta"/>
+        </w:rPr>
+      </w:pPr>
+      <w:bookmarkStart w:id="7" w:name="_Toc149554660"/>
+      <w:r>
+        <w:rPr>
+          <w:highlight w:val="magenta"/>
+        </w:rPr>
+        <w:t>Contexto y Estado del Arte</w:t>
+      </w:r>
+      <w:bookmarkEnd w:id="7"/>
+    </w:p>
+    <w:p>
+      <w:r>
+        <w:t xml:space="preserve">Recuerda que </w:t>
       </w:r>
       <w:r>
         <w:rPr>
           <w:b/>
           <w:bCs/>
         </w:rPr>
-        <w:t>notas a pie</w:t>
-      </w:r>
-      <w:r>
-        <w:t xml:space="preserve"> de página para aclarar</w:t>
-      </w:r>
-      <w:r>
-        <w:t xml:space="preserve"> </w:t>
-      </w:r>
-      <w:r>
-        <w:t>ideas</w:t>
-      </w:r>
-      <w:r>
-        <w:t xml:space="preserve"> que te parezcan importantes, pero con los que no quieras distraer al lector demasiado</w:t>
-      </w:r>
-      <w:r>
-        <w:t xml:space="preserve"> porque tal vez sea algo que ya conozca</w:t>
-      </w:r>
-      <w:r>
-        <w:t>, como en este ejemplo</w:t>
-      </w:r>
-      <w:r>
-        <w:rPr>
-          <w:rStyle w:val="Refdenotaalpie"/>
-        </w:rPr>
-        <w:footnoteReference w:id="1"/>
-      </w:r>
-      <w:r>
-        <w:t>.</w:t>
-      </w:r>
-      <w:r>
-        <w:t xml:space="preserve">Si incluyes </w:t>
-      </w:r>
-      <w:r>
-        <w:t>direcciones web</w:t>
-      </w:r>
-      <w:r>
-        <w:t xml:space="preserve"> en las notas a pie, acompáñalas siempre de algún texto descriptivo, como en este ejemplo</w:t>
-      </w:r>
-      <w:r>
-        <w:rPr>
-          <w:rStyle w:val="Refdenotaalpie"/>
-        </w:rPr>
-        <w:footnoteReference w:id="2"/>
-      </w:r>
-      <w:r>
-        <w:t>.</w:t>
-      </w:r>
-    </w:p>
-    <w:p/>
-    <w:p>
-      <w:pPr>
-        <w:pBdr>
-          <w:top w:val="single" w:sz="4" w:space="1" w:color="auto"/>
-          <w:bottom w:val="single" w:sz="4" w:space="1" w:color="auto"/>
-        </w:pBdr>
-        <w:shd w:val="clear" w:color="auto" w:fill="DEEAF6" w:themeFill="accent1" w:themeFillTint="33"/>
-        <w:jc w:val="center"/>
-        <w:rPr>
-          <w:b/>
-          <w:bCs/>
-        </w:rPr>
-      </w:pPr>
-      <w:r>
-        <w:rPr>
-          <w:b/>
-          <w:bCs/>
-        </w:rPr>
-        <w:t>Antes de entregar el primer borrador, elimina todos los textos y ejemplos de esta plantilla. Puedes guardar una copia del original como referencia. Es importante que respetes la estructura general de capítulos que ya está definida en este documento, y que utilices los mismos estilos que en él se han definido.</w:t>
-      </w:r>
-    </w:p>
-    <w:p/>
-    <w:p>
-      <w:pPr>
-        <w:pStyle w:val="Ttulo2"/>
-      </w:pPr>
-      <w:bookmarkStart w:id="4" w:name="_Toc149554657"/>
-      <w:r>
-        <w:t>Motivación</w:t>
-      </w:r>
-      <w:bookmarkEnd w:id="4"/>
-    </w:p>
-    <w:p>
-      <w:r>
-        <w:t>Redacta todo el texto del documento empleando el estilo “</w:t>
-      </w:r>
-      <w:r>
-        <w:rPr>
-          <w:b/>
-          <w:bCs/>
-        </w:rPr>
-        <w:t>Normal</w:t>
-      </w:r>
-      <w:r>
-        <w:t xml:space="preserve">” del menú de estilos, manteniendo la tipografía, el interlineado, y la justificación a ambos lados. </w:t>
-      </w:r>
-      <w:r>
-        <w:t xml:space="preserve">A continuación, se indica con un ejemplo cómo deben introducirse los títulos y las fuentes en Tablas y Figura. </w:t>
-      </w:r>
-    </w:p>
-    <w:p>
-      <w:r>
-        <w:t>Siempre que insertes tablas o figuras en el documento, es importante que indiques un</w:t>
-      </w:r>
-      <w:r>
-        <w:t xml:space="preserve"> </w:t>
-      </w:r>
-      <w:r>
-        <w:t>título descriptivo en la parte superior. Si has</w:t>
-      </w:r>
-      <w:r>
-        <w:t xml:space="preserve"> obtenido la información de algún otro documento también es importante que cites la fuente en la parte inferior de la imagen o la tabla, como se muestra en el ejemplo de la </w:t>
-      </w:r>
-      <w:r>
-        <w:fldChar w:fldCharType="begin"/>
-      </w:r>
-      <w:r>
-        <w:instrText xml:space="preserve"> REF _Ref124151798 \h </w:instrText>
-      </w:r>
-      <w:r>
-        <w:fldChar w:fldCharType="separate"/>
-      </w:r>
-      <w:r>
-        <w:t xml:space="preserve">Figura </w:t>
-      </w:r>
-      <w:r>
-        <w:rPr>
-          <w:noProof/>
-        </w:rPr>
-        <w:t>1</w:t>
-      </w:r>
-      <w:r>
-        <w:fldChar w:fldCharType="end"/>
-      </w:r>
-      <w:r>
-        <w:t xml:space="preserve"> y en el ejemplo de la </w:t>
-      </w:r>
-      <w:r>
-        <w:fldChar w:fldCharType="begin"/>
-      </w:r>
-      <w:r>
-        <w:instrText xml:space="preserve"> REF _Ref124151816 \h </w:instrText>
-      </w:r>
-      <w:r>
-        <w:fldChar w:fldCharType="separate"/>
-      </w:r>
-      <w:r>
-        <w:t xml:space="preserve">Tabla </w:t>
-      </w:r>
-      <w:r>
-        <w:rPr>
-          <w:noProof/>
-        </w:rPr>
-        <w:t>1</w:t>
-      </w:r>
-      <w:r>
-        <w:fldChar w:fldCharType="end"/>
-      </w:r>
-      <w:r>
-        <w:t xml:space="preserve">. Como puedes ver, también </w:t>
-      </w:r>
+        <w:t>cada capítulo debe comenzar siempre en una nueva página</w:t>
+      </w:r>
+      <w:r>
+        <w:t>. Puedes utilizar las herramientas de “Disposición” del procesador de textos para introducir un salgo de página. De este modo, aunque amplíes el tamaño de un capítulo, los que vienen a continuación comenzarán siempre al inicio de una nueva página.</w:t>
+      </w:r>
+    </w:p>
+    <w:p>
       <w:r>
         <w:lastRenderedPageBreak/>
-        <w:t xml:space="preserve">puedes utilizar las </w:t>
-      </w:r>
-      <w:r>
-        <w:rPr>
-          <w:b/>
-          <w:bCs/>
-        </w:rPr>
-        <w:t>referencias cruzadas</w:t>
-      </w:r>
-      <w:r>
-        <w:t xml:space="preserve"> del procesador de texto para hacer mención directa desde el texto a este tipo de elementos. En general</w:t>
-      </w:r>
-      <w:r>
-        <w:t>, es importante que describas mínimamente las figuras y las tablas desde el propio texto del documento, y antes de que aparezcan. Las figuras o tablas no deberían parecer un simple</w:t>
-      </w:r>
-      <w:r>
-        <w:t xml:space="preserve"> añadido descontextualizado, dejando su interpretación al lector. Destaca su importancia y justifica por qué has incluido estos elementos cuando estés escribiendo.</w:t>
-      </w:r>
-      <w:r>
-        <w:t xml:space="preserve"> Por ejemplo, en la </w:t>
-      </w:r>
-      <w:r>
-        <w:fldChar w:fldCharType="begin"/>
-      </w:r>
-      <w:r>
-        <w:instrText xml:space="preserve"> REF _Ref124151798 \h </w:instrText>
-      </w:r>
-      <w:r>
-        <w:fldChar w:fldCharType="separate"/>
-      </w:r>
-      <w:r>
-        <w:t xml:space="preserve">Figura </w:t>
-      </w:r>
-      <w:r>
-        <w:rPr>
-          <w:noProof/>
-        </w:rPr>
-        <w:t>1</w:t>
-      </w:r>
-      <w:r>
-        <w:fldChar w:fldCharType="end"/>
-      </w:r>
-      <w:r>
-        <w:t xml:space="preserve"> podemos observar los diferentes ámbitos de visibilidad de un identificador</w:t>
-      </w:r>
-      <w:r>
-        <w:t xml:space="preserve"> en cierto lenguaje de programación</w:t>
-      </w:r>
-      <w:r>
-        <w:t xml:space="preserve">. </w:t>
-      </w:r>
-      <w:r>
-        <w:t xml:space="preserve">Al estar definida la variable </w:t>
-      </w:r>
-      <w:r>
-        <w:t>“</w:t>
-      </w:r>
-      <w:r>
-        <w:rPr>
-          <w:i/>
-          <w:iCs/>
-        </w:rPr>
-        <w:t>Z</w:t>
-      </w:r>
-      <w:r>
-        <w:t>”</w:t>
-      </w:r>
-      <w:r>
-        <w:t xml:space="preserve"> en el ámbito del “</w:t>
-      </w:r>
-      <w:r>
-        <w:rPr>
-          <w:i/>
-          <w:iCs/>
-        </w:rPr>
-        <w:t>Procedimiento B</w:t>
-      </w:r>
-      <w:r>
-        <w:t>”</w:t>
-      </w:r>
-      <w:r>
-        <w:t>, no resulta visible desde el ámbito del “</w:t>
-      </w:r>
-      <w:r>
-        <w:rPr>
-          <w:i/>
-          <w:iCs/>
-        </w:rPr>
-        <w:t>Procedimiento A</w:t>
-      </w:r>
-      <w:r>
-        <w:t>". Sin embargo, la variable “</w:t>
-      </w:r>
-      <w:r>
-        <w:rPr>
-          <w:i/>
-          <w:iCs/>
-        </w:rPr>
-        <w:t>Y</w:t>
-      </w:r>
-      <w:r>
-        <w:t>” que está definida dentro del cuerpo del “</w:t>
-      </w:r>
-      <w:r>
-        <w:rPr>
-          <w:i/>
-          <w:iCs/>
-        </w:rPr>
-        <w:t>Procedimiento A</w:t>
-      </w:r>
-      <w:r>
-        <w:t>” sí resulta visible para el “</w:t>
-      </w:r>
-      <w:r>
-        <w:rPr>
-          <w:i/>
-          <w:iCs/>
-        </w:rPr>
-        <w:t>Procedimiento B</w:t>
-      </w:r>
-      <w:r>
-        <w:t>”.</w:t>
-      </w:r>
-      <w:r>
-        <w:t xml:space="preserve"> La variable “</w:t>
-      </w:r>
-      <w:r>
-        <w:rPr>
-          <w:i/>
-          <w:iCs/>
-        </w:rPr>
-        <w:t>X</w:t>
-      </w:r>
-      <w:r>
-        <w:t xml:space="preserve">” está definida en un ámbito </w:t>
-      </w:r>
-      <w:r>
-        <w:rPr>
-          <w:b/>
-          <w:bCs/>
-        </w:rPr>
-        <w:t>global</w:t>
-      </w:r>
-      <w:r>
-        <w:t xml:space="preserve"> y por tanto es accesible desde todo el código del programa.</w:t>
-      </w:r>
-    </w:p>
-    <w:p/>
-    <w:p>
-      <w:pPr>
-        <w:pStyle w:val="Descripcin"/>
-      </w:pPr>
-      <w:bookmarkStart w:id="5" w:name="_Ref124151798"/>
-      <w:bookmarkStart w:id="6" w:name="_Toc149554676"/>
-      <w:r>
-        <w:t xml:space="preserve">Figura </w:t>
-      </w:r>
-      <w:fldSimple w:instr=" SEQ Figura \* ARABIC ">
-        <w:r>
-          <w:rPr>
-            <w:noProof/>
-          </w:rPr>
-          <w:t>1</w:t>
-        </w:r>
-      </w:fldSimple>
-      <w:bookmarkEnd w:id="5"/>
-      <w:r>
-        <w:t>. Ámbito de un identificador.</w:t>
-      </w:r>
-      <w:bookmarkEnd w:id="6"/>
-    </w:p>
-    <w:p>
-      <w:pPr>
-        <w:jc w:val="center"/>
-      </w:pPr>
-      <w:r>
-        <w:rPr>
-          <w:noProof/>
-        </w:rPr>
-        <w:drawing>
-          <wp:inline distT="0" distB="0" distL="0" distR="0" wp14:anchorId="12DB648D" wp14:editId="24796DEA">
-            <wp:extent cx="2285336" cy="2475781"/>
-            <wp:effectExtent l="0" t="0" r="1270" b="1270"/>
-            <wp:docPr id="1" name="Imagen 1" descr="Texto&#10;&#10;Descripción generada automáticamente con confianza baja"/>
-            <wp:cNvGraphicFramePr>
-              <a:graphicFrameLocks xmlns:a="http://schemas.openxmlformats.org/drawingml/2006/main" noChangeAspect="1"/>
-            </wp:cNvGraphicFramePr>
-            <a:graphic xmlns:a="http://schemas.openxmlformats.org/drawingml/2006/main">
-              <a:graphicData uri="http://schemas.openxmlformats.org/drawingml/2006/picture">
-                <pic:pic xmlns:pic="http://schemas.openxmlformats.org/drawingml/2006/picture">
-                  <pic:nvPicPr>
-                    <pic:cNvPr id="1" name="Imagen 1" descr="Texto&#10;&#10;Descripción generada automáticamente con confianza baja"/>
-                    <pic:cNvPicPr/>
-                  </pic:nvPicPr>
-                  <pic:blipFill>
-                    <a:blip r:embed="rId16"/>
-                    <a:stretch>
-                      <a:fillRect/>
-                    </a:stretch>
-                  </pic:blipFill>
-                  <pic:spPr>
-                    <a:xfrm>
-                      <a:off x="0" y="0"/>
-                      <a:ext cx="2290614" cy="2481499"/>
-                    </a:xfrm>
-                    <a:prstGeom prst="rect">
-                      <a:avLst/>
-                    </a:prstGeom>
-                  </pic:spPr>
-                </pic:pic>
-              </a:graphicData>
-            </a:graphic>
-          </wp:inline>
-        </w:drawing>
-      </w:r>
-    </w:p>
-    <w:p>
-      <w:pPr>
-        <w:pStyle w:val="Descripcin"/>
-      </w:pPr>
-      <w:r>
-        <w:t xml:space="preserve">Fuente: </w:t>
-      </w:r>
-      <w:r>
-        <w:t>Joyanes (2008, p. 215).</w:t>
-      </w:r>
-    </w:p>
-    <w:p/>
-    <w:p>
-      <w:r>
-        <w:t xml:space="preserve">En la </w:t>
-      </w:r>
-      <w:r>
-        <w:fldChar w:fldCharType="begin"/>
-      </w:r>
-      <w:r>
-        <w:instrText xml:space="preserve"> REF _Ref124151816 \h </w:instrText>
-      </w:r>
-      <w:r>
-        <w:fldChar w:fldCharType="separate"/>
-      </w:r>
-      <w:r>
-        <w:t xml:space="preserve">Tabla </w:t>
-      </w:r>
-      <w:r>
-        <w:rPr>
-          <w:noProof/>
-        </w:rPr>
-        <w:t>1</w:t>
-      </w:r>
-      <w:r>
-        <w:fldChar w:fldCharType="end"/>
-      </w:r>
-      <w:r>
-        <w:t xml:space="preserve"> podemos ver un resumen de los principales tipos de audiencia que puede tener un documento de especificación de requisitos de un producto. Como podemos ver, esta audiencia puede ser muy variada</w:t>
-      </w:r>
-      <w:r>
-        <w:t xml:space="preserve">. Los clientes y los usuarios nos </w:t>
-      </w:r>
-      <w:r>
-        <w:t>dan</w:t>
-      </w:r>
-      <w:r>
-        <w:t xml:space="preserve"> información sobre sus necesidades, mientras que otros perfiles más técnicos utilizarán esta información para planificar el desarrollo</w:t>
-      </w:r>
-      <w:r>
-        <w:t>, implementar las características, probarlas y más adelante poder seguir manteniendo el sistema.</w:t>
-      </w:r>
-    </w:p>
-    <w:p>
-      <w:pPr>
-        <w:pStyle w:val="Descripcin"/>
-      </w:pPr>
-      <w:bookmarkStart w:id="7" w:name="_Ref124151816"/>
-      <w:bookmarkStart w:id="8" w:name="_Toc149554677"/>
-      <w:r>
-        <w:lastRenderedPageBreak/>
-        <w:t xml:space="preserve">Tabla </w:t>
-      </w:r>
-      <w:fldSimple w:instr=" SEQ Tabla \* ARABIC ">
-        <w:r>
-          <w:t>1</w:t>
-        </w:r>
-      </w:fldSimple>
-      <w:bookmarkEnd w:id="7"/>
-      <w:r>
-        <w:t>. Usuarios potenciales de un documento de requisitos.</w:t>
-      </w:r>
-      <w:bookmarkEnd w:id="8"/>
-    </w:p>
-    <w:tbl>
-      <w:tblPr>
-        <w:tblStyle w:val="TablaUNIR1"/>
-        <w:tblW w:w="0" w:type="auto"/>
-        <w:tblLook w:val="04A0" w:firstRow="1" w:lastRow="0" w:firstColumn="1" w:lastColumn="0" w:noHBand="0" w:noVBand="1"/>
-      </w:tblPr>
-      <w:tblGrid>
-        <w:gridCol w:w="960"/>
-        <w:gridCol w:w="1603"/>
-        <w:gridCol w:w="5647"/>
-      </w:tblGrid>
-      <w:tr>
-        <w:trPr>
-          <w:cnfStyle w:val="100000000000" w:firstRow="1" w:lastRow="0" w:firstColumn="0" w:lastColumn="0" w:oddVBand="0" w:evenVBand="0" w:oddHBand="0" w:evenHBand="0" w:firstRowFirstColumn="0" w:firstRowLastColumn="0" w:lastRowFirstColumn="0" w:lastRowLastColumn="0"/>
-        </w:trPr>
-        <w:tc>
-          <w:tcPr>
-            <w:tcW w:w="2563" w:type="dxa"/>
-            <w:gridSpan w:val="2"/>
-          </w:tcPr>
-          <w:p>
-            <w:pPr>
-              <w:spacing w:line="276" w:lineRule="auto"/>
-              <w:rPr>
-                <w:b/>
-                <w:bCs/>
-                <w:sz w:val="22"/>
-                <w:szCs w:val="22"/>
-              </w:rPr>
-            </w:pPr>
-            <w:r>
-              <w:rPr>
-                <w:b/>
-                <w:bCs/>
-                <w:sz w:val="22"/>
-                <w:szCs w:val="22"/>
-              </w:rPr>
-              <w:t>Perfil de audiencia</w:t>
-            </w:r>
-          </w:p>
-        </w:tc>
-        <w:tc>
-          <w:tcPr>
-            <w:tcW w:w="5647" w:type="dxa"/>
-          </w:tcPr>
-          <w:p>
-            <w:pPr>
-              <w:spacing w:line="276" w:lineRule="auto"/>
-              <w:rPr>
-                <w:b/>
-                <w:bCs/>
-                <w:sz w:val="22"/>
-                <w:szCs w:val="22"/>
-              </w:rPr>
-            </w:pPr>
-            <w:r>
-              <w:rPr>
-                <w:b/>
-                <w:bCs/>
-                <w:sz w:val="22"/>
-                <w:szCs w:val="22"/>
-              </w:rPr>
-              <w:t>Necesidades</w:t>
-            </w:r>
-          </w:p>
-        </w:tc>
-      </w:tr>
-      <w:tr>
-        <w:tc>
-          <w:tcPr>
-            <w:tcW w:w="960" w:type="dxa"/>
-          </w:tcPr>
-          <w:p>
-            <w:r>
-              <w:rPr>
-                <w:noProof/>
-              </w:rPr>
-              <mc:AlternateContent>
-                <mc:Choice Requires="wps">
-                  <w:drawing>
-                    <wp:anchor distT="0" distB="0" distL="114300" distR="114300" simplePos="0" relativeHeight="251659264" behindDoc="0" locked="0" layoutInCell="1" allowOverlap="1" wp14:anchorId="75B2B6B6" wp14:editId="64186B36">
-                      <wp:simplePos x="0" y="0"/>
-                      <wp:positionH relativeFrom="column">
-                        <wp:posOffset>0</wp:posOffset>
-                      </wp:positionH>
-                      <wp:positionV relativeFrom="paragraph">
-                        <wp:posOffset>0</wp:posOffset>
-                      </wp:positionV>
-                      <wp:extent cx="431255" cy="431255"/>
-                      <wp:effectExtent l="0" t="0" r="635" b="0"/>
-                      <wp:wrapNone/>
-                      <wp:docPr id="5" name="Rectángulo 5"/>
-                      <wp:cNvGraphicFramePr/>
-                      <a:graphic xmlns:a="http://schemas.openxmlformats.org/drawingml/2006/main">
-                        <a:graphicData uri="http://schemas.microsoft.com/office/word/2010/wordprocessingShape">
-                          <wps:wsp>
-                            <wps:cNvSpPr/>
-                            <wps:spPr>
-                              <a:xfrm>
-                                <a:off x="0" y="0"/>
-                                <a:ext cx="431255" cy="431255"/>
-                              </a:xfrm>
-                              <a:prstGeom prst="rect">
-                                <a:avLst/>
-                              </a:prstGeom>
-                              <a:blipFill>
-                                <a:blip r:embed="rId17"/>
-                                <a:srcRect/>
-                                <a:stretch>
-                                  <a:fillRect/>
-                                </a:stretch>
-                              </a:blipFill>
-                              <a:ln>
-                                <a:noFill/>
-                              </a:ln>
-                            </wps:spPr>
-                            <wps:style>
-                              <a:lnRef idx="2">
-                                <a:schemeClr val="accent1">
-                                  <a:alpha val="90000"/>
-                                  <a:tint val="40000"/>
-                                  <a:hueOff val="0"/>
-                                  <a:satOff val="0"/>
-                                  <a:lumOff val="0"/>
-                                  <a:alphaOff val="0"/>
-                                </a:schemeClr>
-                              </a:lnRef>
-                              <a:fillRef idx="1">
-                                <a:scrgbClr r="0" g="0" b="0"/>
-                              </a:fillRef>
-                              <a:effectRef idx="0">
-                                <a:schemeClr val="accent1">
-                                  <a:alpha val="90000"/>
-                                  <a:tint val="40000"/>
-                                  <a:hueOff val="0"/>
-                                  <a:satOff val="0"/>
-                                  <a:lumOff val="0"/>
-                                  <a:alphaOff val="0"/>
-                                </a:schemeClr>
-                              </a:effectRef>
-                              <a:fontRef idx="minor">
-                                <a:schemeClr val="dk1">
-                                  <a:hueOff val="0"/>
-                                  <a:satOff val="0"/>
-                                  <a:lumOff val="0"/>
-                                  <a:alphaOff val="0"/>
-                                </a:schemeClr>
-                              </a:fontRef>
-                            </wps:style>
-                            <wps:bodyPr/>
-                          </wps:wsp>
-                        </a:graphicData>
-                      </a:graphic>
-                    </wp:anchor>
-                  </w:drawing>
-                </mc:Choice>
-                <mc:Fallback>
-                  <w:pict>
-                    <v:rect w14:anchorId="73B55CAA" id="Rectángulo 5" o:spid="_x0000_s1026" style="position:absolute;margin-left:0;margin-top:0;width:33.95pt;height:33.95pt;z-index:251659264;visibility:visible;mso-wrap-style:square;mso-wrap-distance-left:9pt;mso-wrap-distance-top:0;mso-wrap-distance-right:9pt;mso-wrap-distance-bottom:0;mso-position-horizontal:absolute;mso-position-horizontal-relative:text;mso-position-vertical:absolute;mso-position-vertical-relative:text;v-text-anchor:top" o:gfxdata="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" stroked="f" strokeweight="1pt">
-                      <v:fill r:id="rId18" o:title="" recolor="t" rotate="t" type="frame"/>
-                    </v:rect>
-                  </w:pict>
-                </mc:Fallback>
-              </mc:AlternateContent>
-            </w:r>
-          </w:p>
-        </w:tc>
-        <w:tc>
-          <w:tcPr>
-            <w:tcW w:w="1603" w:type="dxa"/>
-          </w:tcPr>
-          <w:p>
-            <w:pPr>
-              <w:spacing w:before="0" w:line="240" w:lineRule="auto"/>
-              <w:rPr>
-                <w:sz w:val="22"/>
-                <w:szCs w:val="22"/>
-              </w:rPr>
-            </w:pPr>
-            <w:r>
-              <w:rPr>
-                <w:sz w:val="22"/>
-                <w:szCs w:val="22"/>
-              </w:rPr>
-              <w:t>Clientes y usuarios</w:t>
-            </w:r>
-          </w:p>
-        </w:tc>
-        <w:tc>
-          <w:tcPr>
-            <w:tcW w:w="5647" w:type="dxa"/>
-          </w:tcPr>
-          <w:p>
-            <w:pPr>
-              <w:spacing w:before="0" w:line="240" w:lineRule="auto"/>
-              <w:rPr>
-                <w:rFonts w:ascii="Times New Roman" w:hAnsi="Times New Roman"/>
-                <w:color w:val="auto"/>
-                <w:sz w:val="22"/>
-                <w:szCs w:val="22"/>
-                <w:lang w:eastAsia="es-ES_tradnl"/>
-              </w:rPr>
-            </w:pPr>
-            <w:r>
-              <w:rPr>
-                <w:sz w:val="22"/>
-                <w:szCs w:val="22"/>
-              </w:rPr>
-              <w:t xml:space="preserve">Expresan sus necesidades y revisan el documento comprobando que lo incluido es correcto, ayudando a </w:t>
-            </w:r>
-            <w:r>
-              <w:rPr>
-                <w:sz w:val="22"/>
-                <w:szCs w:val="22"/>
-              </w:rPr>
-              <w:t>detectar</w:t>
-            </w:r>
-            <w:r>
-              <w:rPr>
-                <w:sz w:val="22"/>
-                <w:szCs w:val="22"/>
-              </w:rPr>
-              <w:t xml:space="preserve"> posibles cambios.</w:t>
-            </w:r>
-          </w:p>
-        </w:tc>
-      </w:tr>
-      <w:tr>
-        <w:tc>
-          <w:tcPr>
-            <w:tcW w:w="960" w:type="dxa"/>
-          </w:tcPr>
-          <w:p>
-            <w:r>
-              <w:rPr>
-                <w:noProof/>
-              </w:rPr>
-              <mc:AlternateContent>
-                <mc:Choice Requires="wps">
-                  <w:drawing>
-                    <wp:anchor distT="0" distB="0" distL="114300" distR="114300" simplePos="0" relativeHeight="251660288" behindDoc="0" locked="0" layoutInCell="1" allowOverlap="1" wp14:anchorId="17D5E3A4" wp14:editId="038AC913">
-                      <wp:simplePos x="0" y="0"/>
-                      <wp:positionH relativeFrom="column">
-                        <wp:posOffset>0</wp:posOffset>
-                      </wp:positionH>
-                      <wp:positionV relativeFrom="paragraph">
-                        <wp:posOffset>0</wp:posOffset>
-                      </wp:positionV>
-                      <wp:extent cx="431255" cy="431255"/>
-                      <wp:effectExtent l="0" t="0" r="635" b="635"/>
-                      <wp:wrapNone/>
-                      <wp:docPr id="7" name="Rectángulo 7"/>
-                      <wp:cNvGraphicFramePr/>
-                      <a:graphic xmlns:a="http://schemas.openxmlformats.org/drawingml/2006/main">
-                        <a:graphicData uri="http://schemas.microsoft.com/office/word/2010/wordprocessingShape">
-                          <wps:wsp>
-                            <wps:cNvSpPr/>
-                            <wps:spPr>
-                              <a:xfrm>
-                                <a:off x="0" y="0"/>
-                                <a:ext cx="431255" cy="431255"/>
-                              </a:xfrm>
-                              <a:prstGeom prst="rect">
-                                <a:avLst/>
-                              </a:prstGeom>
-                              <a:blipFill>
-                                <a:blip r:embed="rId19"/>
-                                <a:srcRect/>
-                                <a:stretch>
-                                  <a:fillRect/>
-                                </a:stretch>
-                              </a:blipFill>
-                              <a:ln>
-                                <a:noFill/>
-                              </a:ln>
-                            </wps:spPr>
-                            <wps:style>
-                              <a:lnRef idx="2">
-                                <a:schemeClr val="accent1">
-                                  <a:alpha val="90000"/>
-                                  <a:tint val="40000"/>
-                                  <a:hueOff val="0"/>
-                                  <a:satOff val="0"/>
-                                  <a:lumOff val="0"/>
-                                  <a:alphaOff val="0"/>
-                                </a:schemeClr>
-                              </a:lnRef>
-                              <a:fillRef idx="1">
-                                <a:scrgbClr r="0" g="0" b="0"/>
-                              </a:fillRef>
-                              <a:effectRef idx="0">
-                                <a:schemeClr val="accent1">
-                                  <a:alpha val="90000"/>
-                                  <a:tint val="40000"/>
-                                  <a:hueOff val="0"/>
-                                  <a:satOff val="0"/>
-                                  <a:lumOff val="0"/>
-                                  <a:alphaOff val="0"/>
-                                </a:schemeClr>
-                              </a:effectRef>
-                              <a:fontRef idx="minor">
-                                <a:schemeClr val="dk1">
-                                  <a:hueOff val="0"/>
-                                  <a:satOff val="0"/>
-                                  <a:lumOff val="0"/>
-                                  <a:alphaOff val="0"/>
-                                </a:schemeClr>
-                              </a:fontRef>
-                            </wps:style>
-                            <wps:bodyPr/>
-                          </wps:wsp>
-                        </a:graphicData>
-                      </a:graphic>
-                    </wp:anchor>
-                  </w:drawing>
-                </mc:Choice>
-                <mc:Fallback>
-                  <w:pict>
-                    <v:rect w14:anchorId="40878A33" id="Rectángulo 7" o:spid="_x0000_s1026" style="position:absolute;margin-left:0;margin-top:0;width:33.95pt;height:33.95pt;z-index:251660288;visibility:visible;mso-wrap-style:square;mso-wrap-distance-left:9pt;mso-wrap-distance-top:0;mso-wrap-distance-right:9pt;mso-wrap-distance-bottom:0;mso-position-horizontal:absolute;mso-position-horizontal-relative:text;mso-position-vertical:absolute;mso-position-vertical-relative:text;v-text-anchor:top" o:gfxdata="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" stroked="f" strokeweight="1pt">
-                      <v:fill r:id="rId20" o:title="" recolor="t" rotate="t" type="frame"/>
-                    </v:rect>
-                  </w:pict>
-                </mc:Fallback>
-              </mc:AlternateContent>
-            </w:r>
-          </w:p>
-        </w:tc>
-        <w:tc>
-          <w:tcPr>
-            <w:tcW w:w="1603" w:type="dxa"/>
-          </w:tcPr>
-          <w:p>
-            <w:pPr>
-              <w:spacing w:before="0" w:line="240" w:lineRule="auto"/>
-              <w:jc w:val="left"/>
-              <w:rPr>
-                <w:sz w:val="22"/>
-                <w:szCs w:val="22"/>
-              </w:rPr>
-            </w:pPr>
-            <w:r>
-              <w:rPr>
-                <w:sz w:val="22"/>
-                <w:szCs w:val="22"/>
-              </w:rPr>
-              <w:t>Gestores del proyecto</w:t>
-            </w:r>
-          </w:p>
-        </w:tc>
-        <w:tc>
-          <w:tcPr>
-            <w:tcW w:w="5647" w:type="dxa"/>
-          </w:tcPr>
-          <w:p>
-            <w:pPr>
-              <w:spacing w:before="0" w:line="240" w:lineRule="auto"/>
-              <w:rPr>
-                <w:sz w:val="22"/>
-                <w:szCs w:val="22"/>
-              </w:rPr>
-            </w:pPr>
-            <w:r>
-              <w:rPr>
-                <w:sz w:val="22"/>
-                <w:szCs w:val="22"/>
-              </w:rPr>
-              <w:t>Emplean el documento para poder planificar el desarrollo y determinar los recursos y el tiempo necesarios para su construcción.</w:t>
-            </w:r>
-          </w:p>
-        </w:tc>
-      </w:tr>
-      <w:tr>
-        <w:tc>
-          <w:tcPr>
-            <w:tcW w:w="960" w:type="dxa"/>
-          </w:tcPr>
-          <w:p>
-            <w:r>
-              <w:rPr>
-                <w:noProof/>
-              </w:rPr>
-              <mc:AlternateContent>
-                <mc:Choice Requires="wps">
-                  <w:drawing>
-                    <wp:anchor distT="0" distB="0" distL="114300" distR="114300" simplePos="0" relativeHeight="251661312" behindDoc="0" locked="0" layoutInCell="1" allowOverlap="1" wp14:anchorId="7E507DBE" wp14:editId="70F4E9CA">
-                      <wp:simplePos x="0" y="0"/>
-                      <wp:positionH relativeFrom="column">
-                        <wp:posOffset>0</wp:posOffset>
-                      </wp:positionH>
-                      <wp:positionV relativeFrom="paragraph">
-                        <wp:posOffset>0</wp:posOffset>
-                      </wp:positionV>
-                      <wp:extent cx="431255" cy="431255"/>
-                      <wp:effectExtent l="0" t="0" r="635" b="635"/>
-                      <wp:wrapNone/>
-                      <wp:docPr id="11" name="Rectángulo 11"/>
-                      <wp:cNvGraphicFramePr/>
-                      <a:graphic xmlns:a="http://schemas.openxmlformats.org/drawingml/2006/main">
-                        <a:graphicData uri="http://schemas.microsoft.com/office/word/2010/wordprocessingShape">
-                          <wps:wsp>
-                            <wps:cNvSpPr/>
-                            <wps:spPr>
-                              <a:xfrm>
-                                <a:off x="0" y="0"/>
-                                <a:ext cx="431255" cy="431255"/>
-                              </a:xfrm>
-                              <a:prstGeom prst="rect">
-                                <a:avLst/>
-                              </a:prstGeom>
-                              <a:blipFill>
-                                <a:blip r:embed="rId21"/>
-                                <a:srcRect/>
-                                <a:stretch>
-                                  <a:fillRect/>
-                                </a:stretch>
-                              </a:blipFill>
-                              <a:ln>
-                                <a:noFill/>
-                              </a:ln>
-                            </wps:spPr>
-                            <wps:style>
-                              <a:lnRef idx="2">
-                                <a:schemeClr val="accent1">
-                                  <a:alpha val="90000"/>
-                                  <a:tint val="40000"/>
-                                  <a:hueOff val="0"/>
-                                  <a:satOff val="0"/>
-                                  <a:lumOff val="0"/>
-                                  <a:alphaOff val="0"/>
-                                </a:schemeClr>
-                              </a:lnRef>
-                              <a:fillRef idx="1">
-                                <a:scrgbClr r="0" g="0" b="0"/>
-                              </a:fillRef>
-                              <a:effectRef idx="0">
-                                <a:schemeClr val="accent1">
-                                  <a:alpha val="90000"/>
-                                  <a:tint val="40000"/>
-                                  <a:hueOff val="0"/>
-                                  <a:satOff val="0"/>
-                                  <a:lumOff val="0"/>
-                                  <a:alphaOff val="0"/>
-                                </a:schemeClr>
-                              </a:effectRef>
-                              <a:fontRef idx="minor">
-                                <a:schemeClr val="dk1">
-                                  <a:hueOff val="0"/>
-                                  <a:satOff val="0"/>
-                                  <a:lumOff val="0"/>
-                                  <a:alphaOff val="0"/>
-                                </a:schemeClr>
-                              </a:fontRef>
-                            </wps:style>
-                            <wps:bodyPr/>
-                          </wps:wsp>
-                        </a:graphicData>
-                      </a:graphic>
-                    </wp:anchor>
-                  </w:drawing>
-                </mc:Choice>
-                <mc:Fallback>
-                  <w:pict>
-                    <v:rect w14:anchorId="72B9F27B" id="Rectángulo 11" o:spid="_x0000_s1026" style="position:absolute;margin-left:0;margin-top:0;width:33.95pt;height:33.95pt;z-index:251661312;visibility:visible;mso-wrap-style:square;mso-wrap-distance-left:9pt;mso-wrap-distance-top:0;mso-wrap-distance-right:9pt;mso-wrap-distance-bottom:0;mso-position-horizontal:absolute;mso-position-horizontal-relative:text;mso-position-vertical:absolute;mso-position-vertical-relative:text;v-text-anchor:top" o:gfxdata="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" stroked="f" strokeweight="1pt">
-                      <v:fill r:id="rId22" o:title="" recolor="t" rotate="t" type="frame"/>
-                    </v:rect>
-                  </w:pict>
-                </mc:Fallback>
-              </mc:AlternateContent>
-            </w:r>
-          </w:p>
-        </w:tc>
-        <w:tc>
-          <w:tcPr>
-            <w:tcW w:w="1603" w:type="dxa"/>
-          </w:tcPr>
-          <w:p>
-            <w:pPr>
-              <w:spacing w:before="0" w:line="240" w:lineRule="auto"/>
-              <w:rPr>
-                <w:sz w:val="22"/>
-                <w:szCs w:val="22"/>
-              </w:rPr>
-            </w:pPr>
-            <w:r>
-              <w:rPr>
-                <w:sz w:val="22"/>
-                <w:szCs w:val="22"/>
-              </w:rPr>
-              <w:t>Ingenieros del proyecto</w:t>
-            </w:r>
-          </w:p>
-        </w:tc>
-        <w:tc>
-          <w:tcPr>
-            <w:tcW w:w="5647" w:type="dxa"/>
-          </w:tcPr>
-          <w:p>
-            <w:pPr>
-              <w:spacing w:before="0" w:line="240" w:lineRule="auto"/>
-              <w:rPr>
-                <w:sz w:val="22"/>
-                <w:szCs w:val="22"/>
-              </w:rPr>
-            </w:pPr>
-            <w:r>
-              <w:rPr>
-                <w:sz w:val="22"/>
-                <w:szCs w:val="22"/>
-              </w:rPr>
-              <w:t>Usan los requisitos para comprender las características del sistema que deben desarrollar.</w:t>
-            </w:r>
-          </w:p>
-        </w:tc>
-      </w:tr>
-      <w:tr>
-        <w:tc>
-          <w:tcPr>
-            <w:tcW w:w="960" w:type="dxa"/>
-          </w:tcPr>
-          <w:p>
-            <w:r>
-              <w:rPr>
-                <w:noProof/>
-              </w:rPr>
-              <mc:AlternateContent>
-                <mc:Choice Requires="wps">
-                  <w:drawing>
-                    <wp:anchor distT="0" distB="0" distL="114300" distR="114300" simplePos="0" relativeHeight="251662336" behindDoc="0" locked="0" layoutInCell="1" allowOverlap="1" wp14:anchorId="7EB9EFAD" wp14:editId="3E2CC572">
-                      <wp:simplePos x="0" y="0"/>
-                      <wp:positionH relativeFrom="column">
-                        <wp:posOffset>0</wp:posOffset>
-                      </wp:positionH>
-                      <wp:positionV relativeFrom="paragraph">
-                        <wp:posOffset>0</wp:posOffset>
-                      </wp:positionV>
-                      <wp:extent cx="431255" cy="431255"/>
-                      <wp:effectExtent l="0" t="0" r="635" b="635"/>
-                      <wp:wrapNone/>
-                      <wp:docPr id="12" name="Rectángulo 12"/>
-                      <wp:cNvGraphicFramePr/>
-                      <a:graphic xmlns:a="http://schemas.openxmlformats.org/drawingml/2006/main">
-                        <a:graphicData uri="http://schemas.microsoft.com/office/word/2010/wordprocessingShape">
-                          <wps:wsp>
-                            <wps:cNvSpPr/>
-                            <wps:spPr>
-                              <a:xfrm>
-                                <a:off x="0" y="0"/>
-                                <a:ext cx="431255" cy="431255"/>
-                              </a:xfrm>
-                              <a:prstGeom prst="rect">
-                                <a:avLst/>
-                              </a:prstGeom>
-                              <a:blipFill>
-                                <a:blip r:embed="rId23"/>
-                                <a:srcRect/>
-                                <a:stretch>
-                                  <a:fillRect/>
-                                </a:stretch>
-                              </a:blipFill>
-                              <a:ln>
-                                <a:noFill/>
-                              </a:ln>
-                            </wps:spPr>
-                            <wps:style>
-                              <a:lnRef idx="2">
-                                <a:schemeClr val="accent1">
-                                  <a:alpha val="90000"/>
-                                  <a:tint val="40000"/>
-                                  <a:hueOff val="0"/>
-                                  <a:satOff val="0"/>
-                                  <a:lumOff val="0"/>
-                                  <a:alphaOff val="0"/>
-                                </a:schemeClr>
-                              </a:lnRef>
-                              <a:fillRef idx="1">
-                                <a:scrgbClr r="0" g="0" b="0"/>
-                              </a:fillRef>
-                              <a:effectRef idx="0">
-                                <a:schemeClr val="accent1">
-                                  <a:alpha val="90000"/>
-                                  <a:tint val="40000"/>
-                                  <a:hueOff val="0"/>
-                                  <a:satOff val="0"/>
-                                  <a:lumOff val="0"/>
-                                  <a:alphaOff val="0"/>
-                                </a:schemeClr>
-                              </a:effectRef>
-                              <a:fontRef idx="minor">
-                                <a:schemeClr val="dk1">
-                                  <a:hueOff val="0"/>
-                                  <a:satOff val="0"/>
-                                  <a:lumOff val="0"/>
-                                  <a:alphaOff val="0"/>
-                                </a:schemeClr>
-                              </a:fontRef>
-                            </wps:style>
-                            <wps:bodyPr/>
-                          </wps:wsp>
-                        </a:graphicData>
-                      </a:graphic>
-                    </wp:anchor>
-                  </w:drawing>
-                </mc:Choice>
-                <mc:Fallback>
-                  <w:pict>
-                    <v:rect w14:anchorId="52D82A77" id="Rectángulo 12" o:spid="_x0000_s1026" style="position:absolute;margin-left:0;margin-top:0;width:33.95pt;height:33.95pt;z-index:251662336;visibility:visible;mso-wrap-style:square;mso-wrap-distance-left:9pt;mso-wrap-distance-top:0;mso-wrap-distance-right:9pt;mso-wrap-distance-bottom:0;mso-position-horizontal:absolute;mso-position-horizontal-relative:text;mso-position-vertical:absolute;mso-position-vertical-relative:text;v-text-anchor:top" o:gfxdata="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" stroked="f" strokeweight="1pt">
-                      <v:fill r:id="rId24" o:title="" recolor="t" rotate="t" type="frame"/>
-                    </v:rect>
-                  </w:pict>
-                </mc:Fallback>
-              </mc:AlternateContent>
-            </w:r>
-          </w:p>
-        </w:tc>
-        <w:tc>
-          <w:tcPr>
-            <w:tcW w:w="1603" w:type="dxa"/>
-          </w:tcPr>
-          <w:p>
-            <w:pPr>
-              <w:spacing w:before="0" w:line="240" w:lineRule="auto"/>
-              <w:rPr>
-                <w:sz w:val="22"/>
-                <w:szCs w:val="22"/>
-              </w:rPr>
-            </w:pPr>
-            <w:r>
-              <w:rPr>
-                <w:sz w:val="22"/>
-                <w:szCs w:val="22"/>
-              </w:rPr>
-              <w:t>Ingenieros de pruebas</w:t>
-            </w:r>
-          </w:p>
-        </w:tc>
-        <w:tc>
-          <w:tcPr>
-            <w:tcW w:w="5647" w:type="dxa"/>
-          </w:tcPr>
-          <w:p>
-            <w:pPr>
-              <w:spacing w:before="0" w:line="240" w:lineRule="auto"/>
-              <w:rPr>
-                <w:sz w:val="22"/>
-                <w:szCs w:val="22"/>
-              </w:rPr>
-            </w:pPr>
-            <w:r>
-              <w:rPr>
-                <w:sz w:val="22"/>
-                <w:szCs w:val="22"/>
-              </w:rPr>
-              <w:t>Emplean la especificación para definir las pruebas de validación</w:t>
-            </w:r>
-            <w:r>
-              <w:rPr>
-                <w:sz w:val="22"/>
-                <w:szCs w:val="22"/>
-              </w:rPr>
-              <w:t>.</w:t>
-            </w:r>
-          </w:p>
-        </w:tc>
-      </w:tr>
-      <w:tr>
-        <w:tc>
-          <w:tcPr>
-            <w:tcW w:w="960" w:type="dxa"/>
-          </w:tcPr>
-          <w:p>
-            <w:r>
-              <w:rPr>
-                <w:noProof/>
-              </w:rPr>
-              <mc:AlternateContent>
-                <mc:Choice Requires="wps">
-                  <w:drawing>
-                    <wp:anchor distT="0" distB="0" distL="114300" distR="114300" simplePos="0" relativeHeight="251663360" behindDoc="0" locked="0" layoutInCell="1" allowOverlap="1" wp14:anchorId="569F7B28" wp14:editId="3F449814">
-                      <wp:simplePos x="0" y="0"/>
-                      <wp:positionH relativeFrom="column">
-                        <wp:posOffset>0</wp:posOffset>
-                      </wp:positionH>
-                      <wp:positionV relativeFrom="paragraph">
-                        <wp:posOffset>0</wp:posOffset>
-                      </wp:positionV>
-                      <wp:extent cx="431255" cy="431255"/>
-                      <wp:effectExtent l="0" t="0" r="0" b="635"/>
-                      <wp:wrapNone/>
-                      <wp:docPr id="18" name="Rectángulo 18"/>
-                      <wp:cNvGraphicFramePr/>
-                      <a:graphic xmlns:a="http://schemas.openxmlformats.org/drawingml/2006/main">
-                        <a:graphicData uri="http://schemas.microsoft.com/office/word/2010/wordprocessingShape">
-                          <wps:wsp>
-                            <wps:cNvSpPr/>
-                            <wps:spPr>
-                              <a:xfrm>
-                                <a:off x="0" y="0"/>
-                                <a:ext cx="431255" cy="431255"/>
-                              </a:xfrm>
-                              <a:prstGeom prst="rect">
-                                <a:avLst/>
-                              </a:prstGeom>
-                              <a:blipFill>
-                                <a:blip r:embed="rId25" cstate="print">
-                                  <a:extLst>
-                                    <a:ext uri="{28A0092B-C50C-407E-A947-70E740481C1C}">
-                                      <a14:useLocalDpi xmlns:a14="http://schemas.microsoft.com/office/drawing/2010/main" val="0"/>
-                                    </a:ext>
-                                  </a:extLst>
-                                </a:blip>
-                                <a:srcRect/>
-                                <a:stretch>
-                                  <a:fillRect/>
-                                </a:stretch>
-                              </a:blipFill>
-                              <a:ln>
-                                <a:noFill/>
-                              </a:ln>
-                            </wps:spPr>
-                            <wps:style>
-                              <a:lnRef idx="2">
-                                <a:schemeClr val="accent1">
-                                  <a:alpha val="90000"/>
-                                  <a:tint val="40000"/>
-                                  <a:hueOff val="0"/>
-                                  <a:satOff val="0"/>
-                                  <a:lumOff val="0"/>
-                                  <a:alphaOff val="0"/>
-                                </a:schemeClr>
-                              </a:lnRef>
-                              <a:fillRef idx="1">
-                                <a:scrgbClr r="0" g="0" b="0"/>
-                              </a:fillRef>
-                              <a:effectRef idx="0">
-                                <a:schemeClr val="accent1">
-                                  <a:alpha val="90000"/>
-                                  <a:tint val="40000"/>
-                                  <a:hueOff val="0"/>
-                                  <a:satOff val="0"/>
-                                  <a:lumOff val="0"/>
-                                  <a:alphaOff val="0"/>
-                                </a:schemeClr>
-                              </a:effectRef>
-                              <a:fontRef idx="minor">
-                                <a:schemeClr val="dk1">
-                                  <a:hueOff val="0"/>
-                                  <a:satOff val="0"/>
-                                  <a:lumOff val="0"/>
-                                  <a:alphaOff val="0"/>
-                                </a:schemeClr>
-                              </a:fontRef>
-                            </wps:style>
-                            <wps:bodyPr/>
-                          </wps:wsp>
-                        </a:graphicData>
-                      </a:graphic>
-                    </wp:anchor>
-                  </w:drawing>
-                </mc:Choice>
-                <mc:Fallback>
-                  <w:pict>
-                    <v:rect w14:anchorId="590C030E" id="Rectángulo 18" o:spid="_x0000_s1026" style="position:absolute;margin-left:0;margin-top:0;width:33.95pt;height:33.95pt;z-index:251663360;visibility:visible;mso-wrap-style:square;mso-wrap-distance-left:9pt;mso-wrap-distance-top:0;mso-wrap-distance-right:9pt;mso-wrap-distance-bottom:0;mso-position-horizontal:absolute;mso-position-horizontal-relative:text;mso-position-vertical:absolute;mso-position-vertical-relative:text;v-text-anchor:top" o:gfxdata="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" stroked="f" strokeweight="1pt">
-                      <v:fill r:id="rId26" o:title="" recolor="t" rotate="t" type="frame"/>
-                    </v:rect>
-                  </w:pict>
-                </mc:Fallback>
-              </mc:AlternateContent>
-            </w:r>
-          </w:p>
-        </w:tc>
-        <w:tc>
-          <w:tcPr>
-            <w:tcW w:w="1603" w:type="dxa"/>
-          </w:tcPr>
-          <w:p>
-            <w:pPr>
-              <w:spacing w:before="0" w:line="240" w:lineRule="auto"/>
-              <w:rPr>
-                <w:sz w:val="22"/>
-                <w:szCs w:val="22"/>
-              </w:rPr>
-            </w:pPr>
-            <w:r>
-              <w:rPr>
-                <w:sz w:val="22"/>
-                <w:szCs w:val="22"/>
-              </w:rPr>
-              <w:t>Ingenieros de mantenimiento</w:t>
-            </w:r>
-          </w:p>
-        </w:tc>
-        <w:tc>
-          <w:tcPr>
-            <w:tcW w:w="5647" w:type="dxa"/>
-          </w:tcPr>
-          <w:p>
-            <w:pPr>
-              <w:spacing w:before="0" w:line="240" w:lineRule="auto"/>
-              <w:rPr>
-                <w:sz w:val="22"/>
-                <w:szCs w:val="22"/>
-              </w:rPr>
-            </w:pPr>
-            <w:r>
-              <w:rPr>
-                <w:sz w:val="22"/>
-                <w:szCs w:val="22"/>
-              </w:rPr>
-              <w:t>Utilizan el documento para comprender el sistema y las relaciones entre sus componentes.</w:t>
-            </w:r>
-          </w:p>
-        </w:tc>
-      </w:tr>
-    </w:tbl>
-    <w:p>
-      <w:pPr>
-        <w:pStyle w:val="Descripcin"/>
-      </w:pPr>
-      <w:r>
-        <w:t>Fuente:</w:t>
-      </w:r>
-      <w:r>
-        <w:t xml:space="preserve"> Adaptado de Sommerville (2011, p. 92)</w:t>
-      </w:r>
-      <w:r>
-        <w:t>.</w:t>
-      </w:r>
-    </w:p>
-    <w:p/>
-    <w:p>
-      <w:pPr>
-        <w:pStyle w:val="Ttulo2"/>
-      </w:pPr>
-      <w:bookmarkStart w:id="9" w:name="_Toc149554658"/>
-      <w:r>
-        <w:t>Planteamiento del trabajo</w:t>
-      </w:r>
-      <w:bookmarkEnd w:id="9"/>
-    </w:p>
-    <w:p>
-      <w:r>
-        <w:t>Describe aquí las líneas generales del planteamiento de tu solución. Se trata de explicar qué tipo de aportación presentas en tu trabajo, cuáles son los objetivos</w:t>
-      </w:r>
-      <w:r>
-        <w:t xml:space="preserve"> y a qué tipo de resultados llegas.</w:t>
-      </w:r>
-      <w:r>
-        <w:t xml:space="preserve"> Aprovecha para resaltar aquello que te parezca más novedoso, interesante o útil de tu aportación, poniendo en valor </w:t>
-      </w:r>
-      <w:r>
-        <w:t>su importancia.</w:t>
-      </w:r>
-    </w:p>
-    <w:p/>
-    <w:p>
-      <w:pPr>
-        <w:pStyle w:val="Ttulo2"/>
-      </w:pPr>
-      <w:bookmarkStart w:id="10" w:name="_Toc149554659"/>
-      <w:r>
-        <w:t>Estructura del trabajo</w:t>
-      </w:r>
-      <w:bookmarkEnd w:id="10"/>
-    </w:p>
-    <w:p>
-      <w:r>
-        <w:t xml:space="preserve">Finaliza el capítulo de introducción con una </w:t>
-      </w:r>
-      <w:r>
-        <w:rPr>
-          <w:b/>
-          <w:bCs/>
-        </w:rPr>
-        <w:t>descripción general</w:t>
-      </w:r>
-      <w:r>
-        <w:t xml:space="preserve"> </w:t>
-      </w:r>
-      <w:r>
-        <w:t>de la estructura y el</w:t>
-      </w:r>
-      <w:r>
-        <w:t xml:space="preserve"> contenido del resto del </w:t>
-      </w:r>
-      <w:r>
-        <w:t>trabajo</w:t>
-      </w:r>
-      <w:r>
-        <w:t xml:space="preserve">. Debería escribir </w:t>
-      </w:r>
-      <w:r>
-        <w:t>al menos un párrafo de resumen del contenido de cada capítulo. Por ejemplo:</w:t>
-      </w:r>
-    </w:p>
-    <w:p>
-      <w:r>
-        <w:t>En el Capítulo 2 se presenta el análisis de c</w:t>
-      </w:r>
-      <w:r>
-        <w:t>ontexto y los principales resultados encontrados en el Estado del Arte. Podemos dest</w:t>
-      </w:r>
-      <w:r>
-        <w:t>a</w:t>
-      </w:r>
-      <w:r>
-        <w:t>car…</w:t>
-      </w:r>
-      <w:r>
-        <w:t xml:space="preserve"> (resume los </w:t>
-      </w:r>
-      <w:r>
-        <w:t>aspectos más importantes</w:t>
-      </w:r>
-      <w:r>
-        <w:t xml:space="preserve"> del capítulo).</w:t>
-      </w:r>
-    </w:p>
-    <w:p>
-      <w:r>
-        <w:t>Y así con todos los capítulos.</w:t>
-      </w:r>
-    </w:p>
-    <w:p>
-      <w:pPr>
-        <w:pStyle w:val="Ttulo1"/>
-        <w:rPr>
-          <w:highlight w:val="magenta"/>
-        </w:rPr>
-      </w:pPr>
-      <w:bookmarkStart w:id="11" w:name="_Toc149554660"/>
-      <w:r>
-        <w:rPr>
-          <w:highlight w:val="magenta"/>
-        </w:rPr>
-        <w:lastRenderedPageBreak/>
-        <w:t>Contexto y Estado del Arte</w:t>
-      </w:r>
-      <w:bookmarkEnd w:id="11"/>
-    </w:p>
-    <w:p>
-      <w:r>
-        <w:t xml:space="preserve">Recuerda que </w:t>
-      </w:r>
-      <w:r>
-        <w:rPr>
-          <w:b/>
-          <w:bCs/>
-        </w:rPr>
-        <w:t>cada capítulo debe comenzar siempre en una nueva página</w:t>
-      </w:r>
-      <w:r>
-        <w:t>. Puedes utilizar las herramientas de “Disposición” del procesador de textos para introducir un salgo de página. De este modo, aunque amplíes el tamaño de un capítulo, los que vienen a continuación comenzarán siempre al inicio de una nueva página.</w:t>
-      </w:r>
-    </w:p>
-    <w:p>
-      <w:r>
         <w:t>Recuerda que si este capítulo queda demasiado extenso so puedes separar en dos capítulos diferentes:</w:t>
       </w:r>
     </w:p>
@@ -4263,14 +2972,14 @@
       <w:pPr>
         <w:pStyle w:val="Ttulo2"/>
       </w:pPr>
-      <w:bookmarkStart w:id="12" w:name="_Toc149554661"/>
+      <w:bookmarkStart w:id="8" w:name="_Toc149554661"/>
       <w:r>
         <w:t>“T</w:t>
       </w:r>
       <w:r>
         <w:t>ítulo 2” del menú de estilos</w:t>
       </w:r>
-      <w:bookmarkEnd w:id="12"/>
+      <w:bookmarkEnd w:id="8"/>
     </w:p>
     <w:p>
       <w:r>
@@ -4281,11 +2990,11 @@
       <w:pPr>
         <w:pStyle w:val="Ttulo3"/>
       </w:pPr>
-      <w:bookmarkStart w:id="13" w:name="_Toc149554662"/>
+      <w:bookmarkStart w:id="9" w:name="_Toc149554662"/>
       <w:r>
         <w:t>“Título 3” del menú de estilos</w:t>
       </w:r>
-      <w:bookmarkEnd w:id="13"/>
+      <w:bookmarkEnd w:id="9"/>
     </w:p>
     <w:p>
       <w:r>
@@ -4296,11 +3005,11 @@
       <w:pPr>
         <w:pStyle w:val="Ttulo3"/>
       </w:pPr>
-      <w:bookmarkStart w:id="14" w:name="_Toc149554663"/>
+      <w:bookmarkStart w:id="10" w:name="_Toc149554663"/>
       <w:r>
         <w:t>“Título 3” del menú de estilos</w:t>
       </w:r>
-      <w:bookmarkEnd w:id="14"/>
+      <w:bookmarkEnd w:id="10"/>
     </w:p>
     <w:p>
       <w:r>
@@ -4328,14 +3037,14 @@
       <w:r>
         <w:t xml:space="preserve"> </w:t>
       </w:r>
-      <w:bookmarkStart w:id="15" w:name="_Toc149554664"/>
+      <w:bookmarkStart w:id="11" w:name="_Toc149554664"/>
       <w:r>
         <w:t>“T</w:t>
       </w:r>
       <w:r>
         <w:t>ítulo 2” del menú de estilos</w:t>
       </w:r>
-      <w:bookmarkEnd w:id="15"/>
+      <w:bookmarkEnd w:id="11"/>
     </w:p>
     <w:p/>
     <w:p/>
@@ -4355,7 +3064,7 @@
           <w:highlight w:val="magenta"/>
         </w:rPr>
       </w:pPr>
-      <w:bookmarkStart w:id="16" w:name="_Toc149554665"/>
+      <w:bookmarkStart w:id="12" w:name="_Toc149554665"/>
       <w:r>
         <w:rPr>
           <w:highlight w:val="magenta"/>
@@ -4363,7 +3072,7 @@
         <w:lastRenderedPageBreak/>
         <w:t>Objetivos y metodología de trabajo</w:t>
       </w:r>
-      <w:bookmarkEnd w:id="16"/>
+      <w:bookmarkEnd w:id="12"/>
     </w:p>
     <w:p>
       <w:r>
@@ -4393,11 +3102,11 @@
       <w:pPr>
         <w:pStyle w:val="Ttulo2"/>
       </w:pPr>
-      <w:bookmarkStart w:id="17" w:name="_Toc149554666"/>
+      <w:bookmarkStart w:id="13" w:name="_Toc149554666"/>
       <w:r>
         <w:t>Objetivo general</w:t>
       </w:r>
-      <w:bookmarkEnd w:id="17"/>
+      <w:bookmarkEnd w:id="13"/>
     </w:p>
     <w:p/>
     <w:p/>
@@ -4405,22 +3114,22 @@
       <w:pPr>
         <w:pStyle w:val="Ttulo2"/>
       </w:pPr>
-      <w:bookmarkStart w:id="18" w:name="_Toc149554667"/>
+      <w:bookmarkStart w:id="14" w:name="_Toc149554667"/>
       <w:r>
         <w:t>Objetivos específicos</w:t>
       </w:r>
-      <w:bookmarkEnd w:id="18"/>
+      <w:bookmarkEnd w:id="14"/>
     </w:p>
     <w:p/>
     <w:p>
       <w:pPr>
         <w:pStyle w:val="Ttulo2"/>
       </w:pPr>
-      <w:bookmarkStart w:id="19" w:name="_Toc149554668"/>
+      <w:bookmarkStart w:id="15" w:name="_Toc149554668"/>
       <w:r>
         <w:t>Metodología de trabajo</w:t>
       </w:r>
-      <w:bookmarkEnd w:id="19"/>
+      <w:bookmarkEnd w:id="15"/>
     </w:p>
     <w:p/>
     <w:p>
@@ -4435,7 +3144,7 @@
           <w:highlight w:val="magenta"/>
         </w:rPr>
       </w:pPr>
-      <w:bookmarkStart w:id="20" w:name="_Toc149554669"/>
+      <w:bookmarkStart w:id="16" w:name="_Toc149554669"/>
       <w:r>
         <w:rPr>
           <w:highlight w:val="magenta"/>
@@ -4443,7 +3152,7 @@
         <w:lastRenderedPageBreak/>
         <w:t>Título del capítulo</w:t>
       </w:r>
-      <w:bookmarkEnd w:id="20"/>
+      <w:bookmarkEnd w:id="16"/>
     </w:p>
     <w:p>
       <w:r>
@@ -4480,7 +3189,7 @@
           <w:highlight w:val="magenta"/>
         </w:rPr>
       </w:pPr>
-      <w:bookmarkStart w:id="21" w:name="_Toc149554670"/>
+      <w:bookmarkStart w:id="17" w:name="_Toc149554670"/>
       <w:r>
         <w:rPr>
           <w:highlight w:val="magenta"/>
@@ -4488,7 +3197,7 @@
         <w:lastRenderedPageBreak/>
         <w:t>Conclusiones y trabajo futuro</w:t>
       </w:r>
-      <w:bookmarkEnd w:id="21"/>
+      <w:bookmarkEnd w:id="17"/>
     </w:p>
     <w:p>
       <w:r>
@@ -4553,11 +3262,11 @@
       <w:pPr>
         <w:pStyle w:val="Ttulo2"/>
       </w:pPr>
-      <w:bookmarkStart w:id="22" w:name="_Toc149554671"/>
+      <w:bookmarkStart w:id="18" w:name="_Toc149554671"/>
       <w:r>
         <w:t>Conclusiones del trabajo</w:t>
       </w:r>
-      <w:bookmarkEnd w:id="22"/>
+      <w:bookmarkEnd w:id="18"/>
     </w:p>
     <w:p>
       <w:r>
@@ -4571,11 +3280,11 @@
       <w:pPr>
         <w:pStyle w:val="Ttulo2"/>
       </w:pPr>
-      <w:bookmarkStart w:id="23" w:name="_Toc149554672"/>
+      <w:bookmarkStart w:id="19" w:name="_Toc149554672"/>
       <w:r>
         <w:t>Líneas de trabajo futuro</w:t>
       </w:r>
-      <w:bookmarkEnd w:id="23"/>
+      <w:bookmarkEnd w:id="19"/>
     </w:p>
     <w:p>
       <w:r>
@@ -4595,7 +3304,7 @@
       <w:pPr>
         <w:pStyle w:val="Ttulo1sinnumerar"/>
       </w:pPr>
-      <w:bookmarkStart w:id="24" w:name="_Toc149554673"/>
+      <w:bookmarkStart w:id="20" w:name="_Toc149554673"/>
       <w:r>
         <w:rPr>
           <w:highlight w:val="magenta"/>
@@ -4603,7 +3312,7 @@
         <w:lastRenderedPageBreak/>
         <w:t>Referencias bibliográficas</w:t>
       </w:r>
-      <w:bookmarkEnd w:id="24"/>
+      <w:bookmarkEnd w:id="20"/>
     </w:p>
     <w:p>
       <w:pPr>
@@ -4732,7 +3441,7 @@
           <w:highlight w:val="magenta"/>
         </w:rPr>
       </w:pPr>
-      <w:bookmarkStart w:id="25" w:name="_Toc149554674"/>
+      <w:bookmarkStart w:id="21" w:name="_Toc149554674"/>
       <w:r>
         <w:rPr>
           <w:highlight w:val="magenta"/>
@@ -4740,7 +3449,7 @@
         <w:lastRenderedPageBreak/>
         <w:t>Título del anexo.</w:t>
       </w:r>
-      <w:bookmarkEnd w:id="25"/>
+      <w:bookmarkEnd w:id="21"/>
     </w:p>
     <w:p>
       <w:pPr>
@@ -4777,7 +3486,7 @@
       <w:pPr>
         <w:pStyle w:val="Ttulo1sinnumerar"/>
       </w:pPr>
-      <w:bookmarkStart w:id="26" w:name="_Toc149554675"/>
+      <w:bookmarkStart w:id="22" w:name="_Toc149554675"/>
       <w:r>
         <w:rPr>
           <w:highlight w:val="magenta"/>
@@ -4785,7 +3494,7 @@
         <w:lastRenderedPageBreak/>
         <w:t>Índice de acrónimos</w:t>
       </w:r>
-      <w:bookmarkEnd w:id="26"/>
+      <w:bookmarkEnd w:id="22"/>
     </w:p>
     <w:p>
       <w:r>
@@ -4911,52 +3620,6 @@
     <w:p>
       <w:r>
         <w:continuationSeparator/>
-      </w:r>
-    </w:p>
-  </w:footnote>
-  <w:footnote w:id="1">
-    <w:p>
-      <w:pPr>
-        <w:pStyle w:val="Textonotapie"/>
-      </w:pPr>
-      <w:r>
-        <w:rPr>
-          <w:rStyle w:val="Refdenotaalpie"/>
-        </w:rPr>
-        <w:footnoteRef/>
-      </w:r>
-      <w:r>
-        <w:t xml:space="preserve"> Ejemplo de nota al pie. </w:t>
-      </w:r>
-    </w:p>
-  </w:footnote>
-  <w:footnote w:id="2">
-    <w:p>
-      <w:pPr>
-        <w:pStyle w:val="Textonotapie"/>
-      </w:pPr>
-      <w:r>
-        <w:rPr>
-          <w:rStyle w:val="Refdenotaalpie"/>
-        </w:rPr>
-        <w:footnoteRef/>
-      </w:r>
-      <w:r>
-        <w:t xml:space="preserve"> Página principal de JetBrains, desde la que se puede descartar el</w:t>
-      </w:r>
-      <w:r>
-        <w:t xml:space="preserve"> entorno de desarrollo CLion </w:t>
-      </w:r>
-      <w:hyperlink r:id="rId1" w:history="1">
-        <w:r>
-          <w:rPr>
-            <w:rStyle w:val="Hipervnculo"/>
-          </w:rPr>
-          <w:t>https://www.jetbrains.com/</w:t>
-        </w:r>
-      </w:hyperlink>
-      <w:r>
-        <w:t xml:space="preserve"> </w:t>
       </w:r>
     </w:p>
   </w:footnote>
@@ -8836,15 +7499,12 @@
 </file>
 
 <file path=customXml/item2.xml><?xml version="1.0" encoding="utf-8"?>
-<p:properties xmlns:p="http://schemas.microsoft.com/office/2006/metadata/properties" xmlns:xsi="http://www.w3.org/2001/XMLSchema-instance" xmlns:pc="http://schemas.microsoft.com/office/infopath/2007/PartnerControls">
-  <documentManagement>
-    <TaxCatchAll xmlns="0a70e875-3d35-4be2-921f-7117c31bab9b" xsi:nil="true"/>
-    <lcf76f155ced4ddcb4097134ff3c332f xmlns="27c1adeb-3674-457c-b08c-8a73f31b6e23">
-      <Terms xmlns="http://schemas.microsoft.com/office/infopath/2007/PartnerControls"/>
-    </lcf76f155ced4ddcb4097134ff3c332f>
-    <_Flow_SignoffStatus xmlns="27c1adeb-3674-457c-b08c-8a73f31b6e23" xsi:nil="true"/>
-  </documentManagement>
-</p:properties>
+<?mso-contentType ?>
+<FormTemplates xmlns="http://schemas.microsoft.com/sharepoint/v3/contenttype/forms">
+  <Display>DocumentLibraryForm</Display>
+  <Edit>DocumentLibraryForm</Edit>
+  <New>DocumentLibraryForm</New>
+</FormTemplates>
 </file>
 
 <file path=customXml/item3.xml><?xml version="1.0" encoding="utf-8"?>
@@ -9109,12 +7769,15 @@
 </file>
 
 <file path=customXml/item4.xml><?xml version="1.0" encoding="utf-8"?>
-<?mso-contentType ?>
-<FormTemplates xmlns="http://schemas.microsoft.com/sharepoint/v3/contenttype/forms">
-  <Display>DocumentLibraryForm</Display>
-  <Edit>DocumentLibraryForm</Edit>
-  <New>DocumentLibraryForm</New>
-</FormTemplates>
+<p:properties xmlns:p="http://schemas.microsoft.com/office/2006/metadata/properties" xmlns:xsi="http://www.w3.org/2001/XMLSchema-instance" xmlns:pc="http://schemas.microsoft.com/office/infopath/2007/PartnerControls">
+  <documentManagement>
+    <TaxCatchAll xmlns="0a70e875-3d35-4be2-921f-7117c31bab9b" xsi:nil="true"/>
+    <lcf76f155ced4ddcb4097134ff3c332f xmlns="27c1adeb-3674-457c-b08c-8a73f31b6e23">
+      <Terms xmlns="http://schemas.microsoft.com/office/infopath/2007/PartnerControls"/>
+    </lcf76f155ced4ddcb4097134ff3c332f>
+    <_Flow_SignoffStatus xmlns="27c1adeb-3674-457c-b08c-8a73f31b6e23" xsi:nil="true"/>
+  </documentManagement>
+</p:properties>
 </file>
 
 <file path=customXml/itemProps1.xml><?xml version="1.0" encoding="utf-8"?>
@@ -9126,12 +7789,9 @@
 </file>
 
 <file path=customXml/itemProps2.xml><?xml version="1.0" encoding="utf-8"?>
-<ds:datastoreItem xmlns:ds="http://schemas.openxmlformats.org/officeDocument/2006/customXml" ds:itemID="{1F3C1B10-EE25-478F-A378-26280E5A2662}">
+<ds:datastoreItem xmlns:ds="http://schemas.openxmlformats.org/officeDocument/2006/customXml" ds:itemID="{5B3F4A43-888D-4D33-BD1C-7066736CDCB4}">
   <ds:schemaRefs>
-    <ds:schemaRef ds:uri="http://schemas.microsoft.com/office/2006/metadata/properties"/>
-    <ds:schemaRef ds:uri="http://schemas.microsoft.com/office/infopath/2007/PartnerControls"/>
-    <ds:schemaRef ds:uri="0a70e875-3d35-4be2-921f-7117c31bab9b"/>
-    <ds:schemaRef ds:uri="27c1adeb-3674-457c-b08c-8a73f31b6e23"/>
+    <ds:schemaRef ds:uri="http://schemas.microsoft.com/sharepoint/v3/contenttype/forms"/>
   </ds:schemaRefs>
 </ds:datastoreItem>
 </file>
@@ -9156,9 +7816,12 @@
 </file>
 
 <file path=customXml/itemProps4.xml><?xml version="1.0" encoding="utf-8"?>
-<ds:datastoreItem xmlns:ds="http://schemas.openxmlformats.org/officeDocument/2006/customXml" ds:itemID="{5B3F4A43-888D-4D33-BD1C-7066736CDCB4}">
+<ds:datastoreItem xmlns:ds="http://schemas.openxmlformats.org/officeDocument/2006/customXml" ds:itemID="{1F3C1B10-EE25-478F-A378-26280E5A2662}">
   <ds:schemaRefs>
-    <ds:schemaRef ds:uri="http://schemas.microsoft.com/sharepoint/v3/contenttype/forms"/>
+    <ds:schemaRef ds:uri="http://schemas.microsoft.com/office/2006/metadata/properties"/>
+    <ds:schemaRef ds:uri="http://schemas.microsoft.com/office/infopath/2007/PartnerControls"/>
+    <ds:schemaRef ds:uri="0a70e875-3d35-4be2-921f-7117c31bab9b"/>
+    <ds:schemaRef ds:uri="27c1adeb-3674-457c-b08c-8a73f31b6e23"/>
   </ds:schemaRefs>
 </ds:datastoreItem>
 </file>
--- a/docs/plantilla.docx
+++ b/docs/plantilla.docx
@@ -2750,10 +2750,16 @@
     </w:p>
     <w:p>
       <w:r>
-        <w:t>La convergencia entre la teoría de juegos y la computación avanzada ha transformado los entornos de ocio digital en escenarios de alta complejidad estratégica. El presente trabajo se sumerge en esta intersección para abordar el diseño y desarrollo de un sistema experto orientado a la toma de decisiones estratégicas en el videojuego League Of Legends (LoL). En las siguientes secciones detallaré la motivación que me impulsó a realizar esta investigación, destacando la complejidad inherente al dominio del problema, la necesidad de sistemas de inteligencia artificial (IA) interpretables. Posteriormente, definiré el planteamiento del trabajando, describiendo la naturaleza de la solución técnica propuesta basada en Python y Flask. Finalmente, expondré la estructura general del documento, resumiendo el contenido de los capítulos posteriores.</w:t>
-      </w:r>
-      <w:r>
-        <w:t xml:space="preserve"> </w:t>
+        <w:t>Python como lenguaje de programación, Flask para la aplicación web, manejo de API oficial de Riot Games para extracción de datos de miles de partidas para conseguir el winrate de los camepones a nivel individual</w:t>
+      </w:r>
+      <w:r>
+        <w:t>, mongodb para la base de datos</w:t>
+      </w:r>
+    </w:p>
+    <w:p/>
+    <w:p>
+      <w:r>
+        <w:t>En la actualidad, la industria de los videojuegos experimenta unos cambios constantes,</w:t>
       </w:r>
     </w:p>
     <w:p>
@@ -2788,16 +2794,16 @@
     </w:p>
     <w:p>
       <w:r>
-        <w:t xml:space="preserve">A pesar de que el estado del arte ha porpuesto múltiples modelos de Aprendizaje Automático (Machine Learning) capaces de predecir el resultado de una partida con precisiones superiores al 75% (Do et al., 2021), observo que estos enfoques estadísticos y de redes neuronales a menudo operan como “cajas negras”. La falta de transparencia en sus predicciones limita severamente su adopción por parte de los usuarios, quienes necesitan comprender el </w:t>
+        <w:t>A pesar de que el estado del arte ha porpuesto múltiples modelos de Aprendizaje Automático (Machine Learning) capaces de predecir el resultado de una partida con precisiones superiores al 75% (Do et al., 2021), observo que estos enfoques estadísticos y de redes neuronales a menudo operan como “cajas negras”. La falta de transparencia en sus predicciones limita severamente su adopción por parte de los usuarios, quienes necesitan comprender el razonamiento detrás de una recomendación para mejorar su aprendizaje estratégico (García-Méndez &amp; de Arriba-Pérez, s.f.).</w:t>
+      </w:r>
+    </w:p>
+    <w:p>
+      <w:r>
+        <w:t xml:space="preserve">Esta investigación surge de mi motivación por resolver dicha limitación mediante la creación de un Sistema Experto basado en reglas lógicas. A diferencia de los modelos puramente probabilísticos, propongo un sistema experto capaz de manejar la incertidumbre táctica </w:t>
       </w:r>
       <w:r>
         <w:lastRenderedPageBreak/>
-        <w:t>razonamiento detrás de una recomendación para mejorar su aprendizaje estratégico (García-Méndez &amp; de Arriba-Pérez, s.f.).</w:t>
-      </w:r>
-    </w:p>
-    <w:p>
-      <w:r>
-        <w:t>Esta investigación surge de mi motivación por resolver dicha limitación mediante la creación de un Sistema Experto basado en reglas lógicas. A diferencia de los modelos puramente probabilísticos, propongo un sistema experto capaz de manejar la incertidumbre táctica mediante inferencias (potencialmente ampliada con lógica difusa) y de ofrecer explicabilidad (Explainable AI). Considero esto un equisito fundamental para garanizar la confianza del jugador, al justificar en lenguaje natural por qué una decisión es óptima dadas las circunstancias del juego (“The Architecut”)</w:t>
+        <w:t>mediante inferencias (potencialmente ampliada con lógica difusa) y de ofrecer explicabilidad (Explainable AI). Considero esto un equisito fundamental para garanizar la confianza del jugador, al justificar en lenguaje natural por qué una decisión es óptima dadas las circunstancias del juego (“The Architecut”)</w:t>
       </w:r>
     </w:p>
     <w:p>
@@ -2926,7 +2932,6 @@
     </w:p>
     <w:p>
       <w:r>
-        <w:lastRenderedPageBreak/>
         <w:t>Recuerda que si este capítulo queda demasiado extenso so puedes separar en dos capítulos diferentes:</w:t>
       </w:r>
     </w:p>
@@ -2974,6 +2979,7 @@
       </w:pPr>
       <w:bookmarkStart w:id="8" w:name="_Toc149554661"/>
       <w:r>
+        <w:lastRenderedPageBreak/>
         <w:t>“T</w:t>
       </w:r>
       <w:r>
@@ -7495,10 +7501,6 @@
 </file>
 
 <file path=customXml/item1.xml><?xml version="1.0" encoding="utf-8"?>
-<b:Sources xmlns:b="http://schemas.openxmlformats.org/officeDocument/2006/bibliography" xmlns="http://schemas.openxmlformats.org/officeDocument/2006/bibliography" SelectedStyle="\APASixthEditionOfficeOnline.xsl" StyleName="APA" Version="6"/>
-</file>
-
-<file path=customXml/item2.xml><?xml version="1.0" encoding="utf-8"?>
 <?mso-contentType ?>
 <FormTemplates xmlns="http://schemas.microsoft.com/sharepoint/v3/contenttype/forms">
   <Display>DocumentLibraryForm</Display>
@@ -7507,7 +7509,23 @@
 </FormTemplates>
 </file>
 
+<file path=customXml/item2.xml><?xml version="1.0" encoding="utf-8"?>
+<b:Sources xmlns:b="http://schemas.openxmlformats.org/officeDocument/2006/bibliography" xmlns="http://schemas.openxmlformats.org/officeDocument/2006/bibliography" SelectedStyle="\APASixthEditionOfficeOnline.xsl" StyleName="APA" Version="6"/>
+</file>
+
 <file path=customXml/item3.xml><?xml version="1.0" encoding="utf-8"?>
+<p:properties xmlns:p="http://schemas.microsoft.com/office/2006/metadata/properties" xmlns:xsi="http://www.w3.org/2001/XMLSchema-instance" xmlns:pc="http://schemas.microsoft.com/office/infopath/2007/PartnerControls">
+  <documentManagement>
+    <TaxCatchAll xmlns="0a70e875-3d35-4be2-921f-7117c31bab9b" xsi:nil="true"/>
+    <lcf76f155ced4ddcb4097134ff3c332f xmlns="27c1adeb-3674-457c-b08c-8a73f31b6e23">
+      <Terms xmlns="http://schemas.microsoft.com/office/infopath/2007/PartnerControls"/>
+    </lcf76f155ced4ddcb4097134ff3c332f>
+    <_Flow_SignoffStatus xmlns="27c1adeb-3674-457c-b08c-8a73f31b6e23" xsi:nil="true"/>
+  </documentManagement>
+</p:properties>
+</file>
+
+<file path=customXml/item4.xml><?xml version="1.0" encoding="utf-8"?>
 <ct:contentTypeSchema xmlns:ct="http://schemas.microsoft.com/office/2006/metadata/contentType" xmlns:ma="http://schemas.microsoft.com/office/2006/metadata/properties/metaAttributes" ct:_="" ma:_="" ma:contentTypeName="Documento" ma:contentTypeID="0x010100DF3D7C797EA12745A270EF30E38719B9" ma:contentTypeVersion="19" ma:contentTypeDescription="Crear nuevo documento." ma:contentTypeScope="" ma:versionID="227b02526234ef39b0b78895a9d90cf5">
   <xsd:schema xmlns:xsd="http://www.w3.org/2001/XMLSchema" xmlns:xs="http://www.w3.org/2001/XMLSchema" xmlns:p="http://schemas.microsoft.com/office/2006/metadata/properties" xmlns:ns2="0a70e875-3d35-4be2-921f-7117c31bab9b" xmlns:ns3="27c1adeb-3674-457c-b08c-8a73f31b6e23" targetNamespace="http://schemas.microsoft.com/office/2006/metadata/properties" ma:root="true" ma:fieldsID="3c939c8607e2f594db8bbb23634dd059" ns2:_="" ns3:_="">
     <xsd:import namespace="0a70e875-3d35-4be2-921f-7117c31bab9b"/>
@@ -7768,19 +7786,15 @@
 </ct:contentTypeSchema>
 </file>
 
-<file path=customXml/item4.xml><?xml version="1.0" encoding="utf-8"?>
-<p:properties xmlns:p="http://schemas.microsoft.com/office/2006/metadata/properties" xmlns:xsi="http://www.w3.org/2001/XMLSchema-instance" xmlns:pc="http://schemas.microsoft.com/office/infopath/2007/PartnerControls">
-  <documentManagement>
-    <TaxCatchAll xmlns="0a70e875-3d35-4be2-921f-7117c31bab9b" xsi:nil="true"/>
-    <lcf76f155ced4ddcb4097134ff3c332f xmlns="27c1adeb-3674-457c-b08c-8a73f31b6e23">
-      <Terms xmlns="http://schemas.microsoft.com/office/infopath/2007/PartnerControls"/>
-    </lcf76f155ced4ddcb4097134ff3c332f>
-    <_Flow_SignoffStatus xmlns="27c1adeb-3674-457c-b08c-8a73f31b6e23" xsi:nil="true"/>
-  </documentManagement>
-</p:properties>
+<file path=customXml/itemProps1.xml><?xml version="1.0" encoding="utf-8"?>
+<ds:datastoreItem xmlns:ds="http://schemas.openxmlformats.org/officeDocument/2006/customXml" ds:itemID="{5B3F4A43-888D-4D33-BD1C-7066736CDCB4}">
+  <ds:schemaRefs>
+    <ds:schemaRef ds:uri="http://schemas.microsoft.com/sharepoint/v3/contenttype/forms"/>
+  </ds:schemaRefs>
+</ds:datastoreItem>
 </file>
 
-<file path=customXml/itemProps1.xml><?xml version="1.0" encoding="utf-8"?>
+<file path=customXml/itemProps2.xml><?xml version="1.0" encoding="utf-8"?>
 <ds:datastoreItem xmlns:ds="http://schemas.openxmlformats.org/officeDocument/2006/customXml" ds:itemID="{FD1A1271-5F91-421F-91AA-F5599BF2C903}">
   <ds:schemaRefs>
     <ds:schemaRef ds:uri="http://schemas.openxmlformats.org/officeDocument/2006/bibliography"/>
@@ -7788,15 +7802,18 @@
 </ds:datastoreItem>
 </file>
 
-<file path=customXml/itemProps2.xml><?xml version="1.0" encoding="utf-8"?>
-<ds:datastoreItem xmlns:ds="http://schemas.openxmlformats.org/officeDocument/2006/customXml" ds:itemID="{5B3F4A43-888D-4D33-BD1C-7066736CDCB4}">
+<file path=customXml/itemProps3.xml><?xml version="1.0" encoding="utf-8"?>
+<ds:datastoreItem xmlns:ds="http://schemas.openxmlformats.org/officeDocument/2006/customXml" ds:itemID="{1F3C1B10-EE25-478F-A378-26280E5A2662}">
   <ds:schemaRefs>
-    <ds:schemaRef ds:uri="http://schemas.microsoft.com/sharepoint/v3/contenttype/forms"/>
+    <ds:schemaRef ds:uri="http://schemas.microsoft.com/office/2006/metadata/properties"/>
+    <ds:schemaRef ds:uri="http://schemas.microsoft.com/office/infopath/2007/PartnerControls"/>
+    <ds:schemaRef ds:uri="0a70e875-3d35-4be2-921f-7117c31bab9b"/>
+    <ds:schemaRef ds:uri="27c1adeb-3674-457c-b08c-8a73f31b6e23"/>
   </ds:schemaRefs>
 </ds:datastoreItem>
 </file>
 
-<file path=customXml/itemProps3.xml><?xml version="1.0" encoding="utf-8"?>
+<file path=customXml/itemProps4.xml><?xml version="1.0" encoding="utf-8"?>
 <ds:datastoreItem xmlns:ds="http://schemas.openxmlformats.org/officeDocument/2006/customXml" ds:itemID="{3624E214-1B8A-4A51-B10D-C847268B4539}">
   <ds:schemaRefs>
     <ds:schemaRef ds:uri="http://schemas.microsoft.com/office/2006/metadata/contentType"/>
@@ -7813,15 +7830,4 @@
     <ds:schemaRef ds:uri="http://schemas.microsoft.com/internal/obd"/>
   </ds:schemaRefs>
 </ds:datastoreItem>
-</file>
-
-<file path=customXml/itemProps4.xml><?xml version="1.0" encoding="utf-8"?>
-<ds:datastoreItem xmlns:ds="http://schemas.openxmlformats.org/officeDocument/2006/customXml" ds:itemID="{1F3C1B10-EE25-478F-A378-26280E5A2662}">
-  <ds:schemaRefs>
-    <ds:schemaRef ds:uri="http://schemas.microsoft.com/office/2006/metadata/properties"/>
-    <ds:schemaRef ds:uri="http://schemas.microsoft.com/office/infopath/2007/PartnerControls"/>
-    <ds:schemaRef ds:uri="0a70e875-3d35-4be2-921f-7117c31bab9b"/>
-    <ds:schemaRef ds:uri="27c1adeb-3674-457c-b08c-8a73f31b6e23"/>
-  </ds:schemaRefs>
-</ds:datastoreItem>
 </file>
--- a/docs/plantilla.docx
+++ b/docs/plantilla.docx
@@ -359,7 +359,25 @@
                 <w:sz w:val="24"/>
                 <w:szCs w:val="28"/>
               </w:rPr>
-              <w:t>Claudia Blanca Gonzalez Calleros</w:t>
+              <w:t xml:space="preserve">Claudia Blanca </w:t>
+            </w:r>
+            <w:proofErr w:type="spellStart"/>
+            <w:r>
+              <w:rPr>
+                <w:rFonts w:asciiTheme="majorHAnsi" w:hAnsiTheme="majorHAnsi" w:cs="Tahoma"/>
+                <w:sz w:val="24"/>
+                <w:szCs w:val="28"/>
+              </w:rPr>
+              <w:t>Gonzalez</w:t>
+            </w:r>
+            <w:proofErr w:type="spellEnd"/>
+            <w:r>
+              <w:rPr>
+                <w:rFonts w:asciiTheme="majorHAnsi" w:hAnsiTheme="majorHAnsi" w:cs="Tahoma"/>
+                <w:sz w:val="24"/>
+                <w:szCs w:val="28"/>
+              </w:rPr>
+              <w:t xml:space="preserve"> Calleros</w:t>
             </w:r>
           </w:p>
         </w:tc>
@@ -617,6 +635,7 @@
       <w:pPr>
         <w:pStyle w:val="Ttulondices"/>
       </w:pPr>
+      <w:proofErr w:type="spellStart"/>
       <w:r>
         <w:rPr>
           <w:highlight w:val="magenta"/>
@@ -624,6 +643,7 @@
         <w:lastRenderedPageBreak/>
         <w:t>Abstract</w:t>
       </w:r>
+      <w:proofErr w:type="spellEnd"/>
     </w:p>
     <w:p>
       <w:r>
@@ -632,6 +652,7 @@
     </w:p>
     <w:p/>
     <w:p>
+      <w:proofErr w:type="spellStart"/>
       <w:r>
         <w:rPr>
           <w:b/>
@@ -639,6 +660,7 @@
         </w:rPr>
         <w:t>Keywords</w:t>
       </w:r>
+      <w:proofErr w:type="spellEnd"/>
       <w:r>
         <w:t xml:space="preserve">: </w:t>
       </w:r>
@@ -2749,12 +2771,104 @@
       </w:r>
     </w:p>
     <w:p>
-      <w:r>
-        <w:t>Python como lenguaje de programación, Flask para la aplicación web, manejo de API oficial de Riot Games para extracción de datos de miles de partidas para conseguir el winrate de los camepones a nivel individual</w:t>
-      </w:r>
-      <w:r>
-        <w:t>, mongodb para la base de datos</w:t>
-      </w:r>
+      <w:proofErr w:type="spellStart"/>
+      <w:r>
+        <w:t>Backend</w:t>
+      </w:r>
+      <w:proofErr w:type="spellEnd"/>
+      <w:r>
+        <w:t xml:space="preserve">: Python y </w:t>
+      </w:r>
+      <w:proofErr w:type="spellStart"/>
+      <w:r>
+        <w:t>flask</w:t>
+      </w:r>
+      <w:proofErr w:type="spellEnd"/>
+    </w:p>
+    <w:p>
+      <w:r>
+        <w:t>Base de datos: SQLite (</w:t>
+      </w:r>
+      <w:proofErr w:type="spellStart"/>
+      <w:r>
+        <w:t>knowledge.db</w:t>
+      </w:r>
+      <w:proofErr w:type="spellEnd"/>
+      <w:r>
+        <w:t xml:space="preserve">) con tablas </w:t>
+      </w:r>
+      <w:proofErr w:type="spellStart"/>
+      <w:r>
+        <w:t>champions</w:t>
+      </w:r>
+      <w:proofErr w:type="spellEnd"/>
+      <w:r>
+        <w:t xml:space="preserve"> y </w:t>
+      </w:r>
+      <w:proofErr w:type="spellStart"/>
+      <w:r>
+        <w:t>matchups</w:t>
+      </w:r>
+      <w:proofErr w:type="spellEnd"/>
+    </w:p>
+    <w:p>
+      <w:r>
+        <w:t>Motor experto: Sistema de inferencia propio (encadenamiento hacia adelante) con hechos y reglas definidas en Python</w:t>
+      </w:r>
+    </w:p>
+    <w:p>
+      <w:r>
+        <w:t>API externa: Riot Games API (League V4 + Match V5) para extracción de datos reales</w:t>
+      </w:r>
+    </w:p>
+    <w:p>
+      <w:r>
+        <w:t xml:space="preserve">Datos: </w:t>
+      </w:r>
+      <w:proofErr w:type="spellStart"/>
+      <w:r>
+        <w:t>champions.json</w:t>
+      </w:r>
+      <w:proofErr w:type="spellEnd"/>
+      <w:r>
+        <w:t xml:space="preserve"> (fuente original) migrada a SQLite raw_matchups.csv (salida de extracción)</w:t>
+      </w:r>
+    </w:p>
+    <w:p>
+      <w:proofErr w:type="spellStart"/>
+      <w:r>
+        <w:t>Frontend</w:t>
+      </w:r>
+      <w:proofErr w:type="spellEnd"/>
+      <w:r>
+        <w:t xml:space="preserve">: HTML + CSS + JavaScript </w:t>
+      </w:r>
+      <w:proofErr w:type="spellStart"/>
+      <w:r>
+        <w:t>vanilla</w:t>
+      </w:r>
+      <w:proofErr w:type="spellEnd"/>
+      <w:r>
+        <w:t xml:space="preserve"> (jinja2 </w:t>
+      </w:r>
+      <w:proofErr w:type="spellStart"/>
+      <w:r>
+        <w:t>templates</w:t>
+      </w:r>
+      <w:proofErr w:type="spellEnd"/>
+      <w:r>
+        <w:t xml:space="preserve"> vía Flask)</w:t>
+      </w:r>
+    </w:p>
+    <w:p>
+      <w:r>
+        <w:t xml:space="preserve">Testing: </w:t>
+      </w:r>
+      <w:proofErr w:type="spellStart"/>
+      <w:r>
+        <w:t>Pytest</w:t>
+      </w:r>
+      <w:proofErr w:type="spellEnd"/>
     </w:p>
     <w:p/>
     <w:p>
@@ -2774,11 +2888,21 @@
     </w:p>
     <w:p>
       <w:r>
-        <w:t>La industria de los deportes electrónicos, también conocidos como eSports, ha experimentado un crecimiento exponencial en la última década, consolidándose como uno de los sectores más rentables e innovadores del entretenimiento digital (</w:t>
-      </w:r>
+        <w:t xml:space="preserve">La industria de los deportes electrónicos, también conocidos como </w:t>
+      </w:r>
+      <w:proofErr w:type="spellStart"/>
+      <w:r>
+        <w:t>eSports</w:t>
+      </w:r>
+      <w:proofErr w:type="spellEnd"/>
+      <w:r>
+        <w:t>, ha experimentado un crecimiento exponencial en la última década, consolidándose como uno de los sectores más rentables e innovadores del entretenimiento digital (</w:t>
+      </w:r>
+      <w:proofErr w:type="spellStart"/>
       <w:r>
         <w:t>Arık</w:t>
       </w:r>
+      <w:proofErr w:type="spellEnd"/>
       <w:r>
         <w:t xml:space="preserve">, </w:t>
       </w:r>
@@ -2789,21 +2913,109 @@
         <w:t>)</w:t>
       </w:r>
       <w:r>
-        <w:t>. Dentro de este ámbito, los juegos de tipo Multiplayer Online Battle Arena, también conocidos popularmente como MOBA, y en particular League Of Legends, presentan desafíos computacionales de primer nivel. Con un elenco de más de 170 campeones disponibles en la actualidad (Riot Games, s.f.) y miles de permutaciones de objetos, considero que la fase de selección de personaje (Draft) y la itemización generan un espacio de estados combinatorio masivo (“The Architecture of Intelligence”, s.f.). En este entorno, la victoria no depende únicamente de la habilidad mecánica del jugador, sino de decisiones stratégicas que mximicen las sinergias del equipo y neutralicen la composición rival.</w:t>
-      </w:r>
-    </w:p>
-    <w:p>
-      <w:r>
-        <w:t>A pesar de que el estado del arte ha porpuesto múltiples modelos de Aprendizaje Automático (Machine Learning) capaces de predecir el resultado de una partida con precisiones superiores al 75% (Do et al., 2021), observo que estos enfoques estadísticos y de redes neuronales a menudo operan como “cajas negras”. La falta de transparencia en sus predicciones limita severamente su adopción por parte de los usuarios, quienes necesitan comprender el razonamiento detrás de una recomendación para mejorar su aprendizaje estratégico (García-Méndez &amp; de Arriba-Pérez, s.f.).</w:t>
-      </w:r>
-    </w:p>
-    <w:p>
-      <w:r>
-        <w:t xml:space="preserve">Esta investigación surge de mi motivación por resolver dicha limitación mediante la creación de un Sistema Experto basado en reglas lógicas. A diferencia de los modelos puramente probabilísticos, propongo un sistema experto capaz de manejar la incertidumbre táctica </w:t>
+        <w:t xml:space="preserve">. Dentro de este ámbito, los juegos de tipo </w:t>
+      </w:r>
+      <w:proofErr w:type="spellStart"/>
+      <w:r>
+        <w:t>Multiplayer</w:t>
+      </w:r>
+      <w:proofErr w:type="spellEnd"/>
+      <w:r>
+        <w:t xml:space="preserve"> Online Battle Arena, también conocidos popularmente como MOBA, y en particular League Of Legends, presentan desafíos computacionales de primer nivel. Con un elenco de más de 170 campeones disponibles en la actualidad (Riot Games, s.f.) y miles de permutaciones de objetos, considero que la fase de selección de personaje (Draft) y la itemización generan un espacio de estados combinatorio masivo (“The </w:t>
+      </w:r>
+      <w:proofErr w:type="spellStart"/>
+      <w:r>
+        <w:t>Architecture</w:t>
+      </w:r>
+      <w:proofErr w:type="spellEnd"/>
+      <w:r>
+        <w:t xml:space="preserve"> of </w:t>
+      </w:r>
+      <w:proofErr w:type="spellStart"/>
+      <w:r>
+        <w:t>Intelligence</w:t>
+      </w:r>
+      <w:proofErr w:type="spellEnd"/>
+      <w:r>
+        <w:t xml:space="preserve">”, s.f.). En este entorno, la victoria no depende únicamente de la habilidad mecánica del jugador, sino de decisiones </w:t>
+      </w:r>
+      <w:proofErr w:type="spellStart"/>
+      <w:r>
+        <w:t>stratégicas</w:t>
+      </w:r>
+      <w:proofErr w:type="spellEnd"/>
+      <w:r>
+        <w:t xml:space="preserve"> que </w:t>
+      </w:r>
+      <w:proofErr w:type="spellStart"/>
+      <w:r>
+        <w:t>mximicen</w:t>
+      </w:r>
+      <w:proofErr w:type="spellEnd"/>
+      <w:r>
+        <w:t xml:space="preserve"> las sinergias del equipo y neutralicen la composición rival.</w:t>
+      </w:r>
+    </w:p>
+    <w:p>
+      <w:r>
+        <w:t xml:space="preserve">A pesar de que el estado del arte ha </w:t>
+      </w:r>
+      <w:proofErr w:type="spellStart"/>
+      <w:r>
+        <w:t>porpuesto</w:t>
+      </w:r>
+      <w:proofErr w:type="spellEnd"/>
+      <w:r>
+        <w:t xml:space="preserve"> múltiples modelos de Aprendizaje Automático (Machine Learning) capaces de predecir el resultado de una partida con precisiones superiores al 75% (Do et al., 2021), observo que estos enfoques estadísticos y de redes neuronales a </w:t>
       </w:r>
       <w:r>
         <w:lastRenderedPageBreak/>
-        <w:t>mediante inferencias (potencialmente ampliada con lógica difusa) y de ofrecer explicabilidad (Explainable AI). Considero esto un equisito fundamental para garanizar la confianza del jugador, al justificar en lenguaje natural por qué una decisión es óptima dadas las circunstancias del juego (“The Architecut”)</w:t>
+        <w:t>menudo operan como “cajas negras”. La falta de transparencia en sus predicciones limita severamente su adopción por parte de los usuarios, quienes necesitan comprender el razonamiento detrás de una recomendación para mejorar su aprendizaje estratégico (García-Méndez &amp; de Arriba-Pérez, s.f.).</w:t>
+      </w:r>
+    </w:p>
+    <w:p>
+      <w:r>
+        <w:t xml:space="preserve">Esta investigación surge de mi motivación por resolver dicha limitación mediante la creación de un Sistema Experto basado en reglas lógicas. A diferencia de los modelos puramente probabilísticos, propongo un sistema experto capaz de manejar la incertidumbre táctica mediante inferencias (potencialmente ampliada con lógica difusa) y de ofrecer </w:t>
+      </w:r>
+      <w:proofErr w:type="spellStart"/>
+      <w:r>
+        <w:t>explicabilidad</w:t>
+      </w:r>
+      <w:proofErr w:type="spellEnd"/>
+      <w:r>
+        <w:t xml:space="preserve"> (</w:t>
+      </w:r>
+      <w:proofErr w:type="spellStart"/>
+      <w:r>
+        <w:t>Explainable</w:t>
+      </w:r>
+      <w:proofErr w:type="spellEnd"/>
+      <w:r>
+        <w:t xml:space="preserve"> AI). Considero esto un </w:t>
+      </w:r>
+      <w:proofErr w:type="spellStart"/>
+      <w:r>
+        <w:t>equisito</w:t>
+      </w:r>
+      <w:proofErr w:type="spellEnd"/>
+      <w:r>
+        <w:t xml:space="preserve"> fundamental para </w:t>
+      </w:r>
+      <w:proofErr w:type="spellStart"/>
+      <w:r>
+        <w:t>garanizar</w:t>
+      </w:r>
+      <w:proofErr w:type="spellEnd"/>
+      <w:r>
+        <w:t xml:space="preserve"> la confianza del jugador, al justificar en lenguaje natural por qué una decisión es óptima dadas las circunstancias del juego (“The </w:t>
+      </w:r>
+      <w:proofErr w:type="spellStart"/>
+      <w:r>
+        <w:t>Architecut</w:t>
+      </w:r>
+      <w:proofErr w:type="spellEnd"/>
+      <w:r>
+        <w:t>”)</w:t>
       </w:r>
     </w:p>
     <w:p>
@@ -2927,7 +3139,11 @@
         <w:t>cada capítulo debe comenzar siempre en una nueva página</w:t>
       </w:r>
       <w:r>
-        <w:t>. Puedes utilizar las herramientas de “Disposición” del procesador de textos para introducir un salgo de página. De este modo, aunque amplíes el tamaño de un capítulo, los que vienen a continuación comenzarán siempre al inicio de una nueva página.</w:t>
+        <w:t xml:space="preserve">. Puedes utilizar las herramientas de “Disposición” del procesador de textos para introducir un salgo de página. </w:t>
+      </w:r>
+      <w:r>
+        <w:lastRenderedPageBreak/>
+        <w:t>De este modo, aunque amplíes el tamaño de un capítulo, los que vienen a continuación comenzarán siempre al inicio de una nueva página.</w:t>
       </w:r>
     </w:p>
     <w:p>
@@ -2979,7 +3195,6 @@
       </w:pPr>
       <w:bookmarkStart w:id="8" w:name="_Toc149554661"/>
       <w:r>
-        <w:lastRenderedPageBreak/>
         <w:t>“T</w:t>
       </w:r>
       <w:r>
@@ -7501,6 +7716,10 @@
 </file>
 
 <file path=customXml/item1.xml><?xml version="1.0" encoding="utf-8"?>
+<b:Sources xmlns:b="http://schemas.openxmlformats.org/officeDocument/2006/bibliography" xmlns="http://schemas.openxmlformats.org/officeDocument/2006/bibliography" SelectedStyle="\APASixthEditionOfficeOnline.xsl" StyleName="APA" Version="6"/>
+</file>
+
+<file path=customXml/item2.xml><?xml version="1.0" encoding="utf-8"?>
 <?mso-contentType ?>
 <FormTemplates xmlns="http://schemas.microsoft.com/sharepoint/v3/contenttype/forms">
   <Display>DocumentLibraryForm</Display>
@@ -7509,23 +7728,7 @@
 </FormTemplates>
 </file>
 
-<file path=customXml/item2.xml><?xml version="1.0" encoding="utf-8"?>
-<b:Sources xmlns:b="http://schemas.openxmlformats.org/officeDocument/2006/bibliography" xmlns="http://schemas.openxmlformats.org/officeDocument/2006/bibliography" SelectedStyle="\APASixthEditionOfficeOnline.xsl" StyleName="APA" Version="6"/>
-</file>
-
 <file path=customXml/item3.xml><?xml version="1.0" encoding="utf-8"?>
-<p:properties xmlns:p="http://schemas.microsoft.com/office/2006/metadata/properties" xmlns:xsi="http://www.w3.org/2001/XMLSchema-instance" xmlns:pc="http://schemas.microsoft.com/office/infopath/2007/PartnerControls">
-  <documentManagement>
-    <TaxCatchAll xmlns="0a70e875-3d35-4be2-921f-7117c31bab9b" xsi:nil="true"/>
-    <lcf76f155ced4ddcb4097134ff3c332f xmlns="27c1adeb-3674-457c-b08c-8a73f31b6e23">
-      <Terms xmlns="http://schemas.microsoft.com/office/infopath/2007/PartnerControls"/>
-    </lcf76f155ced4ddcb4097134ff3c332f>
-    <_Flow_SignoffStatus xmlns="27c1adeb-3674-457c-b08c-8a73f31b6e23" xsi:nil="true"/>
-  </documentManagement>
-</p:properties>
-</file>
-
-<file path=customXml/item4.xml><?xml version="1.0" encoding="utf-8"?>
 <ct:contentTypeSchema xmlns:ct="http://schemas.microsoft.com/office/2006/metadata/contentType" xmlns:ma="http://schemas.microsoft.com/office/2006/metadata/properties/metaAttributes" ct:_="" ma:_="" ma:contentTypeName="Documento" ma:contentTypeID="0x010100DF3D7C797EA12745A270EF30E38719B9" ma:contentTypeVersion="19" ma:contentTypeDescription="Crear nuevo documento." ma:contentTypeScope="" ma:versionID="227b02526234ef39b0b78895a9d90cf5">
   <xsd:schema xmlns:xsd="http://www.w3.org/2001/XMLSchema" xmlns:xs="http://www.w3.org/2001/XMLSchema" xmlns:p="http://schemas.microsoft.com/office/2006/metadata/properties" xmlns:ns2="0a70e875-3d35-4be2-921f-7117c31bab9b" xmlns:ns3="27c1adeb-3674-457c-b08c-8a73f31b6e23" targetNamespace="http://schemas.microsoft.com/office/2006/metadata/properties" ma:root="true" ma:fieldsID="3c939c8607e2f594db8bbb23634dd059" ns2:_="" ns3:_="">
     <xsd:import namespace="0a70e875-3d35-4be2-921f-7117c31bab9b"/>
@@ -7786,7 +7989,27 @@
 </ct:contentTypeSchema>
 </file>
 
+<file path=customXml/item4.xml><?xml version="1.0" encoding="utf-8"?>
+<p:properties xmlns:p="http://schemas.microsoft.com/office/2006/metadata/properties" xmlns:xsi="http://www.w3.org/2001/XMLSchema-instance" xmlns:pc="http://schemas.microsoft.com/office/infopath/2007/PartnerControls">
+  <documentManagement>
+    <TaxCatchAll xmlns="0a70e875-3d35-4be2-921f-7117c31bab9b" xsi:nil="true"/>
+    <lcf76f155ced4ddcb4097134ff3c332f xmlns="27c1adeb-3674-457c-b08c-8a73f31b6e23">
+      <Terms xmlns="http://schemas.microsoft.com/office/infopath/2007/PartnerControls"/>
+    </lcf76f155ced4ddcb4097134ff3c332f>
+    <_Flow_SignoffStatus xmlns="27c1adeb-3674-457c-b08c-8a73f31b6e23" xsi:nil="true"/>
+  </documentManagement>
+</p:properties>
+</file>
+
 <file path=customXml/itemProps1.xml><?xml version="1.0" encoding="utf-8"?>
+<ds:datastoreItem xmlns:ds="http://schemas.openxmlformats.org/officeDocument/2006/customXml" ds:itemID="{FD1A1271-5F91-421F-91AA-F5599BF2C903}">
+  <ds:schemaRefs>
+    <ds:schemaRef ds:uri="http://schemas.openxmlformats.org/officeDocument/2006/bibliography"/>
+  </ds:schemaRefs>
+</ds:datastoreItem>
+</file>
+
+<file path=customXml/itemProps2.xml><?xml version="1.0" encoding="utf-8"?>
 <ds:datastoreItem xmlns:ds="http://schemas.openxmlformats.org/officeDocument/2006/customXml" ds:itemID="{5B3F4A43-888D-4D33-BD1C-7066736CDCB4}">
   <ds:schemaRefs>
     <ds:schemaRef ds:uri="http://schemas.microsoft.com/sharepoint/v3/contenttype/forms"/>
@@ -7794,26 +8017,7 @@
 </ds:datastoreItem>
 </file>
 
-<file path=customXml/itemProps2.xml><?xml version="1.0" encoding="utf-8"?>
-<ds:datastoreItem xmlns:ds="http://schemas.openxmlformats.org/officeDocument/2006/customXml" ds:itemID="{FD1A1271-5F91-421F-91AA-F5599BF2C903}">
-  <ds:schemaRefs>
-    <ds:schemaRef ds:uri="http://schemas.openxmlformats.org/officeDocument/2006/bibliography"/>
-  </ds:schemaRefs>
-</ds:datastoreItem>
-</file>
-
 <file path=customXml/itemProps3.xml><?xml version="1.0" encoding="utf-8"?>
-<ds:datastoreItem xmlns:ds="http://schemas.openxmlformats.org/officeDocument/2006/customXml" ds:itemID="{1F3C1B10-EE25-478F-A378-26280E5A2662}">
-  <ds:schemaRefs>
-    <ds:schemaRef ds:uri="http://schemas.microsoft.com/office/2006/metadata/properties"/>
-    <ds:schemaRef ds:uri="http://schemas.microsoft.com/office/infopath/2007/PartnerControls"/>
-    <ds:schemaRef ds:uri="0a70e875-3d35-4be2-921f-7117c31bab9b"/>
-    <ds:schemaRef ds:uri="27c1adeb-3674-457c-b08c-8a73f31b6e23"/>
-  </ds:schemaRefs>
-</ds:datastoreItem>
-</file>
-
-<file path=customXml/itemProps4.xml><?xml version="1.0" encoding="utf-8"?>
 <ds:datastoreItem xmlns:ds="http://schemas.openxmlformats.org/officeDocument/2006/customXml" ds:itemID="{3624E214-1B8A-4A51-B10D-C847268B4539}">
   <ds:schemaRefs>
     <ds:schemaRef ds:uri="http://schemas.microsoft.com/office/2006/metadata/contentType"/>
@@ -7830,4 +8034,15 @@
     <ds:schemaRef ds:uri="http://schemas.microsoft.com/internal/obd"/>
   </ds:schemaRefs>
 </ds:datastoreItem>
+</file>
+
+<file path=customXml/itemProps4.xml><?xml version="1.0" encoding="utf-8"?>
+<ds:datastoreItem xmlns:ds="http://schemas.openxmlformats.org/officeDocument/2006/customXml" ds:itemID="{1F3C1B10-EE25-478F-A378-26280E5A2662}">
+  <ds:schemaRefs>
+    <ds:schemaRef ds:uri="http://schemas.microsoft.com/office/2006/metadata/properties"/>
+    <ds:schemaRef ds:uri="http://schemas.microsoft.com/office/infopath/2007/PartnerControls"/>
+    <ds:schemaRef ds:uri="0a70e875-3d35-4be2-921f-7117c31bab9b"/>
+    <ds:schemaRef ds:uri="27c1adeb-3674-457c-b08c-8a73f31b6e23"/>
+  </ds:schemaRefs>
+</ds:datastoreItem>
 </file>
--- a/docs/plantilla.docx
+++ b/docs/plantilla.docx
@@ -359,25 +359,7 @@
                 <w:sz w:val="24"/>
                 <w:szCs w:val="28"/>
               </w:rPr>
-              <w:t xml:space="preserve">Claudia Blanca </w:t>
-            </w:r>
-            <w:proofErr w:type="spellStart"/>
-            <w:r>
-              <w:rPr>
-                <w:rFonts w:asciiTheme="majorHAnsi" w:hAnsiTheme="majorHAnsi" w:cs="Tahoma"/>
-                <w:sz w:val="24"/>
-                <w:szCs w:val="28"/>
-              </w:rPr>
-              <w:t>Gonzalez</w:t>
-            </w:r>
-            <w:proofErr w:type="spellEnd"/>
-            <w:r>
-              <w:rPr>
-                <w:rFonts w:asciiTheme="majorHAnsi" w:hAnsiTheme="majorHAnsi" w:cs="Tahoma"/>
-                <w:sz w:val="24"/>
-                <w:szCs w:val="28"/>
-              </w:rPr>
-              <w:t xml:space="preserve"> Calleros</w:t>
+              <w:t>Claudia Blanca Gonzalez Calleros</w:t>
             </w:r>
           </w:p>
         </w:tc>
@@ -529,6 +511,350 @@
         <w:rPr>
           <w:lang w:eastAsia="en-US"/>
         </w:rPr>
+        <w:t>En este trabajo de fin de grado he creado una aplicación con la función de ayudar a personas en la toma de decisiones en el videojuego League of Legends (LoL), un videojuego con una cantidad de variables y posibilidades inmensas, cada decisión tomada dentro del juego es relevante y podría ser decisiva para obtener la victoria en la partida en muchos casos.</w:t>
+      </w:r>
+    </w:p>
+    <w:p>
+      <w:pPr>
+        <w:rPr>
+          <w:lang w:eastAsia="en-US"/>
+        </w:rPr>
+      </w:pPr>
+    </w:p>
+    <w:p>
+      <w:pPr>
+        <w:rPr>
+          <w:lang w:eastAsia="en-US"/>
+        </w:rPr>
+      </w:pPr>
+      <w:r>
+        <w:rPr>
+          <w:lang w:eastAsia="en-US"/>
+        </w:rPr>
+        <w:t>La tecnología empleada para el desarrollo de la aplicación para solventar estos problemas es la siguiente:</w:t>
+      </w:r>
+    </w:p>
+    <w:p>
+      <w:pPr>
+        <w:pStyle w:val="Prrafodelista"/>
+        <w:numPr>
+          <w:ilvl w:val="0"/>
+          <w:numId w:val="25"/>
+        </w:numPr>
+        <w:rPr>
+          <w:lang w:eastAsia="en-US"/>
+        </w:rPr>
+      </w:pPr>
+      <w:r>
+        <w:rPr>
+          <w:lang w:eastAsia="en-US"/>
+        </w:rPr>
+        <w:t>Backend: Python + Flask</w:t>
+      </w:r>
+    </w:p>
+    <w:p>
+      <w:pPr>
+        <w:pStyle w:val="Prrafodelista"/>
+        <w:numPr>
+          <w:ilvl w:val="0"/>
+          <w:numId w:val="25"/>
+        </w:numPr>
+        <w:rPr>
+          <w:lang w:eastAsia="en-US"/>
+        </w:rPr>
+      </w:pPr>
+      <w:r>
+        <w:rPr>
+          <w:lang w:eastAsia="en-US"/>
+        </w:rPr>
+        <w:t>Frontend: HTML + CSS + JavaScrip</w:t>
+      </w:r>
+      <w:r>
+        <w:rPr>
+          <w:lang w:eastAsia="en-US"/>
+        </w:rPr>
+        <w:t>t</w:t>
+      </w:r>
+    </w:p>
+    <w:p>
+      <w:pPr>
+        <w:pStyle w:val="Prrafodelista"/>
+        <w:numPr>
+          <w:ilvl w:val="0"/>
+          <w:numId w:val="25"/>
+        </w:numPr>
+        <w:rPr>
+          <w:lang w:eastAsia="en-US"/>
+        </w:rPr>
+      </w:pPr>
+      <w:r>
+        <w:rPr>
+          <w:lang w:eastAsia="en-US"/>
+        </w:rPr>
+        <w:t xml:space="preserve">Base de </w:t>
+      </w:r>
+      <w:r>
+        <w:rPr>
+          <w:lang w:eastAsia="en-US"/>
+        </w:rPr>
+        <w:t>D</w:t>
+      </w:r>
+      <w:r>
+        <w:rPr>
+          <w:lang w:eastAsia="en-US"/>
+        </w:rPr>
+        <w:t>atos: SQLite</w:t>
+      </w:r>
+    </w:p>
+    <w:p>
+      <w:pPr>
+        <w:pStyle w:val="Prrafodelista"/>
+        <w:numPr>
+          <w:ilvl w:val="0"/>
+          <w:numId w:val="25"/>
+        </w:numPr>
+        <w:rPr>
+          <w:lang w:eastAsia="en-US"/>
+        </w:rPr>
+      </w:pPr>
+      <w:r>
+        <w:rPr>
+          <w:lang w:eastAsia="en-US"/>
+        </w:rPr>
+        <w:t xml:space="preserve">Motor </w:t>
+      </w:r>
+      <w:r>
+        <w:rPr>
+          <w:lang w:eastAsia="en-US"/>
+        </w:rPr>
+        <w:t>E</w:t>
+      </w:r>
+      <w:r>
+        <w:rPr>
+          <w:lang w:eastAsia="en-US"/>
+        </w:rPr>
+        <w:t>xperto: Sistema de inferencias propio (encadenamiento hacia adelante) con hechos y reglas definidas</w:t>
+      </w:r>
+    </w:p>
+    <w:p>
+      <w:pPr>
+        <w:pStyle w:val="Prrafodelista"/>
+        <w:numPr>
+          <w:ilvl w:val="0"/>
+          <w:numId w:val="25"/>
+        </w:numPr>
+        <w:rPr>
+          <w:lang w:eastAsia="en-US"/>
+        </w:rPr>
+      </w:pPr>
+      <w:r>
+        <w:rPr>
+          <w:lang w:eastAsia="en-US"/>
+        </w:rPr>
+        <w:t xml:space="preserve">API </w:t>
+      </w:r>
+      <w:r>
+        <w:rPr>
+          <w:lang w:eastAsia="en-US"/>
+        </w:rPr>
+        <w:t>E</w:t>
+      </w:r>
+      <w:r>
+        <w:rPr>
+          <w:lang w:eastAsia="en-US"/>
+        </w:rPr>
+        <w:t>xternas: Riot Games API (League V4 + Match V5) para extracción de datos reales</w:t>
+      </w:r>
+    </w:p>
+    <w:p>
+      <w:pPr>
+        <w:rPr>
+          <w:lang w:eastAsia="en-US"/>
+        </w:rPr>
+      </w:pPr>
+    </w:p>
+    <w:p>
+      <w:pPr>
+        <w:rPr>
+          <w:lang w:eastAsia="en-US"/>
+        </w:rPr>
+      </w:pPr>
+      <w:r>
+        <w:rPr>
+          <w:lang w:eastAsia="en-US"/>
+        </w:rPr>
+        <w:t xml:space="preserve">En </w:t>
+      </w:r>
+      <w:r>
+        <w:rPr>
+          <w:lang w:eastAsia="en-US"/>
+        </w:rPr>
+        <w:t>este</w:t>
+      </w:r>
+      <w:r>
+        <w:rPr>
+          <w:lang w:eastAsia="en-US"/>
+        </w:rPr>
+        <w:t xml:space="preserve"> trabajo se </w:t>
+      </w:r>
+      <w:r>
+        <w:rPr>
+          <w:lang w:eastAsia="en-US"/>
+        </w:rPr>
+        <w:t>explican</w:t>
+      </w:r>
+      <w:r>
+        <w:rPr>
+          <w:lang w:eastAsia="en-US"/>
+        </w:rPr>
+        <w:t xml:space="preserve"> las funcionalidades básicas </w:t>
+      </w:r>
+      <w:r>
+        <w:rPr>
+          <w:lang w:eastAsia="en-US"/>
+        </w:rPr>
+        <w:t xml:space="preserve">y variables </w:t>
+      </w:r>
+      <w:r>
+        <w:rPr>
+          <w:lang w:eastAsia="en-US"/>
+        </w:rPr>
+        <w:t xml:space="preserve">del videojuego </w:t>
+      </w:r>
+      <w:r>
+        <w:rPr>
+          <w:lang w:eastAsia="en-US"/>
+        </w:rPr>
+        <w:t>para</w:t>
+      </w:r>
+      <w:r>
+        <w:rPr>
+          <w:lang w:eastAsia="en-US"/>
+        </w:rPr>
+        <w:t xml:space="preserve"> </w:t>
+      </w:r>
+      <w:r>
+        <w:rPr>
+          <w:lang w:eastAsia="en-US"/>
+        </w:rPr>
+        <w:t xml:space="preserve">poder </w:t>
+      </w:r>
+      <w:r>
+        <w:rPr>
+          <w:lang w:eastAsia="en-US"/>
+        </w:rPr>
+        <w:t>tener</w:t>
+      </w:r>
+      <w:r>
+        <w:rPr>
+          <w:lang w:eastAsia="en-US"/>
+        </w:rPr>
+        <w:t>las</w:t>
+      </w:r>
+      <w:r>
+        <w:rPr>
+          <w:lang w:eastAsia="en-US"/>
+        </w:rPr>
+        <w:t xml:space="preserve"> en cuenta</w:t>
+      </w:r>
+      <w:r>
+        <w:rPr>
+          <w:lang w:eastAsia="en-US"/>
+        </w:rPr>
+        <w:t>,</w:t>
+      </w:r>
+      <w:r>
+        <w:rPr>
+          <w:lang w:eastAsia="en-US"/>
+        </w:rPr>
+        <w:t xml:space="preserve"> </w:t>
+      </w:r>
+      <w:r>
+        <w:rPr>
+          <w:lang w:eastAsia="en-US"/>
+        </w:rPr>
+        <w:t>de esta forma</w:t>
+      </w:r>
+      <w:r>
+        <w:rPr>
+          <w:lang w:eastAsia="en-US"/>
+        </w:rPr>
+        <w:t xml:space="preserve"> el programa recomiende la mejor decisión lógica </w:t>
+      </w:r>
+      <w:r>
+        <w:rPr>
+          <w:lang w:eastAsia="en-US"/>
+        </w:rPr>
+        <w:t>buscando</w:t>
+      </w:r>
+      <w:r>
+        <w:rPr>
+          <w:lang w:eastAsia="en-US"/>
+        </w:rPr>
+        <w:t xml:space="preserve"> aumentar la probabilidad de victoria en la partida</w:t>
+      </w:r>
+      <w:r>
+        <w:rPr>
+          <w:lang w:eastAsia="en-US"/>
+        </w:rPr>
+        <w:t xml:space="preserve"> mediante una recomendación de personaje en la fase de selección de personaje y recomendaciones de objetos y anotaciones a tener en cuenta para la partida</w:t>
+      </w:r>
+      <w:r>
+        <w:rPr>
+          <w:lang w:eastAsia="en-US"/>
+        </w:rPr>
+        <w:t>.</w:t>
+      </w:r>
+    </w:p>
+    <w:p>
+      <w:pPr>
+        <w:rPr>
+          <w:lang w:eastAsia="en-US"/>
+        </w:rPr>
+      </w:pPr>
+    </w:p>
+    <w:p>
+      <w:pPr>
+        <w:rPr>
+          <w:lang w:eastAsia="en-US"/>
+        </w:rPr>
+      </w:pPr>
+      <w:r>
+        <w:rPr>
+          <w:lang w:eastAsia="en-US"/>
+        </w:rPr>
+        <w:t xml:space="preserve">(Aquí pondría las principales conclusiones del trabajo para finalizar el </w:t>
+      </w:r>
+      <w:r>
+        <w:rPr>
+          <w:lang w:eastAsia="en-US"/>
+        </w:rPr>
+        <w:t>resumen,</w:t>
+      </w:r>
+      <w:r>
+        <w:rPr>
+          <w:lang w:eastAsia="en-US"/>
+        </w:rPr>
+        <w:t xml:space="preserve"> pero aún no lo he terminado)</w:t>
+      </w:r>
+    </w:p>
+    <w:p>
+      <w:pPr>
+        <w:rPr>
+          <w:lang w:eastAsia="en-US"/>
+        </w:rPr>
+      </w:pPr>
+    </w:p>
+    <w:p>
+      <w:pPr>
+        <w:rPr>
+          <w:lang w:eastAsia="en-US"/>
+        </w:rPr>
+      </w:pPr>
+      <w:r>
+        <w:rPr>
+          <w:lang w:eastAsia="en-US"/>
+        </w:rPr>
         <w:t xml:space="preserve">Redacta un resumen de todo el trabajo, destacando los aspectos más importantes. Resume el problema de partida, el tipo de solución propuesta y las principales conclusiones de tu trabajo </w:t>
       </w:r>
       <w:r>
@@ -555,13 +881,6 @@
         </w:rPr>
         <w:t>.</w:t>
       </w:r>
-    </w:p>
-    <w:p>
-      <w:pPr>
-        <w:rPr>
-          <w:lang w:eastAsia="en-US"/>
-        </w:rPr>
-      </w:pPr>
     </w:p>
     <w:p>
       <w:pPr>
@@ -600,51 +919,272 @@
         </w:rPr>
         <w:t>.</w:t>
       </w:r>
-    </w:p>
-    <w:p>
-      <w:pPr>
-        <w:rPr>
-          <w:lang w:eastAsia="en-US"/>
-        </w:rPr>
-      </w:pPr>
-    </w:p>
-    <w:p>
-      <w:pPr>
-        <w:rPr>
-          <w:lang w:eastAsia="en-US"/>
-        </w:rPr>
-      </w:pPr>
-    </w:p>
-    <w:p>
-      <w:pPr>
-        <w:spacing w:before="0" w:after="0" w:line="240" w:lineRule="auto"/>
-        <w:jc w:val="left"/>
-        <w:rPr>
-          <w:lang w:eastAsia="en-US"/>
-        </w:rPr>
-      </w:pPr>
       <w:bookmarkStart w:id="0" w:name="_Toc437509152"/>
-      <w:r>
-        <w:rPr>
-          <w:lang w:eastAsia="en-US"/>
-        </w:rPr>
-        <w:br w:type="page"/>
-      </w:r>
     </w:p>
     <w:p>
       <w:pPr>
         <w:pStyle w:val="Ttulondices"/>
-      </w:pPr>
-      <w:proofErr w:type="spellStart"/>
+        <w:rPr>
+          <w:lang w:val="en-US"/>
+        </w:rPr>
+      </w:pPr>
       <w:r>
         <w:rPr>
           <w:highlight w:val="magenta"/>
+          <w:lang w:val="en-US"/>
         </w:rPr>
         <w:lastRenderedPageBreak/>
         <w:t>Abstract</w:t>
       </w:r>
-      <w:proofErr w:type="spellEnd"/>
-    </w:p>
+    </w:p>
+    <w:p>
+      <w:pPr>
+        <w:rPr>
+          <w:lang w:val="en-US"/>
+        </w:rPr>
+      </w:pPr>
+      <w:r>
+        <w:rPr>
+          <w:lang w:val="en-US"/>
+        </w:rPr>
+        <w:t xml:space="preserve">In this </w:t>
+      </w:r>
+      <w:r>
+        <w:rPr>
+          <w:lang w:val="en-US"/>
+        </w:rPr>
+        <w:t>B</w:t>
+      </w:r>
+      <w:r>
+        <w:rPr>
+          <w:lang w:val="en-US"/>
+        </w:rPr>
+        <w:t xml:space="preserve">achelor’s </w:t>
+      </w:r>
+      <w:r>
+        <w:rPr>
+          <w:lang w:val="en-US"/>
+        </w:rPr>
+        <w:t>T</w:t>
+      </w:r>
+      <w:r>
+        <w:rPr>
+          <w:lang w:val="en-US"/>
+        </w:rPr>
+        <w:t>h</w:t>
+      </w:r>
+      <w:r>
+        <w:rPr>
+          <w:lang w:val="en-US"/>
+        </w:rPr>
+        <w:t xml:space="preserve">esis, I have developed an application designed to assist users in </w:t>
+      </w:r>
+      <w:r>
+        <w:rPr>
+          <w:lang w:val="en-US"/>
+        </w:rPr>
+        <w:t>decision</w:t>
+      </w:r>
+      <w:r>
+        <w:rPr>
+          <w:lang w:val="en-US"/>
+        </w:rPr>
+        <w:t xml:space="preserve">-making within the video game League of Legends (LoL). Given the immense number of variables and possibilities in the game, every </w:t>
+      </w:r>
+      <w:r>
+        <w:rPr>
+          <w:lang w:val="en-US"/>
+        </w:rPr>
+        <w:t>decision</w:t>
+      </w:r>
+      <w:r>
+        <w:rPr>
+          <w:lang w:val="en-US"/>
+        </w:rPr>
+        <w:t xml:space="preserve"> made is relevant and can often be the deciding factor in securing a victory.</w:t>
+      </w:r>
+    </w:p>
+    <w:p>
+      <w:pPr>
+        <w:rPr>
+          <w:lang w:val="en-US"/>
+        </w:rPr>
+      </w:pPr>
+    </w:p>
+    <w:p>
+      <w:pPr>
+        <w:rPr>
+          <w:lang w:val="en-US"/>
+        </w:rPr>
+      </w:pPr>
+      <w:r>
+        <w:rPr>
+          <w:lang w:val="en-US"/>
+        </w:rPr>
+        <w:t>The technology stack used to develop the application and address these challenges is as follows:</w:t>
+      </w:r>
+    </w:p>
+    <w:p>
+      <w:pPr>
+        <w:pStyle w:val="Prrafodelista"/>
+        <w:numPr>
+          <w:ilvl w:val="0"/>
+          <w:numId w:val="25"/>
+        </w:numPr>
+      </w:pPr>
+      <w:r>
+        <w:t>Backend: Python + Flask</w:t>
+      </w:r>
+    </w:p>
+    <w:p>
+      <w:pPr>
+        <w:pStyle w:val="Prrafodelista"/>
+        <w:numPr>
+          <w:ilvl w:val="0"/>
+          <w:numId w:val="25"/>
+        </w:numPr>
+      </w:pPr>
+      <w:r>
+        <w:t>Frontend: HTML + CSS + JavaScript</w:t>
+      </w:r>
+    </w:p>
+    <w:p>
+      <w:pPr>
+        <w:pStyle w:val="Prrafodelista"/>
+        <w:numPr>
+          <w:ilvl w:val="0"/>
+          <w:numId w:val="25"/>
+        </w:numPr>
+      </w:pPr>
+      <w:r>
+        <w:t>Database: SQLite</w:t>
+      </w:r>
+    </w:p>
+    <w:p>
+      <w:pPr>
+        <w:pStyle w:val="Prrafodelista"/>
+        <w:numPr>
+          <w:ilvl w:val="0"/>
+          <w:numId w:val="25"/>
+        </w:numPr>
+        <w:rPr>
+          <w:lang w:val="en-US"/>
+        </w:rPr>
+      </w:pPr>
+      <w:r>
+        <w:rPr>
+          <w:lang w:val="en-US"/>
+        </w:rPr>
+        <w:t>Expert Engine: A custom inference system (forward chaining) with defined facts and rules</w:t>
+      </w:r>
+    </w:p>
+    <w:p>
+      <w:pPr>
+        <w:pStyle w:val="Prrafodelista"/>
+        <w:numPr>
+          <w:ilvl w:val="0"/>
+          <w:numId w:val="25"/>
+        </w:numPr>
+        <w:rPr>
+          <w:lang w:val="en-US"/>
+        </w:rPr>
+      </w:pPr>
+      <w:r>
+        <w:rPr>
+          <w:lang w:val="en-US"/>
+        </w:rPr>
+        <w:t>External APIs: Riot Games API</w:t>
+      </w:r>
+      <w:r>
+        <w:rPr>
+          <w:lang w:val="en-US"/>
+        </w:rPr>
+        <w:t xml:space="preserve"> </w:t>
+      </w:r>
+      <w:r>
+        <w:rPr>
+          <w:lang w:val="en-US"/>
+        </w:rPr>
+        <w:t>(League V4 + Match V5) for real-time data extraction</w:t>
+      </w:r>
+    </w:p>
+    <w:p>
+      <w:pPr>
+        <w:rPr>
+          <w:lang w:val="en-US"/>
+        </w:rPr>
+      </w:pPr>
+    </w:p>
+    <w:p>
+      <w:pPr>
+        <w:rPr>
+          <w:lang w:val="en-US"/>
+        </w:rPr>
+      </w:pPr>
+      <w:r>
+        <w:rPr>
+          <w:lang w:val="en-US"/>
+        </w:rPr>
+        <w:t>This t</w:t>
+      </w:r>
+      <w:r>
+        <w:rPr>
+          <w:lang w:val="en-US"/>
+        </w:rPr>
+        <w:t>h</w:t>
+      </w:r>
+      <w:r>
+        <w:rPr>
+          <w:lang w:val="en-US"/>
+        </w:rPr>
+        <w:t xml:space="preserve">esis explains the fundamental mechanics and variables of the game to ensure they are properly accounted for. Consequently, the program recommends the most logical decisions to increase the probability of winning, providing </w:t>
+      </w:r>
+      <w:r>
+        <w:rPr>
+          <w:lang w:val="en-US"/>
+        </w:rPr>
+        <w:t>champion</w:t>
+      </w:r>
+      <w:r>
+        <w:rPr>
+          <w:lang w:val="en-US"/>
+        </w:rPr>
+        <w:t xml:space="preserve"> suggestions during the champion select phase, as well as item recommendations and strategic notes to consider during the match.</w:t>
+      </w:r>
+    </w:p>
+    <w:p>
+      <w:pPr>
+        <w:rPr>
+          <w:lang w:val="en-US" w:eastAsia="en-US"/>
+        </w:rPr>
+      </w:pPr>
+    </w:p>
+    <w:p>
+      <w:pPr>
+        <w:rPr>
+          <w:lang w:eastAsia="en-US"/>
+        </w:rPr>
+      </w:pPr>
+      <w:r>
+        <w:rPr>
+          <w:lang w:eastAsia="en-US"/>
+        </w:rPr>
+        <w:t>(Aquí pondría las principales conclusiones del trabajo</w:t>
+      </w:r>
+      <w:r>
+        <w:rPr>
+          <w:lang w:eastAsia="en-US"/>
+        </w:rPr>
+        <w:t xml:space="preserve"> en inglés</w:t>
+      </w:r>
+      <w:r>
+        <w:rPr>
+          <w:lang w:eastAsia="en-US"/>
+        </w:rPr>
+        <w:t xml:space="preserve"> para finalizar el resumen, pero aún no lo he terminado)</w:t>
+      </w:r>
+    </w:p>
+    <w:p/>
     <w:p>
       <w:r>
         <w:t>Esta es una traducción al inglés del resumen anterior.</w:t>
@@ -652,7 +1192,6 @@
     </w:p>
     <w:p/>
     <w:p>
-      <w:proofErr w:type="spellStart"/>
       <w:r>
         <w:rPr>
           <w:b/>
@@ -660,7 +1199,6 @@
         </w:rPr>
         <w:t>Keywords</w:t>
       </w:r>
-      <w:proofErr w:type="spellEnd"/>
       <w:r>
         <w:t xml:space="preserve">: </w:t>
       </w:r>
@@ -2771,112 +3309,12 @@
       </w:r>
     </w:p>
     <w:p>
-      <w:proofErr w:type="spellStart"/>
-      <w:r>
-        <w:t>Backend</w:t>
-      </w:r>
-      <w:proofErr w:type="spellEnd"/>
-      <w:r>
-        <w:t xml:space="preserve">: Python y </w:t>
-      </w:r>
-      <w:proofErr w:type="spellStart"/>
-      <w:r>
-        <w:t>flask</w:t>
-      </w:r>
-      <w:proofErr w:type="spellEnd"/>
-    </w:p>
-    <w:p>
-      <w:r>
-        <w:t>Base de datos: SQLite (</w:t>
-      </w:r>
-      <w:proofErr w:type="spellStart"/>
-      <w:r>
-        <w:t>knowledge.db</w:t>
-      </w:r>
-      <w:proofErr w:type="spellEnd"/>
-      <w:r>
-        <w:t xml:space="preserve">) con tablas </w:t>
-      </w:r>
-      <w:proofErr w:type="spellStart"/>
-      <w:r>
-        <w:t>champions</w:t>
-      </w:r>
-      <w:proofErr w:type="spellEnd"/>
-      <w:r>
-        <w:t xml:space="preserve"> y </w:t>
-      </w:r>
-      <w:proofErr w:type="spellStart"/>
-      <w:r>
-        <w:t>matchups</w:t>
-      </w:r>
-      <w:proofErr w:type="spellEnd"/>
-    </w:p>
-    <w:p>
-      <w:r>
-        <w:t>Motor experto: Sistema de inferencia propio (encadenamiento hacia adelante) con hechos y reglas definidas en Python</w:t>
-      </w:r>
-    </w:p>
-    <w:p>
-      <w:r>
-        <w:t>API externa: Riot Games API (League V4 + Match V5) para extracción de datos reales</w:t>
-      </w:r>
-    </w:p>
-    <w:p>
-      <w:r>
-        <w:t xml:space="preserve">Datos: </w:t>
-      </w:r>
-      <w:proofErr w:type="spellStart"/>
-      <w:r>
-        <w:t>champions.json</w:t>
-      </w:r>
-      <w:proofErr w:type="spellEnd"/>
-      <w:r>
-        <w:t xml:space="preserve"> (fuente original) migrada a SQLite raw_matchups.csv (salida de extracción)</w:t>
-      </w:r>
-    </w:p>
-    <w:p>
-      <w:proofErr w:type="spellStart"/>
-      <w:r>
-        <w:t>Frontend</w:t>
-      </w:r>
-      <w:proofErr w:type="spellEnd"/>
-      <w:r>
-        <w:t xml:space="preserve">: HTML + CSS + JavaScript </w:t>
-      </w:r>
-      <w:proofErr w:type="spellStart"/>
-      <w:r>
-        <w:t>vanilla</w:t>
-      </w:r>
-      <w:proofErr w:type="spellEnd"/>
-      <w:r>
-        <w:t xml:space="preserve"> (jinja2 </w:t>
-      </w:r>
-      <w:proofErr w:type="spellStart"/>
-      <w:r>
-        <w:t>templates</w:t>
-      </w:r>
-      <w:proofErr w:type="spellEnd"/>
-      <w:r>
-        <w:t xml:space="preserve"> vía Flask)</w:t>
-      </w:r>
-    </w:p>
-    <w:p>
-      <w:r>
-        <w:t xml:space="preserve">Testing: </w:t>
-      </w:r>
-      <w:proofErr w:type="spellStart"/>
-      <w:r>
-        <w:t>Pytest</w:t>
-      </w:r>
-      <w:proofErr w:type="spellEnd"/>
+      <w:r>
+        <w:t xml:space="preserve">En </w:t>
+      </w:r>
     </w:p>
     <w:p/>
     <w:p>
-      <w:r>
-        <w:t>En la actualidad, la industria de los videojuegos experimenta unos cambios constantes,</w:t>
-      </w:r>
-    </w:p>
-    <w:p>
       <w:pPr>
         <w:pStyle w:val="Ttulo2"/>
       </w:pPr>
@@ -2888,21 +3326,11 @@
     </w:p>
     <w:p>
       <w:r>
-        <w:t xml:space="preserve">La industria de los deportes electrónicos, también conocidos como </w:t>
-      </w:r>
-      <w:proofErr w:type="spellStart"/>
-      <w:r>
-        <w:t>eSports</w:t>
-      </w:r>
-      <w:proofErr w:type="spellEnd"/>
-      <w:r>
-        <w:t>, ha experimentado un crecimiento exponencial en la última década, consolidándose como uno de los sectores más rentables e innovadores del entretenimiento digital (</w:t>
-      </w:r>
-      <w:proofErr w:type="spellStart"/>
+        <w:t>La industria de los deportes electrónicos, también conocidos como eSports, ha experimentado un crecimiento exponencial en la última década, consolidándose como uno de los sectores más rentables e innovadores del entretenimiento digital (</w:t>
+      </w:r>
       <w:r>
         <w:t>Arık</w:t>
       </w:r>
-      <w:proofErr w:type="spellEnd"/>
       <w:r>
         <w:t xml:space="preserve">, </w:t>
       </w:r>
@@ -2913,109 +3341,21 @@
         <w:t>)</w:t>
       </w:r>
       <w:r>
-        <w:t xml:space="preserve">. Dentro de este ámbito, los juegos de tipo </w:t>
-      </w:r>
-      <w:proofErr w:type="spellStart"/>
-      <w:r>
-        <w:t>Multiplayer</w:t>
-      </w:r>
-      <w:proofErr w:type="spellEnd"/>
-      <w:r>
-        <w:t xml:space="preserve"> Online Battle Arena, también conocidos popularmente como MOBA, y en particular League Of Legends, presentan desafíos computacionales de primer nivel. Con un elenco de más de 170 campeones disponibles en la actualidad (Riot Games, s.f.) y miles de permutaciones de objetos, considero que la fase de selección de personaje (Draft) y la itemización generan un espacio de estados combinatorio masivo (“The </w:t>
-      </w:r>
-      <w:proofErr w:type="spellStart"/>
-      <w:r>
-        <w:t>Architecture</w:t>
-      </w:r>
-      <w:proofErr w:type="spellEnd"/>
-      <w:r>
-        <w:t xml:space="preserve"> of </w:t>
-      </w:r>
-      <w:proofErr w:type="spellStart"/>
-      <w:r>
-        <w:t>Intelligence</w:t>
-      </w:r>
-      <w:proofErr w:type="spellEnd"/>
-      <w:r>
-        <w:t xml:space="preserve">”, s.f.). En este entorno, la victoria no depende únicamente de la habilidad mecánica del jugador, sino de decisiones </w:t>
-      </w:r>
-      <w:proofErr w:type="spellStart"/>
-      <w:r>
-        <w:t>stratégicas</w:t>
-      </w:r>
-      <w:proofErr w:type="spellEnd"/>
-      <w:r>
-        <w:t xml:space="preserve"> que </w:t>
-      </w:r>
-      <w:proofErr w:type="spellStart"/>
-      <w:r>
-        <w:t>mximicen</w:t>
-      </w:r>
-      <w:proofErr w:type="spellEnd"/>
-      <w:r>
-        <w:t xml:space="preserve"> las sinergias del equipo y neutralicen la composición rival.</w:t>
-      </w:r>
-    </w:p>
-    <w:p>
-      <w:r>
-        <w:t xml:space="preserve">A pesar de que el estado del arte ha </w:t>
-      </w:r>
-      <w:proofErr w:type="spellStart"/>
-      <w:r>
-        <w:t>porpuesto</w:t>
-      </w:r>
-      <w:proofErr w:type="spellEnd"/>
-      <w:r>
-        <w:t xml:space="preserve"> múltiples modelos de Aprendizaje Automático (Machine Learning) capaces de predecir el resultado de una partida con precisiones superiores al 75% (Do et al., 2021), observo que estos enfoques estadísticos y de redes neuronales a </w:t>
+        <w:t>. Dentro de este ámbito, los juegos de tipo Multiplayer Online Battle Arena, también conocidos popularmente como MOBA, y en particular League Of Legends, presentan desafíos computacionales de primer nivel. Con un elenco de más de 170 campeones disponibles en la actualidad (Riot Games, s.f.) y miles de permutaciones de objetos, considero que la fase de selección de personaje (Draft) y la itemización generan un espacio de estados combinatorio masivo (“The Architecture of Intelligence”, s.f.). En este entorno, la victoria no depende únicamente de la habilidad mecánica del jugador, sino de decisiones stratégicas que mximicen las sinergias del equipo y neutralicen la composición rival.</w:t>
+      </w:r>
+    </w:p>
+    <w:p>
+      <w:r>
+        <w:t>A pesar de que el estado del arte ha porpuesto múltiples modelos de Aprendizaje Automático (Machine Learning) capaces de predecir el resultado de una partida con precisiones superiores al 75% (Do et al., 2021), observo que estos enfoques estadísticos y de redes neuronales a menudo operan como “cajas negras”. La falta de transparencia en sus predicciones limita severamente su adopción por parte de los usuarios, quienes necesitan comprender el razonamiento detrás de una recomendación para mejorar su aprendizaje estratégico (García-Méndez &amp; de Arriba-Pérez, s.f.).</w:t>
+      </w:r>
+    </w:p>
+    <w:p>
+      <w:r>
+        <w:t xml:space="preserve">Esta investigación surge de mi motivación por resolver dicha limitación mediante la creación de un Sistema Experto basado en reglas lógicas. A diferencia de los modelos puramente probabilísticos, propongo un sistema experto capaz de manejar la incertidumbre táctica mediante inferencias (potencialmente ampliada con lógica difusa) y de ofrecer explicabilidad (Explainable AI). Considero esto un equisito fundamental para garanizar la confianza del </w:t>
       </w:r>
       <w:r>
         <w:lastRenderedPageBreak/>
-        <w:t>menudo operan como “cajas negras”. La falta de transparencia en sus predicciones limita severamente su adopción por parte de los usuarios, quienes necesitan comprender el razonamiento detrás de una recomendación para mejorar su aprendizaje estratégico (García-Méndez &amp; de Arriba-Pérez, s.f.).</w:t>
-      </w:r>
-    </w:p>
-    <w:p>
-      <w:r>
-        <w:t xml:space="preserve">Esta investigación surge de mi motivación por resolver dicha limitación mediante la creación de un Sistema Experto basado en reglas lógicas. A diferencia de los modelos puramente probabilísticos, propongo un sistema experto capaz de manejar la incertidumbre táctica mediante inferencias (potencialmente ampliada con lógica difusa) y de ofrecer </w:t>
-      </w:r>
-      <w:proofErr w:type="spellStart"/>
-      <w:r>
-        <w:t>explicabilidad</w:t>
-      </w:r>
-      <w:proofErr w:type="spellEnd"/>
-      <w:r>
-        <w:t xml:space="preserve"> (</w:t>
-      </w:r>
-      <w:proofErr w:type="spellStart"/>
-      <w:r>
-        <w:t>Explainable</w:t>
-      </w:r>
-      <w:proofErr w:type="spellEnd"/>
-      <w:r>
-        <w:t xml:space="preserve"> AI). Considero esto un </w:t>
-      </w:r>
-      <w:proofErr w:type="spellStart"/>
-      <w:r>
-        <w:t>equisito</w:t>
-      </w:r>
-      <w:proofErr w:type="spellEnd"/>
-      <w:r>
-        <w:t xml:space="preserve"> fundamental para </w:t>
-      </w:r>
-      <w:proofErr w:type="spellStart"/>
-      <w:r>
-        <w:t>garanizar</w:t>
-      </w:r>
-      <w:proofErr w:type="spellEnd"/>
-      <w:r>
-        <w:t xml:space="preserve"> la confianza del jugador, al justificar en lenguaje natural por qué una decisión es óptima dadas las circunstancias del juego (“The </w:t>
-      </w:r>
-      <w:proofErr w:type="spellStart"/>
-      <w:r>
-        <w:t>Architecut</w:t>
-      </w:r>
-      <w:proofErr w:type="spellEnd"/>
-      <w:r>
-        <w:t>”)</w:t>
+        <w:t>jugador, al justificar en lenguaje natural por qué una decisión es óptima dadas las circunstancias del juego (“The Architecut”)</w:t>
       </w:r>
     </w:p>
     <w:p>
@@ -3139,11 +3479,7 @@
         <w:t>cada capítulo debe comenzar siempre en una nueva página</w:t>
       </w:r>
       <w:r>
-        <w:t xml:space="preserve">. Puedes utilizar las herramientas de “Disposición” del procesador de textos para introducir un salgo de página. </w:t>
-      </w:r>
-      <w:r>
-        <w:lastRenderedPageBreak/>
-        <w:t>De este modo, aunque amplíes el tamaño de un capítulo, los que vienen a continuación comenzarán siempre al inicio de una nueva página.</w:t>
+        <w:t>. Puedes utilizar las herramientas de “Disposición” del procesador de textos para introducir un salgo de página. De este modo, aunque amplíes el tamaño de un capítulo, los que vienen a continuación comenzarán siempre al inicio de una nueva página.</w:t>
       </w:r>
     </w:p>
     <w:p>
@@ -3195,6 +3531,7 @@
       </w:pPr>
       <w:bookmarkStart w:id="8" w:name="_Toc149554661"/>
       <w:r>
+        <w:lastRenderedPageBreak/>
         <w:t>“T</w:t>
       </w:r>
       <w:r>
@@ -5370,6 +5707,118 @@
     </w:lvl>
   </w:abstractNum>
   <w:abstractNum w:abstractNumId="16" w15:restartNumberingAfterBreak="0">
+    <w:nsid w:val="62FC2ADE"/>
+    <w:multiLevelType w:val="hybridMultilevel"/>
+    <w:tmpl w:val="099E7298"/>
+    <w:lvl w:ilvl="0" w:tplc="0C0A0001">
+      <w:numFmt w:val="bullet"/>
+      <w:lvlText w:val=""/>
+      <w:lvlJc w:val="left"/>
+      <w:pPr>
+        <w:ind w:left="720" w:hanging="360"/>
+      </w:pPr>
+      <w:rPr>
+        <w:rFonts w:ascii="Symbol" w:eastAsia="Times New Roman" w:hAnsi="Symbol" w:cs="Times New Roman" w:hint="default"/>
+      </w:rPr>
+    </w:lvl>
+    <w:lvl w:ilvl="1" w:tplc="0C0A0003" w:tentative="1">
+      <w:start w:val="1"/>
+      <w:numFmt w:val="bullet"/>
+      <w:lvlText w:val="o"/>
+      <w:lvlJc w:val="left"/>
+      <w:pPr>
+        <w:ind w:left="1440" w:hanging="360"/>
+      </w:pPr>
+      <w:rPr>
+        <w:rFonts w:ascii="Courier New" w:hAnsi="Courier New" w:cs="Courier New" w:hint="default"/>
+      </w:rPr>
+    </w:lvl>
+    <w:lvl w:ilvl="2" w:tplc="0C0A0005" w:tentative="1">
+      <w:start w:val="1"/>
+      <w:numFmt w:val="bullet"/>
+      <w:lvlText w:val=""/>
+      <w:lvlJc w:val="left"/>
+      <w:pPr>
+        <w:ind w:left="2160" w:hanging="360"/>
+      </w:pPr>
+      <w:rPr>
+        <w:rFonts w:ascii="Wingdings" w:hAnsi="Wingdings" w:hint="default"/>
+      </w:rPr>
+    </w:lvl>
+    <w:lvl w:ilvl="3" w:tplc="0C0A0001" w:tentative="1">
+      <w:start w:val="1"/>
+      <w:numFmt w:val="bullet"/>
+      <w:lvlText w:val=""/>
+      <w:lvlJc w:val="left"/>
+      <w:pPr>
+        <w:ind w:left="2880" w:hanging="360"/>
+      </w:pPr>
+      <w:rPr>
+        <w:rFonts w:ascii="Symbol" w:hAnsi="Symbol" w:hint="default"/>
+      </w:rPr>
+    </w:lvl>
+    <w:lvl w:ilvl="4" w:tplc="0C0A0003" w:tentative="1">
+      <w:start w:val="1"/>
+      <w:numFmt w:val="bullet"/>
+      <w:lvlText w:val="o"/>
+      <w:lvlJc w:val="left"/>
+      <w:pPr>
+        <w:ind w:left="3600" w:hanging="360"/>
+      </w:pPr>
+      <w:rPr>
+        <w:rFonts w:ascii="Courier New" w:hAnsi="Courier New" w:cs="Courier New" w:hint="default"/>
+      </w:rPr>
+    </w:lvl>
+    <w:lvl w:ilvl="5" w:tplc="0C0A0005" w:tentative="1">
+      <w:start w:val="1"/>
+      <w:numFmt w:val="bullet"/>
+      <w:lvlText w:val=""/>
+      <w:lvlJc w:val="left"/>
+      <w:pPr>
+        <w:ind w:left="4320" w:hanging="360"/>
+      </w:pPr>
+      <w:rPr>
+        <w:rFonts w:ascii="Wingdings" w:hAnsi="Wingdings" w:hint="default"/>
+      </w:rPr>
+    </w:lvl>
+    <w:lvl w:ilvl="6" w:tplc="0C0A0001" w:tentative="1">
+      <w:start w:val="1"/>
+      <w:numFmt w:val="bullet"/>
+      <w:lvlText w:val=""/>
+      <w:lvlJc w:val="left"/>
+      <w:pPr>
+        <w:ind w:left="5040" w:hanging="360"/>
+      </w:pPr>
+      <w:rPr>
+        <w:rFonts w:ascii="Symbol" w:hAnsi="Symbol" w:hint="default"/>
+      </w:rPr>
+    </w:lvl>
+    <w:lvl w:ilvl="7" w:tplc="0C0A0003" w:tentative="1">
+      <w:start w:val="1"/>
+      <w:numFmt w:val="bullet"/>
+      <w:lvlText w:val="o"/>
+      <w:lvlJc w:val="left"/>
+      <w:pPr>
+        <w:ind w:left="5760" w:hanging="360"/>
+      </w:pPr>
+      <w:rPr>
+        <w:rFonts w:ascii="Courier New" w:hAnsi="Courier New" w:cs="Courier New" w:hint="default"/>
+      </w:rPr>
+    </w:lvl>
+    <w:lvl w:ilvl="8" w:tplc="0C0A0005" w:tentative="1">
+      <w:start w:val="1"/>
+      <w:numFmt w:val="bullet"/>
+      <w:lvlText w:val=""/>
+      <w:lvlJc w:val="left"/>
+      <w:pPr>
+        <w:ind w:left="6480" w:hanging="360"/>
+      </w:pPr>
+      <w:rPr>
+        <w:rFonts w:ascii="Wingdings" w:hAnsi="Wingdings" w:hint="default"/>
+      </w:rPr>
+    </w:lvl>
+  </w:abstractNum>
+  <w:abstractNum w:abstractNumId="17" w15:restartNumberingAfterBreak="0">
     <w:nsid w:val="64851D42"/>
     <w:multiLevelType w:val="hybridMultilevel"/>
     <w:tmpl w:val="6D2A54F6"/>
@@ -5456,7 +5905,7 @@
       </w:pPr>
     </w:lvl>
   </w:abstractNum>
-  <w:abstractNum w:abstractNumId="17" w15:restartNumberingAfterBreak="0">
+  <w:abstractNum w:abstractNumId="18" w15:restartNumberingAfterBreak="0">
     <w:nsid w:val="693732B1"/>
     <w:multiLevelType w:val="multilevel"/>
     <w:tmpl w:val="393C3686"/>
@@ -5542,7 +5991,7 @@
       </w:pPr>
     </w:lvl>
   </w:abstractNum>
-  <w:abstractNum w:abstractNumId="18" w15:restartNumberingAfterBreak="0">
+  <w:abstractNum w:abstractNumId="19" w15:restartNumberingAfterBreak="0">
     <w:nsid w:val="6E946A08"/>
     <w:multiLevelType w:val="multilevel"/>
     <w:tmpl w:val="6234E562"/>
@@ -5632,7 +6081,7 @@
       </w:pPr>
     </w:lvl>
   </w:abstractNum>
-  <w:abstractNum w:abstractNumId="19" w15:restartNumberingAfterBreak="0">
+  <w:abstractNum w:abstractNumId="20" w15:restartNumberingAfterBreak="0">
     <w:nsid w:val="6EAB6542"/>
     <w:multiLevelType w:val="hybridMultilevel"/>
     <w:tmpl w:val="E33AE3B6"/>
@@ -5718,7 +6167,7 @@
       </w:pPr>
     </w:lvl>
   </w:abstractNum>
-  <w:abstractNum w:abstractNumId="20" w15:restartNumberingAfterBreak="0">
+  <w:abstractNum w:abstractNumId="21" w15:restartNumberingAfterBreak="0">
     <w:nsid w:val="748E2F9F"/>
     <w:multiLevelType w:val="multilevel"/>
     <w:tmpl w:val="0C0A001F"/>
@@ -5804,7 +6253,7 @@
       </w:pPr>
     </w:lvl>
   </w:abstractNum>
-  <w:abstractNum w:abstractNumId="21" w15:restartNumberingAfterBreak="0">
+  <w:abstractNum w:abstractNumId="22" w15:restartNumberingAfterBreak="0">
     <w:nsid w:val="7D4A58B6"/>
     <w:multiLevelType w:val="multilevel"/>
     <w:tmpl w:val="E0A4B08C"/>
@@ -5894,7 +6343,7 @@
     <w:abstractNumId w:val="8"/>
   </w:num>
   <w:num w:numId="2" w16cid:durableId="1947275272">
-    <w:abstractNumId w:val="19"/>
+    <w:abstractNumId w:val="20"/>
   </w:num>
   <w:num w:numId="3" w16cid:durableId="2018772219">
     <w:abstractNumId w:val="11"/>
@@ -5915,7 +6364,7 @@
     <w:abstractNumId w:val="9"/>
   </w:num>
   <w:num w:numId="9" w16cid:durableId="1304579770">
-    <w:abstractNumId w:val="16"/>
+    <w:abstractNumId w:val="17"/>
   </w:num>
   <w:num w:numId="10" w16cid:durableId="1256354795">
     <w:abstractNumId w:val="15"/>
@@ -5948,16 +6397,16 @@
     <w:abstractNumId w:val="10"/>
   </w:num>
   <w:num w:numId="17" w16cid:durableId="1340544895">
-    <w:abstractNumId w:val="20"/>
+    <w:abstractNumId w:val="21"/>
   </w:num>
   <w:num w:numId="18" w16cid:durableId="1420177678">
-    <w:abstractNumId w:val="18"/>
+    <w:abstractNumId w:val="19"/>
   </w:num>
   <w:num w:numId="19" w16cid:durableId="1642493223">
-    <w:abstractNumId w:val="21"/>
+    <w:abstractNumId w:val="22"/>
   </w:num>
   <w:num w:numId="20" w16cid:durableId="842742992">
-    <w:abstractNumId w:val="17"/>
+    <w:abstractNumId w:val="18"/>
   </w:num>
   <w:num w:numId="21" w16cid:durableId="1459450684">
     <w:abstractNumId w:val="3"/>
@@ -5970,6 +6419,9 @@
   </w:num>
   <w:num w:numId="24" w16cid:durableId="597712412">
     <w:abstractNumId w:val="6"/>
+  </w:num>
+  <w:num w:numId="25" w16cid:durableId="1091900183">
+    <w:abstractNumId w:val="16"/>
   </w:num>
 </w:numbering>
 </file>
@@ -7414,7 +7866,7 @@
     </w:tblPr>
     <w:tblStylePr w:type="firstRow">
       <w:rPr>
-        <w:rFonts w:ascii="UnitOT-Medi" w:hAnsi="UnitOT-Medi"/>
+        <w:rFonts w:ascii="UnitOT-Light" w:hAnsi="UnitOT-Light"/>
         <w:color w:val="FFFFFF" w:themeColor="background1"/>
         <w:sz w:val="20"/>
       </w:rPr>
@@ -7429,7 +7881,7 @@
         <w:jc w:val="center"/>
       </w:pPr>
       <w:rPr>
-        <w:rFonts w:ascii="UnitOT-Light" w:hAnsi="UnitOT-Light"/>
+        <w:rFonts w:ascii="Tahoma" w:hAnsi="Tahoma"/>
         <w:color w:val="4D4D4D"/>
         <w:sz w:val="20"/>
       </w:rPr>
@@ -7716,10 +8168,22 @@
 </file>
 
 <file path=customXml/item1.xml><?xml version="1.0" encoding="utf-8"?>
+<p:properties xmlns:p="http://schemas.microsoft.com/office/2006/metadata/properties" xmlns:xsi="http://www.w3.org/2001/XMLSchema-instance" xmlns:pc="http://schemas.microsoft.com/office/infopath/2007/PartnerControls">
+  <documentManagement>
+    <TaxCatchAll xmlns="0a70e875-3d35-4be2-921f-7117c31bab9b" xsi:nil="true"/>
+    <lcf76f155ced4ddcb4097134ff3c332f xmlns="27c1adeb-3674-457c-b08c-8a73f31b6e23">
+      <Terms xmlns="http://schemas.microsoft.com/office/infopath/2007/PartnerControls"/>
+    </lcf76f155ced4ddcb4097134ff3c332f>
+    <_Flow_SignoffStatus xmlns="27c1adeb-3674-457c-b08c-8a73f31b6e23" xsi:nil="true"/>
+  </documentManagement>
+</p:properties>
+</file>
+
+<file path=customXml/item2.xml><?xml version="1.0" encoding="utf-8"?>
 <b:Sources xmlns:b="http://schemas.openxmlformats.org/officeDocument/2006/bibliography" xmlns="http://schemas.openxmlformats.org/officeDocument/2006/bibliography" SelectedStyle="\APASixthEditionOfficeOnline.xsl" StyleName="APA" Version="6"/>
 </file>
 
-<file path=customXml/item2.xml><?xml version="1.0" encoding="utf-8"?>
+<file path=customXml/item3.xml><?xml version="1.0" encoding="utf-8"?>
 <?mso-contentType ?>
 <FormTemplates xmlns="http://schemas.microsoft.com/sharepoint/v3/contenttype/forms">
   <Display>DocumentLibraryForm</Display>
@@ -7728,7 +8192,7 @@
 </FormTemplates>
 </file>
 
-<file path=customXml/item3.xml><?xml version="1.0" encoding="utf-8"?>
+<file path=customXml/item4.xml><?xml version="1.0" encoding="utf-8"?>
 <ct:contentTypeSchema xmlns:ct="http://schemas.microsoft.com/office/2006/metadata/contentType" xmlns:ma="http://schemas.microsoft.com/office/2006/metadata/properties/metaAttributes" ct:_="" ma:_="" ma:contentTypeName="Documento" ma:contentTypeID="0x010100DF3D7C797EA12745A270EF30E38719B9" ma:contentTypeVersion="19" ma:contentTypeDescription="Crear nuevo documento." ma:contentTypeScope="" ma:versionID="227b02526234ef39b0b78895a9d90cf5">
   <xsd:schema xmlns:xsd="http://www.w3.org/2001/XMLSchema" xmlns:xs="http://www.w3.org/2001/XMLSchema" xmlns:p="http://schemas.microsoft.com/office/2006/metadata/properties" xmlns:ns2="0a70e875-3d35-4be2-921f-7117c31bab9b" xmlns:ns3="27c1adeb-3674-457c-b08c-8a73f31b6e23" targetNamespace="http://schemas.microsoft.com/office/2006/metadata/properties" ma:root="true" ma:fieldsID="3c939c8607e2f594db8bbb23634dd059" ns2:_="" ns3:_="">
     <xsd:import namespace="0a70e875-3d35-4be2-921f-7117c31bab9b"/>
@@ -7989,19 +8453,18 @@
 </ct:contentTypeSchema>
 </file>
 
-<file path=customXml/item4.xml><?xml version="1.0" encoding="utf-8"?>
-<p:properties xmlns:p="http://schemas.microsoft.com/office/2006/metadata/properties" xmlns:xsi="http://www.w3.org/2001/XMLSchema-instance" xmlns:pc="http://schemas.microsoft.com/office/infopath/2007/PartnerControls">
-  <documentManagement>
-    <TaxCatchAll xmlns="0a70e875-3d35-4be2-921f-7117c31bab9b" xsi:nil="true"/>
-    <lcf76f155ced4ddcb4097134ff3c332f xmlns="27c1adeb-3674-457c-b08c-8a73f31b6e23">
-      <Terms xmlns="http://schemas.microsoft.com/office/infopath/2007/PartnerControls"/>
-    </lcf76f155ced4ddcb4097134ff3c332f>
-    <_Flow_SignoffStatus xmlns="27c1adeb-3674-457c-b08c-8a73f31b6e23" xsi:nil="true"/>
-  </documentManagement>
-</p:properties>
+<file path=customXml/itemProps1.xml><?xml version="1.0" encoding="utf-8"?>
+<ds:datastoreItem xmlns:ds="http://schemas.openxmlformats.org/officeDocument/2006/customXml" ds:itemID="{1F3C1B10-EE25-478F-A378-26280E5A2662}">
+  <ds:schemaRefs>
+    <ds:schemaRef ds:uri="http://schemas.microsoft.com/office/2006/metadata/properties"/>
+    <ds:schemaRef ds:uri="http://schemas.microsoft.com/office/infopath/2007/PartnerControls"/>
+    <ds:schemaRef ds:uri="0a70e875-3d35-4be2-921f-7117c31bab9b"/>
+    <ds:schemaRef ds:uri="27c1adeb-3674-457c-b08c-8a73f31b6e23"/>
+  </ds:schemaRefs>
+</ds:datastoreItem>
 </file>
 
-<file path=customXml/itemProps1.xml><?xml version="1.0" encoding="utf-8"?>
+<file path=customXml/itemProps2.xml><?xml version="1.0" encoding="utf-8"?>
 <ds:datastoreItem xmlns:ds="http://schemas.openxmlformats.org/officeDocument/2006/customXml" ds:itemID="{FD1A1271-5F91-421F-91AA-F5599BF2C903}">
   <ds:schemaRefs>
     <ds:schemaRef ds:uri="http://schemas.openxmlformats.org/officeDocument/2006/bibliography"/>
@@ -8009,7 +8472,7 @@
 </ds:datastoreItem>
 </file>
 
-<file path=customXml/itemProps2.xml><?xml version="1.0" encoding="utf-8"?>
+<file path=customXml/itemProps3.xml><?xml version="1.0" encoding="utf-8"?>
 <ds:datastoreItem xmlns:ds="http://schemas.openxmlformats.org/officeDocument/2006/customXml" ds:itemID="{5B3F4A43-888D-4D33-BD1C-7066736CDCB4}">
   <ds:schemaRefs>
     <ds:schemaRef ds:uri="http://schemas.microsoft.com/sharepoint/v3/contenttype/forms"/>
@@ -8017,7 +8480,7 @@
 </ds:datastoreItem>
 </file>
 
-<file path=customXml/itemProps3.xml><?xml version="1.0" encoding="utf-8"?>
+<file path=customXml/itemProps4.xml><?xml version="1.0" encoding="utf-8"?>
 <ds:datastoreItem xmlns:ds="http://schemas.openxmlformats.org/officeDocument/2006/customXml" ds:itemID="{3624E214-1B8A-4A51-B10D-C847268B4539}">
   <ds:schemaRefs>
     <ds:schemaRef ds:uri="http://schemas.microsoft.com/office/2006/metadata/contentType"/>
@@ -8034,15 +8497,4 @@
     <ds:schemaRef ds:uri="http://schemas.microsoft.com/internal/obd"/>
   </ds:schemaRefs>
 </ds:datastoreItem>
-</file>
-
-<file path=customXml/itemProps4.xml><?xml version="1.0" encoding="utf-8"?>
-<ds:datastoreItem xmlns:ds="http://schemas.openxmlformats.org/officeDocument/2006/customXml" ds:itemID="{1F3C1B10-EE25-478F-A378-26280E5A2662}">
-  <ds:schemaRefs>
-    <ds:schemaRef ds:uri="http://schemas.microsoft.com/office/2006/metadata/properties"/>
-    <ds:schemaRef ds:uri="http://schemas.microsoft.com/office/infopath/2007/PartnerControls"/>
-    <ds:schemaRef ds:uri="0a70e875-3d35-4be2-921f-7117c31bab9b"/>
-    <ds:schemaRef ds:uri="27c1adeb-3674-457c-b08c-8a73f31b6e23"/>
-  </ds:schemaRefs>
-</ds:datastoreItem>
 </file>
--- a/docs/plantilla.docx
+++ b/docs/plantilla.docx
@@ -491,9 +491,6 @@
         <w:br w:type="page"/>
       </w:r>
       <w:r>
-        <w:rPr>
-          <w:highlight w:val="magenta"/>
-        </w:rPr>
         <w:lastRenderedPageBreak/>
         <w:t>Resumen</w:t>
       </w:r>
@@ -797,7 +794,21 @@
         <w:rPr>
           <w:lang w:eastAsia="en-US"/>
         </w:rPr>
-        <w:t xml:space="preserve"> mediante una recomendación de personaje en la fase de selección de personaje y recomendaciones de objetos y anotaciones a tener en cuenta para la partida</w:t>
+        <w:t xml:space="preserve"> mediante una recomendación de personaje en la fase de selección de personaje y recomendaciones de objetos y anotaciones </w:t>
+      </w:r>
+      <w:proofErr w:type="gramStart"/>
+      <w:r>
+        <w:rPr>
+          <w:lang w:eastAsia="en-US"/>
+        </w:rPr>
+        <w:t>a</w:t>
+      </w:r>
+      <w:proofErr w:type="gramEnd"/>
+      <w:r>
+        <w:rPr>
+          <w:lang w:eastAsia="en-US"/>
+        </w:rPr>
+        <w:t xml:space="preserve"> tener en cuenta para la partida</w:t>
       </w:r>
       <w:r>
         <w:rPr>
@@ -930,7 +941,6 @@
       </w:pPr>
       <w:r>
         <w:rPr>
-          <w:highlight w:val="magenta"/>
           <w:lang w:val="en-US"/>
         </w:rPr>
         <w:lastRenderedPageBreak/>
@@ -3272,45 +3282,110 @@
     <w:p>
       <w:pPr>
         <w:pStyle w:val="Ttulo1"/>
-        <w:rPr>
-          <w:highlight w:val="magenta"/>
-        </w:rPr>
       </w:pPr>
       <w:bookmarkStart w:id="1" w:name="_Toc437515557"/>
       <w:bookmarkStart w:id="2" w:name="_Toc14106979"/>
       <w:bookmarkStart w:id="3" w:name="_Toc149554656"/>
       <w:r>
-        <w:rPr>
-          <w:highlight w:val="magenta"/>
-        </w:rPr>
         <w:lastRenderedPageBreak/>
         <w:t>I</w:t>
       </w:r>
       <w:r>
-        <w:rPr>
-          <w:highlight w:val="magenta"/>
-        </w:rPr>
         <w:t>n</w:t>
       </w:r>
       <w:bookmarkEnd w:id="1"/>
       <w:bookmarkEnd w:id="2"/>
       <w:r>
-        <w:rPr>
-          <w:highlight w:val="magenta"/>
-        </w:rPr>
         <w:t>troducción</w:t>
       </w:r>
       <w:bookmarkEnd w:id="3"/>
       <w:r>
-        <w:rPr>
-          <w:highlight w:val="magenta"/>
-        </w:rPr>
         <w:t xml:space="preserve"> </w:t>
       </w:r>
     </w:p>
     <w:p>
       <w:r>
-        <w:t xml:space="preserve">En </w:t>
+        <w:t>La industria de los videojuegos ha sufrido cambios constantes en los últimos años. Antiguamente solo se percibía a los videojuegos como una fuente de entretenimiento</w:t>
+      </w:r>
+      <w:r>
+        <w:t>,</w:t>
+      </w:r>
+      <w:r>
+        <w:t xml:space="preserve"> hoy en día, muchos de los títulos que solamente trataban de cumplir la función de entretener al usuario se han ido profesionalizando con el tiempo, llegando a convertirse en deportes electrónicos o </w:t>
+      </w:r>
+      <w:proofErr w:type="spellStart"/>
+      <w:r>
+        <w:t>eSports</w:t>
+      </w:r>
+      <w:proofErr w:type="spellEnd"/>
+      <w:r>
+        <w:t>, comparables incluso a los deportes tradicionales. Dentro de este contexto, los juegos del género MOBA (Multiplayer Online Battle Arena), y en especial League of Legends (LoL), destacan como un escenario muy interesante para aplicar conceptos de ingeniería informática y, en particular, de inteligencia artificial y análisis de datos.</w:t>
+      </w:r>
+    </w:p>
+    <w:p/>
+    <w:p>
+      <w:r>
+        <w:t>Mi idea no es simplemente crear otra herramienta más de consulta, pues en el mercado actual hay varias ofertas que cumplen con mi propósito, pero tienen ciertos problemas individualmente. Lo que realmente busco es analizar cómo los sistemas basados en conocimiento pueden ayudar a poner orden en un entorno donde la información es incompleta, cambiante y bastante compleja. En resumen, trato de poder ordenar un entorno de variables constantes para buscar la mejor solución a problemas que se dan en la partida.</w:t>
+      </w:r>
+    </w:p>
+    <w:p/>
+    <w:p>
+      <w:r>
+        <w:t>A lo largo de mis estudios y también gracias a mi experiencia personal con League of Legends, he visto algo que se repite bastante: aunque muchos jugadores tienen un nivel mecánico muy alto, les falla la toma de decisiones estratégicas. Esto ocurre sobre todo en momentos clave como la selección de campeones (draft), la cual puede llegar a determinar gran parte del resultado de la partida sin siquiera jugar esta misma. De hecho, estudios sobre predicción en juegos competitivos sugieren que la fase de selección puede condicionar el éxito del encuentro de manera determinante antes de que los jugadores entren al mapa (Yang et al., 2016).</w:t>
+      </w:r>
+    </w:p>
+    <w:p/>
+    <w:p>
+      <w:r>
+        <w:t xml:space="preserve">Para ello, he decidido desarrollar un sistema experto que funcione como una especie de asesor estratégico. La idea es que pueda imitar el razonamiento de un analista humano </w:t>
+      </w:r>
+      <w:r>
+        <w:lastRenderedPageBreak/>
+        <w:t>experto en la materia, pero aprovechando la capacidad de cálculo de un sistema informático, su velocidad y sin las limitaciones típicas como el cansancio o la presión.</w:t>
+      </w:r>
+    </w:p>
+    <w:p/>
+    <w:p>
+      <w:r>
+        <w:t>Este proyecto no es relevante solo desde el punto de vista del juego. A nivel más teórico, League of Legends plantea un problema muy interesante relacionado con la teoría de juegos aplicada. Algunos estudios señalan que la dificultad no está únicamente en lo que ocurre dentro de la partida, sino también en todo el conocimiento que rodea al juego, lo que se conoce como “</w:t>
+      </w:r>
+      <w:proofErr w:type="spellStart"/>
+      <w:r>
+        <w:t>metagame</w:t>
+      </w:r>
+      <w:proofErr w:type="spellEnd"/>
+      <w:r>
+        <w:t>” (Mora-Cantallops &amp; Sicart, 2018). Sustento esta idea gracias a que, con el tiempo, la escena competitiva dentro del mundo de los videojuegos se ha profesionalizado y se han estandarizado posiciones de coach (entrenador), analistas de draft, etc., mostrando que a nivel competitivo la toma de decisiones es relevante a los mismos niveles que saber jugar al juego con unas mecánicas profesionales.</w:t>
+      </w:r>
+    </w:p>
+    <w:p/>
+    <w:p>
+      <w:r>
+        <w:t xml:space="preserve">Durante el desarrollo, me he encontrado con varios retos técnicos importantes. Por ejemplo, trabajar con datos en tiempo real usando las </w:t>
+      </w:r>
+      <w:proofErr w:type="spellStart"/>
+      <w:r>
+        <w:t>APIs</w:t>
+      </w:r>
+      <w:proofErr w:type="spellEnd"/>
+      <w:r>
+        <w:t xml:space="preserve"> oficiales de Riot Games (2024), o diseñar un sistema en Python capaz de no solo dar recomendaciones, sino también explicar por qué las da. Esto último es especialmente relevante, ya que muchos modelos actuales de inteligencia artificial funcionan como “cajas negras” y no ofrecen una justificación clara de sus decisiones, lo que dificulta que el usuario confíe plenamente en el sistema (Russell &amp; Norvig, 2021).</w:t>
+      </w:r>
+    </w:p>
+    <w:p/>
+    <w:p>
+      <w:r>
+        <w:t>De hecho, he optado por alejarme un poco del enfoque basado únicamente en Machine Learning, que es el más utilizado hoy en día. Aunque estos modelos son muy buenos prediciendo resultados, suelen fallar en algo clave: la explicabilidad. En este trabajo he intentado priorizar precisamente eso, construyendo un sistema que no solo indique qué hacer, sino que también explique el motivo, basándose en factores como las sinergias entre campeones, los enfrentamientos directos o el equilibrio del equipo y sus necesidades.</w:t>
+      </w:r>
+    </w:p>
+    <w:p/>
+    <w:p>
+      <w:r>
+        <w:t xml:space="preserve">Por último, esta introducción sirve como punto de partida para entender el resto del documento. En ella explico tanto la motivación detrás del proyecto como los conceptos básicos necesarios para seguirlo, incluso si no se tiene experiencia previa con este tipo de </w:t>
+      </w:r>
+      <w:r>
+        <w:lastRenderedPageBreak/>
+        <w:t>juegos competitivos. También presento la estructura del trabajo, que dará paso a un análisis más técnico donde se detallará cómo se ha desarrollado el sistema. En esencia, este proyecto intenta dar forma y sentido al caos estratégico de una partida de League of Legends, utilizando herramientas propias de la lógica computacional.</w:t>
       </w:r>
     </w:p>
     <w:p/>
@@ -7047,7 +7122,6 @@
   <w:style w:type="character" w:default="1" w:styleId="Fuentedeprrafopredeter">
     <w:name w:val="Default Paragraph Font"/>
     <w:uiPriority w:val="1"/>
-    <w:semiHidden/>
     <w:unhideWhenUsed/>
   </w:style>
   <w:style w:type="table" w:default="1" w:styleId="Tablanormal">

--- a/docs/plantilla.docx
+++ b/docs/plantilla.docx
@@ -794,21 +794,7 @@
         <w:rPr>
           <w:lang w:eastAsia="en-US"/>
         </w:rPr>
-        <w:t xml:space="preserve"> mediante una recomendación de personaje en la fase de selección de personaje y recomendaciones de objetos y anotaciones </w:t>
-      </w:r>
-      <w:proofErr w:type="gramStart"/>
-      <w:r>
-        <w:rPr>
-          <w:lang w:eastAsia="en-US"/>
-        </w:rPr>
-        <w:t>a</w:t>
-      </w:r>
-      <w:proofErr w:type="gramEnd"/>
-      <w:r>
-        <w:rPr>
-          <w:lang w:eastAsia="en-US"/>
-        </w:rPr>
-        <w:t xml:space="preserve"> tener en cuenta para la partida</w:t>
+        <w:t xml:space="preserve"> mediante una recomendación de personaje en la fase de selección de personaje y recomendaciones de objetos y anotaciones a tener en cuenta para la partida</w:t>
       </w:r>
       <w:r>
         <w:rPr>
@@ -3079,6 +3065,87 @@
         <w:tabs>
           <w:tab w:val="right" w:leader="dot" w:pos="9061"/>
         </w:tabs>
+      </w:pPr>
+      <w:r>
+        <w:fldChar w:fldCharType="begin"/>
+      </w:r>
+      <w:r>
+        <w:instrText xml:space="preserve"> TOC \h \z \c "Figura" </w:instrText>
+      </w:r>
+      <w:r>
+        <w:fldChar w:fldCharType="separate"/>
+      </w:r>
+      <w:hyperlink w:anchor="_Toc149554676" w:history="1">
+        <w:r>
+          <w:rPr>
+            <w:rStyle w:val="Hipervnculo"/>
+            <w:noProof/>
+          </w:rPr>
+          <w:t xml:space="preserve">Figura 1. </w:t>
+        </w:r>
+        <w:r>
+          <w:rPr>
+            <w:rStyle w:val="Hipervnculo"/>
+            <w:noProof/>
+          </w:rPr>
+          <w:t>Mapa de la Grieta del Invocador con las líneas (Top, Mid, Bot y Jungla)</w:t>
+        </w:r>
+        <w:r>
+          <w:rPr>
+            <w:noProof/>
+            <w:webHidden/>
+          </w:rPr>
+          <w:tab/>
+        </w:r>
+        <w:r>
+          <w:rPr>
+            <w:noProof/>
+            <w:webHidden/>
+          </w:rPr>
+          <w:fldChar w:fldCharType="begin"/>
+        </w:r>
+        <w:r>
+          <w:rPr>
+            <w:noProof/>
+            <w:webHidden/>
+          </w:rPr>
+          <w:instrText xml:space="preserve"> PAGEREF _Toc149554676 \h </w:instrText>
+        </w:r>
+        <w:r>
+          <w:rPr>
+            <w:noProof/>
+            <w:webHidden/>
+          </w:rPr>
+        </w:r>
+        <w:r>
+          <w:rPr>
+            <w:noProof/>
+            <w:webHidden/>
+          </w:rPr>
+          <w:fldChar w:fldCharType="separate"/>
+        </w:r>
+        <w:r>
+          <w:rPr>
+            <w:noProof/>
+            <w:webHidden/>
+          </w:rPr>
+          <w:t>2</w:t>
+        </w:r>
+        <w:r>
+          <w:rPr>
+            <w:noProof/>
+            <w:webHidden/>
+          </w:rPr>
+          <w:fldChar w:fldCharType="end"/>
+        </w:r>
+      </w:hyperlink>
+    </w:p>
+    <w:p>
+      <w:pPr>
+        <w:pStyle w:val="Tabladeilustraciones"/>
+        <w:tabs>
+          <w:tab w:val="right" w:leader="dot" w:pos="9061"/>
+        </w:tabs>
         <w:rPr>
           <w:rFonts w:eastAsiaTheme="minorEastAsia" w:cstheme="minorBidi"/>
           <w:noProof/>
@@ -3088,22 +3155,34 @@
           <w14:ligatures w14:val="standardContextual"/>
         </w:rPr>
       </w:pPr>
-      <w:r>
-        <w:fldChar w:fldCharType="begin"/>
-      </w:r>
-      <w:r>
-        <w:instrText xml:space="preserve"> TOC \h \z \c "Figura" </w:instrText>
-      </w:r>
-      <w:r>
-        <w:fldChar w:fldCharType="separate"/>
-      </w:r>
       <w:hyperlink w:anchor="_Toc149554676" w:history="1">
         <w:r>
           <w:rPr>
             <w:rStyle w:val="Hipervnculo"/>
             <w:noProof/>
           </w:rPr>
-          <w:t>Figura 1. Ámbito de un identificador.</w:t>
+          <w:t xml:space="preserve">Figura </w:t>
+        </w:r>
+        <w:r>
+          <w:rPr>
+            <w:rStyle w:val="Hipervnculo"/>
+            <w:noProof/>
+          </w:rPr>
+          <w:t>2</w:t>
+        </w:r>
+        <w:r>
+          <w:rPr>
+            <w:rStyle w:val="Hipervnculo"/>
+            <w:noProof/>
+          </w:rPr>
+          <w:t xml:space="preserve">. </w:t>
+        </w:r>
+        <w:r>
+          <w:rPr>
+            <w:rStyle w:val="Hipervnculo"/>
+            <w:noProof/>
+          </w:rPr>
+          <w:t>Interfaz del recomendador pidiendo al usuario insertar los datos de los campeones de la partida actual.</w:t>
         </w:r>
         <w:r>
           <w:rPr>
@@ -3154,30 +3233,6 @@
           <w:fldChar w:fldCharType="end"/>
         </w:r>
       </w:hyperlink>
-    </w:p>
-    <w:p>
-      <w:r>
-        <w:fldChar w:fldCharType="end"/>
-      </w:r>
-    </w:p>
-    <w:p/>
-    <w:p/>
-    <w:p/>
-    <w:p/>
-    <w:p>
-      <w:pPr>
-        <w:pStyle w:val="Ttulondices"/>
-      </w:pPr>
-      <w:r>
-        <w:br w:type="page"/>
-      </w:r>
-      <w:r>
-        <w:lastRenderedPageBreak/>
-        <w:t>Í</w:t>
-      </w:r>
-      <w:r>
-        <w:t>ndice de tablas</w:t>
-      </w:r>
     </w:p>
     <w:p>
       <w:pPr>
@@ -3194,6 +3249,217 @@
           <w14:ligatures w14:val="standardContextual"/>
         </w:rPr>
       </w:pPr>
+      <w:hyperlink w:anchor="_Toc149554676" w:history="1">
+        <w:r>
+          <w:rPr>
+            <w:rStyle w:val="Hipervnculo"/>
+            <w:noProof/>
+          </w:rPr>
+          <w:t xml:space="preserve">Figura </w:t>
+        </w:r>
+        <w:r>
+          <w:rPr>
+            <w:rStyle w:val="Hipervnculo"/>
+            <w:noProof/>
+          </w:rPr>
+          <w:t>X</w:t>
+        </w:r>
+        <w:r>
+          <w:rPr>
+            <w:rStyle w:val="Hipervnculo"/>
+            <w:noProof/>
+          </w:rPr>
+          <w:t xml:space="preserve">. </w:t>
+        </w:r>
+        <w:r>
+          <w:rPr>
+            <w:rStyle w:val="Hipervnculo"/>
+            <w:noProof/>
+          </w:rPr>
+          <w:t>X</w:t>
+        </w:r>
+        <w:r>
+          <w:rPr>
+            <w:noProof/>
+            <w:webHidden/>
+          </w:rPr>
+          <w:tab/>
+        </w:r>
+        <w:r>
+          <w:rPr>
+            <w:noProof/>
+            <w:webHidden/>
+          </w:rPr>
+          <w:fldChar w:fldCharType="begin"/>
+        </w:r>
+        <w:r>
+          <w:rPr>
+            <w:noProof/>
+            <w:webHidden/>
+          </w:rPr>
+          <w:instrText xml:space="preserve"> PAGEREF _Toc149554676 \h </w:instrText>
+        </w:r>
+        <w:r>
+          <w:rPr>
+            <w:noProof/>
+            <w:webHidden/>
+          </w:rPr>
+        </w:r>
+        <w:r>
+          <w:rPr>
+            <w:noProof/>
+            <w:webHidden/>
+          </w:rPr>
+          <w:fldChar w:fldCharType="separate"/>
+        </w:r>
+        <w:r>
+          <w:rPr>
+            <w:noProof/>
+            <w:webHidden/>
+          </w:rPr>
+          <w:t>2</w:t>
+        </w:r>
+        <w:r>
+          <w:rPr>
+            <w:noProof/>
+            <w:webHidden/>
+          </w:rPr>
+          <w:fldChar w:fldCharType="end"/>
+        </w:r>
+      </w:hyperlink>
+    </w:p>
+    <w:p>
+      <w:pPr>
+        <w:pStyle w:val="Tabladeilustraciones"/>
+        <w:tabs>
+          <w:tab w:val="right" w:leader="dot" w:pos="9061"/>
+        </w:tabs>
+        <w:rPr>
+          <w:rFonts w:eastAsiaTheme="minorEastAsia" w:cstheme="minorBidi"/>
+          <w:noProof/>
+          <w:kern w:val="2"/>
+          <w:sz w:val="22"/>
+          <w:szCs w:val="22"/>
+          <w14:ligatures w14:val="standardContextual"/>
+        </w:rPr>
+      </w:pPr>
+      <w:hyperlink w:anchor="_Toc149554676" w:history="1">
+        <w:r>
+          <w:rPr>
+            <w:rStyle w:val="Hipervnculo"/>
+            <w:noProof/>
+          </w:rPr>
+          <w:t xml:space="preserve">Figura </w:t>
+        </w:r>
+        <w:r>
+          <w:rPr>
+            <w:rStyle w:val="Hipervnculo"/>
+            <w:noProof/>
+          </w:rPr>
+          <w:t>X</w:t>
+        </w:r>
+        <w:r>
+          <w:rPr>
+            <w:rStyle w:val="Hipervnculo"/>
+            <w:noProof/>
+          </w:rPr>
+          <w:t>.</w:t>
+        </w:r>
+        <w:r>
+          <w:rPr>
+            <w:rStyle w:val="Hipervnculo"/>
+            <w:noProof/>
+          </w:rPr>
+          <w:t xml:space="preserve"> X</w:t>
+        </w:r>
+        <w:r>
+          <w:rPr>
+            <w:noProof/>
+            <w:webHidden/>
+          </w:rPr>
+          <w:tab/>
+        </w:r>
+        <w:r>
+          <w:rPr>
+            <w:noProof/>
+            <w:webHidden/>
+          </w:rPr>
+          <w:fldChar w:fldCharType="begin"/>
+        </w:r>
+        <w:r>
+          <w:rPr>
+            <w:noProof/>
+            <w:webHidden/>
+          </w:rPr>
+          <w:instrText xml:space="preserve"> PAGEREF _Toc149554676 \h </w:instrText>
+        </w:r>
+        <w:r>
+          <w:rPr>
+            <w:noProof/>
+            <w:webHidden/>
+          </w:rPr>
+        </w:r>
+        <w:r>
+          <w:rPr>
+            <w:noProof/>
+            <w:webHidden/>
+          </w:rPr>
+          <w:fldChar w:fldCharType="separate"/>
+        </w:r>
+        <w:r>
+          <w:rPr>
+            <w:noProof/>
+            <w:webHidden/>
+          </w:rPr>
+          <w:t>2</w:t>
+        </w:r>
+        <w:r>
+          <w:rPr>
+            <w:noProof/>
+            <w:webHidden/>
+          </w:rPr>
+          <w:fldChar w:fldCharType="end"/>
+        </w:r>
+      </w:hyperlink>
+    </w:p>
+    <w:p>
+      <w:pPr>
+        <w:rPr>
+          <w:rFonts w:eastAsiaTheme="minorEastAsia"/>
+        </w:rPr>
+      </w:pPr>
+    </w:p>
+    <w:p>
+      <w:r>
+        <w:fldChar w:fldCharType="end"/>
+      </w:r>
+    </w:p>
+    <w:p/>
+    <w:p/>
+    <w:p/>
+    <w:p/>
+    <w:p>
+      <w:pPr>
+        <w:pStyle w:val="Ttulondices"/>
+      </w:pPr>
+      <w:r>
+        <w:br w:type="page"/>
+      </w:r>
+      <w:r>
+        <w:lastRenderedPageBreak/>
+        <w:t>Í</w:t>
+      </w:r>
+      <w:r>
+        <w:t>ndice de tablas</w:t>
+      </w:r>
+    </w:p>
+    <w:p>
+      <w:pPr>
+        <w:pStyle w:val="Tabladeilustraciones"/>
+        <w:tabs>
+          <w:tab w:val="right" w:leader="dot" w:pos="9061"/>
+        </w:tabs>
+      </w:pPr>
       <w:r>
         <w:fldChar w:fldCharType="begin"/>
       </w:r>
@@ -3209,7 +3475,14 @@
             <w:rStyle w:val="Hipervnculo"/>
             <w:noProof/>
           </w:rPr>
-          <w:t>Tabla 1. Usuarios potenciales de un documento de requisitos.</w:t>
+          <w:t xml:space="preserve">Tabla 1. </w:t>
+        </w:r>
+        <w:r>
+          <w:rPr>
+            <w:rStyle w:val="Hipervnculo"/>
+            <w:noProof/>
+          </w:rPr>
+          <w:t>Ontología de Etiquetas del Sistema Experto</w:t>
         </w:r>
         <w:r>
           <w:rPr>
@@ -3223,43 +3496,16 @@
             <w:noProof/>
             <w:webHidden/>
           </w:rPr>
-          <w:fldChar w:fldCharType="begin"/>
-        </w:r>
-        <w:r>
-          <w:rPr>
-            <w:noProof/>
-            <w:webHidden/>
-          </w:rPr>
-          <w:instrText xml:space="preserve"> PAGEREF _Toc149554677 \h </w:instrText>
-        </w:r>
-        <w:r>
-          <w:rPr>
-            <w:noProof/>
-            <w:webHidden/>
-          </w:rPr>
-        </w:r>
-        <w:r>
-          <w:rPr>
-            <w:noProof/>
-            <w:webHidden/>
-          </w:rPr>
-          <w:fldChar w:fldCharType="separate"/>
-        </w:r>
-        <w:r>
-          <w:rPr>
-            <w:noProof/>
-            <w:webHidden/>
-          </w:rPr>
           <w:t>3</w:t>
         </w:r>
-        <w:r>
-          <w:rPr>
-            <w:noProof/>
-            <w:webHidden/>
-          </w:rPr>
-          <w:fldChar w:fldCharType="end"/>
-        </w:r>
       </w:hyperlink>
+    </w:p>
+    <w:p>
+      <w:pPr>
+        <w:rPr>
+          <w:rFonts w:eastAsiaTheme="minorEastAsia"/>
+        </w:rPr>
+      </w:pPr>
     </w:p>
     <w:p>
       <w:pPr>
@@ -3331,7 +3577,13 @@
     <w:p/>
     <w:p>
       <w:r>
-        <w:t>A lo largo de mis estudios y también gracias a mi experiencia personal con League of Legends, he visto algo que se repite bastante: aunque muchos jugadores tienen un nivel mecánico muy alto, les falla la toma de decisiones estratégicas. Esto ocurre sobre todo en momentos clave como la selección de campeones (draft), la cual puede llegar a determinar gran parte del resultado de la partida sin siquiera jugar esta misma. De hecho, estudios sobre predicción en juegos competitivos sugieren que la fase de selección puede condicionar el éxito del encuentro de manera determinante antes de que los jugadores entren al mapa (Yang et al., 2016).</w:t>
+        <w:t xml:space="preserve">A lo largo de mis estudios y también gracias a mi experiencia personal con League of Legends, he visto algo que se repite bastante: aunque muchos jugadores tienen un nivel mecánico muy alto, les falla la toma de decisiones estratégicas. Esto ocurre sobre todo en momentos clave como la selección de campeones (draft), la cual puede llegar a determinar gran parte del resultado de la partida sin siquiera jugar esta misma. De hecho, estudios sobre predicción en juegos competitivos sugieren que la fase de selección puede condicionar el éxito del encuentro de manera determinante antes de que los jugadores entren al mapa </w:t>
+      </w:r>
+      <w:r>
+        <w:t xml:space="preserve">[1] </w:t>
+      </w:r>
+      <w:r>
+        <w:t>(Yang et al., 2016).</w:t>
       </w:r>
     </w:p>
     <w:p/>
@@ -3355,7 +3607,13 @@
       </w:r>
       <w:proofErr w:type="spellEnd"/>
       <w:r>
-        <w:t>” (Mora-Cantallops &amp; Sicart, 2018). Sustento esta idea gracias a que, con el tiempo, la escena competitiva dentro del mundo de los videojuegos se ha profesionalizado y se han estandarizado posiciones de coach (entrenador), analistas de draft, etc., mostrando que a nivel competitivo la toma de decisiones es relevante a los mismos niveles que saber jugar al juego con unas mecánicas profesionales.</w:t>
+        <w:t>”</w:t>
+      </w:r>
+      <w:r>
+        <w:t xml:space="preserve"> [2]</w:t>
+      </w:r>
+      <w:r>
+        <w:t xml:space="preserve"> (Mora-Cantallops &amp; Sicart, 2018). Sustento esta idea gracias a que, con el tiempo, la escena competitiva dentro del mundo de los videojuegos se ha profesionalizado y se han estandarizado posiciones de coach (entrenador), analistas de draft, etc., mostrando que a nivel competitivo la toma de decisiones es relevante a los mismos niveles que saber jugar al juego con unas mecánicas profesionales.</w:t>
       </w:r>
     </w:p>
     <w:p/>
@@ -3369,7 +3627,19 @@
       </w:r>
       <w:proofErr w:type="spellEnd"/>
       <w:r>
-        <w:t xml:space="preserve"> oficiales de Riot Games (2024), o diseñar un sistema en Python capaz de no solo dar recomendaciones, sino también explicar por qué las da. Esto último es especialmente relevante, ya que muchos modelos actuales de inteligencia artificial funcionan como “cajas negras” y no ofrecen una justificación clara de sus decisiones, lo que dificulta que el usuario confíe plenamente en el sistema (Russell &amp; Norvig, 2021).</w:t>
+        <w:t xml:space="preserve"> oficiales de </w:t>
+      </w:r>
+      <w:r>
+        <w:t xml:space="preserve">[3] </w:t>
+      </w:r>
+      <w:r>
+        <w:t xml:space="preserve">Riot Games (2024), o diseñar un sistema en Python capaz de no solo dar recomendaciones, sino también explicar por qué las da. Esto último es especialmente relevante, ya que muchos modelos actuales de inteligencia artificial funcionan como “cajas negras” y no ofrecen una justificación clara de sus decisiones, lo que dificulta que el usuario confíe plenamente en el sistema </w:t>
+      </w:r>
+      <w:r>
+        <w:t xml:space="preserve">[4] </w:t>
+      </w:r>
+      <w:r>
+        <w:t>(Russell &amp; Norvig, 2021).</w:t>
       </w:r>
     </w:p>
     <w:p/>
@@ -3381,11 +3651,11 @@
     <w:p/>
     <w:p>
       <w:r>
-        <w:t xml:space="preserve">Por último, esta introducción sirve como punto de partida para entender el resto del documento. En ella explico tanto la motivación detrás del proyecto como los conceptos básicos necesarios para seguirlo, incluso si no se tiene experiencia previa con este tipo de </w:t>
+        <w:t xml:space="preserve">Por último, esta introducción sirve como punto de partida para entender el resto del documento. En ella explico tanto la motivación detrás del proyecto como los conceptos </w:t>
       </w:r>
       <w:r>
         <w:lastRenderedPageBreak/>
-        <w:t>juegos competitivos. También presento la estructura del trabajo, que dará paso a un análisis más técnico donde se detallará cómo se ha desarrollado el sistema. En esencia, este proyecto intenta dar forma y sentido al caos estratégico de una partida de League of Legends, utilizando herramientas propias de la lógica computacional.</w:t>
+        <w:t>básicos necesarios para seguirlo, incluso si no se tiene experiencia previa con este tipo de juegos competitivos. También presento la estructura del trabajo, que dará paso a un análisis más técnico donde se detallará cómo se ha desarrollado el sistema. En esencia, este proyecto intenta dar forma y sentido al caos estratégico de una partida de League of Legends, utilizando herramientas propias de la lógica computacional.</w:t>
       </w:r>
     </w:p>
     <w:p/>
@@ -3401,82 +3671,1699 @@
     </w:p>
     <w:p>
       <w:r>
-        <w:t>La industria de los deportes electrónicos, también conocidos como eSports, ha experimentado un crecimiento exponencial en la última década, consolidándose como uno de los sectores más rentables e innovadores del entretenimiento digital (</w:t>
-      </w:r>
-      <w:r>
-        <w:t>Arık</w:t>
-      </w:r>
-      <w:r>
-        <w:t xml:space="preserve">, </w:t>
-      </w:r>
-      <w:r>
-        <w:t>2023</w:t>
-      </w:r>
-      <w:r>
-        <w:t>)</w:t>
-      </w:r>
-      <w:r>
-        <w:t>. Dentro de este ámbito, los juegos de tipo Multiplayer Online Battle Arena, también conocidos popularmente como MOBA, y en particular League Of Legends, presentan desafíos computacionales de primer nivel. Con un elenco de más de 170 campeones disponibles en la actualidad (Riot Games, s.f.) y miles de permutaciones de objetos, considero que la fase de selección de personaje (Draft) y la itemización generan un espacio de estados combinatorio masivo (“The Architecture of Intelligence”, s.f.). En este entorno, la victoria no depende únicamente de la habilidad mecánica del jugador, sino de decisiones stratégicas que mximicen las sinergias del equipo y neutralicen la composición rival.</w:t>
-      </w:r>
-    </w:p>
-    <w:p>
-      <w:r>
-        <w:t>A pesar de que el estado del arte ha porpuesto múltiples modelos de Aprendizaje Automático (Machine Learning) capaces de predecir el resultado de una partida con precisiones superiores al 75% (Do et al., 2021), observo que estos enfoques estadísticos y de redes neuronales a menudo operan como “cajas negras”. La falta de transparencia en sus predicciones limita severamente su adopción por parte de los usuarios, quienes necesitan comprender el razonamiento detrás de una recomendación para mejorar su aprendizaje estratégico (García-Méndez &amp; de Arriba-Pérez, s.f.).</w:t>
-      </w:r>
-    </w:p>
-    <w:p>
-      <w:r>
-        <w:t xml:space="preserve">Esta investigación surge de mi motivación por resolver dicha limitación mediante la creación de un Sistema Experto basado en reglas lógicas. A diferencia de los modelos puramente probabilísticos, propongo un sistema experto capaz de manejar la incertidumbre táctica mediante inferencias (potencialmente ampliada con lógica difusa) y de ofrecer explicabilidad (Explainable AI). Considero esto un equisito fundamental para garanizar la confianza del </w:t>
+        <w:t>La elección de este tema para mi Trabajo de Fin de Grado no es</w:t>
+      </w:r>
+      <w:r>
+        <w:t xml:space="preserve"> simplemente un gusto personal por el videojuego y lo que ofrece, también reside en que a nivel regional yo he llegado a competir y soy experto en el tema, por eso mismamente pensé que como experto y jugador podría aportar algo de valor al desarrollo del proyecto y no solamente como ingeniero</w:t>
+      </w:r>
+      <w:r>
+        <w:t xml:space="preserve">. Como estudiante y seguidor de la escena competitiva de League of Legends desde hace años, siempre me ha fascinado la enorme brecha que existe entre la ejecución técnica y la estrategia pura. He visto cómo, </w:t>
+      </w:r>
+      <w:r>
+        <w:t>muy frecuentemente</w:t>
+      </w:r>
+      <w:r>
+        <w:t xml:space="preserve">, partidas con jugadores brillantes se perdían en apenas diez minutos simplemente por una mala planificación inicial o </w:t>
+      </w:r>
+      <w:r>
+        <w:t>por una mala</w:t>
+      </w:r>
+      <w:r>
+        <w:t xml:space="preserve"> composición del equipo a lo que la partida requería</w:t>
+      </w:r>
+      <w:r>
+        <w:t>, y yo personalmente he vivido esto muchísimas ocasiones</w:t>
+      </w:r>
+      <w:r>
+        <w:t>.</w:t>
+      </w:r>
+    </w:p>
+    <w:p/>
+    <w:p>
+      <w:r>
+        <w:t>Mi principal motivación personal nace de esa frustración</w:t>
+      </w:r>
+      <w:r>
+        <w:t>,</w:t>
+      </w:r>
+      <w:r>
+        <w:t xml:space="preserve"> la sensación de que, en un juego tan complejo, la mayoría de los jugadores tomamos decisiones "de memoria" o siguiendo modas, sin entender realmente la lógica que hay detrás. Al investigar las herramientas de asistencia que existen hoy en día, me di cuenta de que casi todas se limitan a darte un porcentaje de victoria o una lista de objetos recomendados basada en estadísticas masivas. Sin embargo, ninguna de ellas te explica el "porqué". Como futuro ingeniero, me motivaba el reto de crear algo diferente</w:t>
+      </w:r>
+      <w:r>
+        <w:t>,</w:t>
+      </w:r>
+      <w:r>
+        <w:t xml:space="preserve"> un sistema que no solo te diga qué elegir, sino que sea capaz de razonar su decisión como lo haría un analista profesional.</w:t>
+      </w:r>
+    </w:p>
+    <w:p/>
+    <w:p>
+      <w:r>
+        <w:t>En cuanto a el</w:t>
+      </w:r>
+      <w:r>
+        <w:t xml:space="preserve"> plano tecnológico, me planteé el reto de ir un poco a contracorriente de las tendencias actuales. Hoy en día parece que cualquier solución de inteligencia artificial debe pasar obligatoriamente por el Machine Learning, pero estos modelos a menudo funcionan </w:t>
       </w:r>
       <w:r>
         <w:lastRenderedPageBreak/>
-        <w:t>jugador, al justificar en lenguaje natural por qué una decisión es óptima dadas las circunstancias del juego (“The Architecut”)</w:t>
-      </w:r>
-    </w:p>
+        <w:t>como cajas negras donde es imposible entender el porqué de un resultado. Mi intención con este trabajo ha sido reivindicar la utilidad de los Sistemas Expertos en entornos estratégicos. Me motivaba profundamente el desafío de programar desde cero un motor de inferencia en Python que fuera capaz de procesar reglas lógicas creadas por humanos. Al final, lo que buscaba era que el usuario no tuviera que creerse la recomendación porque sí. Me parecía mucho más interesante diseñar una arquitectura donde la lógica fuera totalmente abierta</w:t>
+      </w:r>
+      <w:r>
+        <w:t>,</w:t>
+      </w:r>
+      <w:r>
+        <w:t xml:space="preserve"> que el programa no se limite a dar una respuesta, sino que sea capaz de explicarle al jugador el porqué de cada decisión de una forma que tenga sentido y sea fácil de seguir.</w:t>
+      </w:r>
+      <w:r>
+        <w:t xml:space="preserve"> Esto aporta muchísimo valor para los nuevos jugadores que entran por primera vez al juego, pues en mi caso mismamente, tengo amigos que empiezan a jugar y al haber tantas posibilidades y variables se abruman, y la mayoría de </w:t>
+      </w:r>
+      <w:r>
+        <w:t>las aplicaciones</w:t>
+      </w:r>
+      <w:r>
+        <w:t xml:space="preserve"> existentes no te explican nada, solamente te dicen lo que tienes que hacer y que tienes que seleccionar y ya.</w:t>
+      </w:r>
+    </w:p>
+    <w:p/>
+    <w:p>
+      <w:r>
+        <w:t xml:space="preserve">Otro gran motor de este proyecto ha sido el reto de la implementación real. No quería que este trabajo se quedara en un simple estudio teórico. Me propuse el objetivo de desarrollar una aplicación funcional, utilizando Flask para crear una interfaz web que fuera intuitiva y profesional. Enfrentarme a problemas reales, como la gestión de las </w:t>
+      </w:r>
+      <w:proofErr w:type="spellStart"/>
+      <w:r>
+        <w:t>APIs</w:t>
+      </w:r>
+      <w:proofErr w:type="spellEnd"/>
+      <w:r>
+        <w:t xml:space="preserve"> de Riot Games, la actualización constante de los datos del juego o el diseño de un sistema de degradación elegante para que la interfaz no falle si una imagen no carga, ha sido una de las partes más enriquecedoras del proceso.</w:t>
+      </w:r>
+    </w:p>
+    <w:p/>
+    <w:p>
+      <w:r>
+        <w:t>Por concluir</w:t>
+      </w:r>
+      <w:r>
+        <w:t xml:space="preserve">, lo que me </w:t>
+      </w:r>
+      <w:r>
+        <w:t>motiva</w:t>
+      </w:r>
+      <w:r>
+        <w:t xml:space="preserve"> con este trabajo es la posibilidad de unir mi formación técnica con una de mis pasiones</w:t>
+      </w:r>
+      <w:r>
+        <w:t xml:space="preserve"> y experiencias competitivas</w:t>
+      </w:r>
+      <w:r>
+        <w:t xml:space="preserve">, creando una herramienta que aporte valor real y que demuestre que la </w:t>
+      </w:r>
+      <w:r>
+        <w:t>i</w:t>
+      </w:r>
+      <w:r>
+        <w:t xml:space="preserve">nteligencia </w:t>
+      </w:r>
+      <w:r>
+        <w:t>a</w:t>
+      </w:r>
+      <w:r>
+        <w:t xml:space="preserve">rtificial, cuando se aplica con una base de conocimiento sólida y estructurada, puede ser el mejor aliado para la toma de decisiones en entornos tan caóticos y competitivos como son los </w:t>
+      </w:r>
+      <w:proofErr w:type="spellStart"/>
+      <w:r>
+        <w:t>eSports</w:t>
+      </w:r>
+      <w:proofErr w:type="spellEnd"/>
+      <w:r>
+        <w:t>.</w:t>
+      </w:r>
+    </w:p>
+    <w:p/>
     <w:p>
       <w:pPr>
         <w:pStyle w:val="Ttulo2"/>
       </w:pPr>
-      <w:bookmarkStart w:id="5" w:name="_Toc149554658"/>
-      <w:r>
-        <w:t>Planteamiento del trabajo</w:t>
-      </w:r>
-      <w:bookmarkEnd w:id="5"/>
-    </w:p>
-    <w:p>
-      <w:r>
-        <w:t>Describe aquí las líneas generales del planteamiento de tu solución. Se trata de explicar qué tipo de aportación presentas en tu trabajo, cuáles son los objetivos</w:t>
-      </w:r>
-      <w:r>
-        <w:t xml:space="preserve"> y a qué tipo de resultados llegas.</w:t>
-      </w:r>
-      <w:r>
-        <w:t xml:space="preserve"> Aprovecha para resaltar aquello que te parezca más novedoso, interesante o útil de tu aportación, poniendo en valor </w:t>
-      </w:r>
-      <w:r>
-        <w:t>su importancia.</w:t>
+      <w:r>
+        <w:t>Conceptos básicos y dominio del problema</w:t>
+      </w:r>
+    </w:p>
+    <w:p>
+      <w:r>
+        <w:t>Para entender cómo funciona el sistema experto que he desarrollado, primero hay que</w:t>
+      </w:r>
+      <w:r>
+        <w:t xml:space="preserve"> </w:t>
+      </w:r>
+      <w:r>
+        <w:t xml:space="preserve">explicar qué es lo que ocurre realmente en una partida de League of Legends y cómo he </w:t>
+      </w:r>
+      <w:r>
+        <w:lastRenderedPageBreak/>
+        <w:t>traducido ese caos a un lenguaje que mi programa pueda entender. No se trata solo de un juego de destruir la base enemiga</w:t>
+      </w:r>
+      <w:r>
+        <w:t>,</w:t>
+      </w:r>
+      <w:r>
+        <w:t xml:space="preserve"> es un entorno de alta estrategia donde cada elección tiene una consecuencia lógica</w:t>
+      </w:r>
+      <w:r>
+        <w:t>.</w:t>
       </w:r>
     </w:p>
     <w:p/>
     <w:p>
-      <w:pPr>
-        <w:pStyle w:val="Ttulo2"/>
-      </w:pPr>
-      <w:bookmarkStart w:id="6" w:name="_Toc149554659"/>
-      <w:r>
-        <w:t>Estructura del trabajo</w:t>
-      </w:r>
-      <w:bookmarkEnd w:id="6"/>
-    </w:p>
-    <w:p>
-      <w:r>
-        <w:t xml:space="preserve">Finaliza el capítulo de introducción con una </w:t>
-      </w:r>
+      <w:r>
+        <w:t xml:space="preserve">El </w:t>
+      </w:r>
+      <w:r>
+        <w:t>LoL es un juego de género MOBA (Multiplayer Online Battle Arena) donde dos equipos de cinco jugadores compiten en un mapa cerrado llamado "La Grieta del Invocador". El objetivo final es destruir la base enemiga</w:t>
+      </w:r>
+      <w:r>
+        <w:t xml:space="preserve">, también conocida como </w:t>
+      </w:r>
+      <w:r>
+        <w:t>el Nexo, pero para llegar a ese punto hay que superar una serie de obstáculos y tomar cientos de decisiones tácticas.</w:t>
+      </w:r>
+    </w:p>
+    <w:p/>
+    <w:p>
+      <w:pPr>
+        <w:pStyle w:val="Descripcin"/>
+        <w:jc w:val="both"/>
+      </w:pPr>
       <w:r>
         <w:rPr>
           <w:b/>
           <w:bCs/>
         </w:rPr>
+        <w:t>Figura</w:t>
+      </w:r>
+      <w:r>
+        <w:rPr>
+          <w:b/>
+          <w:bCs/>
+        </w:rPr>
+        <w:t xml:space="preserve"> </w:t>
+      </w:r>
+      <w:r>
+        <w:rPr>
+          <w:b/>
+          <w:bCs/>
+        </w:rPr>
+        <w:fldChar w:fldCharType="begin"/>
+      </w:r>
+      <w:r>
+        <w:rPr>
+          <w:b/>
+          <w:bCs/>
+        </w:rPr>
+        <w:instrText xml:space="preserve"> SEQ Ilustración \* ARABIC </w:instrText>
+      </w:r>
+      <w:r>
+        <w:rPr>
+          <w:b/>
+          <w:bCs/>
+        </w:rPr>
+        <w:fldChar w:fldCharType="separate"/>
+      </w:r>
+      <w:r>
+        <w:rPr>
+          <w:b/>
+          <w:bCs/>
+          <w:noProof/>
+        </w:rPr>
+        <w:t>1</w:t>
+      </w:r>
+      <w:r>
+        <w:rPr>
+          <w:b/>
+          <w:bCs/>
+        </w:rPr>
+        <w:fldChar w:fldCharType="end"/>
+      </w:r>
+      <w:r>
+        <w:rPr>
+          <w:b/>
+          <w:bCs/>
+        </w:rPr>
+        <w:t>.</w:t>
+      </w:r>
+      <w:r>
+        <w:t xml:space="preserve"> </w:t>
+      </w:r>
+      <w:r>
+        <w:t xml:space="preserve">Mapa de la Grieta del Invocador con las líneas (Top, </w:t>
+      </w:r>
+      <w:proofErr w:type="spellStart"/>
+      <w:r>
+        <w:t>Mid</w:t>
+      </w:r>
+      <w:proofErr w:type="spellEnd"/>
+      <w:r>
+        <w:t>, Bot y Jungla)</w:t>
+      </w:r>
+    </w:p>
+    <w:p>
+      <w:pPr>
+        <w:keepNext/>
+      </w:pPr>
+      <w:r>
+        <w:rPr>
+          <w:noProof/>
+        </w:rPr>
+        <w:drawing>
+          <wp:inline distT="0" distB="0" distL="0" distR="0" wp14:anchorId="30A24DFD" wp14:editId="4B039261">
+            <wp:extent cx="4476750" cy="4174714"/>
+            <wp:effectExtent l="0" t="0" r="0" b="0"/>
+            <wp:docPr id="1484751047" name="Imagen 2" descr="League of Legends map and important locations."/>
+            <wp:cNvGraphicFramePr>
+              <a:graphicFrameLocks xmlns:a="http://schemas.openxmlformats.org/drawingml/2006/main" noChangeAspect="1"/>
+            </wp:cNvGraphicFramePr>
+            <a:graphic xmlns:a="http://schemas.openxmlformats.org/drawingml/2006/main">
+              <a:graphicData uri="http://schemas.openxmlformats.org/drawingml/2006/picture">
+                <pic:pic xmlns:pic="http://schemas.openxmlformats.org/drawingml/2006/picture">
+                  <pic:nvPicPr>
+                    <pic:cNvPr id="0" name="Picture 3" descr="League of Legends map and important locations."/>
+                    <pic:cNvPicPr>
+                      <a:picLocks noChangeAspect="1" noChangeArrowheads="1"/>
+                    </pic:cNvPicPr>
+                  </pic:nvPicPr>
+                  <pic:blipFill>
+                    <a:blip r:embed="rId16">
+                      <a:extLst>
+                        <a:ext uri="{28A0092B-C50C-407E-A947-70E740481C1C}">
+                          <a14:useLocalDpi xmlns:a14="http://schemas.microsoft.com/office/drawing/2010/main" val="0"/>
+                        </a:ext>
+                      </a:extLst>
+                    </a:blip>
+                    <a:srcRect/>
+                    <a:stretch>
+                      <a:fillRect/>
+                    </a:stretch>
+                  </pic:blipFill>
+                  <pic:spPr bwMode="auto">
+                    <a:xfrm>
+                      <a:off x="0" y="0"/>
+                      <a:ext cx="4491466" cy="4188437"/>
+                    </a:xfrm>
+                    <a:prstGeom prst="rect">
+                      <a:avLst/>
+                    </a:prstGeom>
+                    <a:noFill/>
+                    <a:ln>
+                      <a:noFill/>
+                    </a:ln>
+                  </pic:spPr>
+                </pic:pic>
+              </a:graphicData>
+            </a:graphic>
+          </wp:inline>
+        </w:drawing>
+      </w:r>
+    </w:p>
+    <w:p>
+      <w:pPr>
+        <w:rPr>
+          <w:lang w:val="en-US"/>
+        </w:rPr>
+      </w:pPr>
+      <w:r>
+        <w:rPr>
+          <w:lang w:val="en-US"/>
+        </w:rPr>
+        <w:t xml:space="preserve">Fuente: </w:t>
+      </w:r>
+      <w:r>
+        <w:rPr>
+          <w:lang w:val="en-US"/>
+        </w:rPr>
+        <w:t xml:space="preserve">[5] </w:t>
+      </w:r>
+      <w:r>
+        <w:rPr>
+          <w:lang w:val="en-US"/>
+        </w:rPr>
+        <w:t>League of Legends m</w:t>
+      </w:r>
+      <w:r>
+        <w:rPr>
+          <w:lang w:val="en-US"/>
+        </w:rPr>
+        <w:t>ap and important locations</w:t>
+      </w:r>
+      <w:r>
+        <w:rPr>
+          <w:lang w:val="en-US"/>
+        </w:rPr>
+        <w:t>,</w:t>
+      </w:r>
+      <w:r>
+        <w:rPr>
+          <w:lang w:val="en-US"/>
+        </w:rPr>
+        <w:t xml:space="preserve"> </w:t>
+      </w:r>
+      <w:r>
+        <w:rPr>
+          <w:lang w:val="en-US"/>
+        </w:rPr>
+        <w:t>ResearchGate</w:t>
+      </w:r>
+      <w:r>
+        <w:rPr>
+          <w:lang w:val="en-US"/>
+        </w:rPr>
+        <w:t xml:space="preserve"> (2019)</w:t>
+      </w:r>
+    </w:p>
+    <w:p>
+      <w:pPr>
+        <w:rPr>
+          <w:lang w:val="en-US"/>
+        </w:rPr>
+      </w:pPr>
+    </w:p>
+    <w:p>
+      <w:r>
+        <w:t xml:space="preserve">Como se ve en el mapa, cada jugador ocupa una posición. Sin embargo, lo que realmente importa para mi sistema no es solo dónde se coloca el jugador, sino qué "tipo" de entidad está </w:t>
+      </w:r>
+      <w:r>
+        <w:lastRenderedPageBreak/>
+        <w:t>manejando. Aquí es donde entra la parte técnica de mi trabajo: la creación de una ontología de etiquetas propia.</w:t>
+      </w:r>
+    </w:p>
+    <w:p/>
+    <w:p>
+      <w:pPr>
+        <w:rPr>
+          <w:rFonts w:asciiTheme="majorHAnsi" w:hAnsiTheme="majorHAnsi" w:cs="Arial"/>
+          <w:bCs/>
+          <w:iCs/>
+          <w:color w:val="0098CD"/>
+          <w:sz w:val="28"/>
+          <w:szCs w:val="28"/>
+        </w:rPr>
+      </w:pPr>
+      <w:r>
+        <w:rPr>
+          <w:rFonts w:asciiTheme="majorHAnsi" w:hAnsiTheme="majorHAnsi" w:cs="Arial"/>
+          <w:bCs/>
+          <w:iCs/>
+          <w:color w:val="0098CD"/>
+          <w:sz w:val="28"/>
+          <w:szCs w:val="28"/>
+        </w:rPr>
+        <w:t>1.2.1</w:t>
+      </w:r>
+      <w:r>
+        <w:rPr>
+          <w:rFonts w:asciiTheme="majorHAnsi" w:hAnsiTheme="majorHAnsi" w:cs="Arial"/>
+          <w:bCs/>
+          <w:iCs/>
+          <w:color w:val="0098CD"/>
+          <w:sz w:val="28"/>
+          <w:szCs w:val="28"/>
+        </w:rPr>
+        <w:t>.</w:t>
+      </w:r>
+      <w:r>
+        <w:rPr>
+          <w:rFonts w:asciiTheme="majorHAnsi" w:hAnsiTheme="majorHAnsi" w:cs="Arial"/>
+          <w:bCs/>
+          <w:iCs/>
+          <w:color w:val="0098CD"/>
+          <w:sz w:val="28"/>
+          <w:szCs w:val="28"/>
+        </w:rPr>
+        <w:t xml:space="preserve"> </w:t>
+      </w:r>
+      <w:r>
+        <w:rPr>
+          <w:rFonts w:asciiTheme="majorHAnsi" w:hAnsiTheme="majorHAnsi" w:cs="Arial"/>
+          <w:bCs/>
+          <w:iCs/>
+          <w:color w:val="0098CD"/>
+          <w:sz w:val="28"/>
+          <w:szCs w:val="28"/>
+        </w:rPr>
+        <w:t>Ontología de etiquetas y roles</w:t>
+      </w:r>
+    </w:p>
+    <w:p>
+      <w:r>
+        <w:t xml:space="preserve">A diferencia de otras herramientas que usan las categorías estándar que vienen en la documentación oficial, yo he decidido crear un vocabulario de etiquetas propio en mi base de conocimientos. Esto me permite ser mucho más preciso. Por ejemplo, en lugar de decir simplemente que un campeón es un "Mago", mi sistema puede identificar si es un </w:t>
+      </w:r>
+      <w:proofErr w:type="spellStart"/>
+      <w:r>
+        <w:t>magic_damage</w:t>
+      </w:r>
+      <w:proofErr w:type="spellEnd"/>
+      <w:r>
+        <w:t xml:space="preserve"> (fuente de daño) o si tiene </w:t>
+      </w:r>
+      <w:proofErr w:type="spellStart"/>
+      <w:r>
+        <w:t>cc_heavy</w:t>
+      </w:r>
+      <w:proofErr w:type="spellEnd"/>
+      <w:r>
+        <w:t xml:space="preserve"> (mucho control de masas).</w:t>
+      </w:r>
+    </w:p>
+    <w:p/>
+    <w:p>
+      <w:r>
+        <w:t xml:space="preserve">En la siguiente tabla detallo algunas de las etiquetas clave que he definido en el archivo </w:t>
+      </w:r>
+      <w:proofErr w:type="spellStart"/>
+      <w:r>
+        <w:t>champions.json</w:t>
+      </w:r>
+      <w:proofErr w:type="spellEnd"/>
+      <w:r>
+        <w:t xml:space="preserve"> y que el motor de inferencia utiliza para razonar:</w:t>
+      </w:r>
+    </w:p>
+    <w:p>
+      <w:r>
+        <w:rPr>
+          <w:b/>
+          <w:bCs/>
+        </w:rPr>
+        <w:t>Tabla 1</w:t>
+      </w:r>
+      <w:r>
+        <w:rPr>
+          <w:b/>
+          <w:bCs/>
+        </w:rPr>
+        <w:t xml:space="preserve">. </w:t>
+      </w:r>
+      <w:r>
+        <w:t>Ontología de Etiquetas del Sistema Experto</w:t>
+      </w:r>
+    </w:p>
+    <w:tbl>
+      <w:tblPr>
+        <w:tblStyle w:val="Tablaconcuadrcula"/>
+        <w:tblW w:w="9183" w:type="dxa"/>
+        <w:tblBorders>
+          <w:top w:val="none" w:sz="0" w:space="0" w:color="auto"/>
+          <w:left w:val="none" w:sz="0" w:space="0" w:color="auto"/>
+          <w:bottom w:val="none" w:sz="0" w:space="0" w:color="auto"/>
+          <w:right w:val="none" w:sz="0" w:space="0" w:color="auto"/>
+          <w:insideH w:val="none" w:sz="0" w:space="0" w:color="auto"/>
+          <w:insideV w:val="none" w:sz="0" w:space="0" w:color="auto"/>
+        </w:tblBorders>
+        <w:tblLook w:val="04A0" w:firstRow="1" w:lastRow="0" w:firstColumn="1" w:lastColumn="0" w:noHBand="0" w:noVBand="1"/>
+      </w:tblPr>
+      <w:tblGrid>
+        <w:gridCol w:w="3061"/>
+        <w:gridCol w:w="3061"/>
+        <w:gridCol w:w="3061"/>
+      </w:tblGrid>
+      <w:tr>
+        <w:trPr>
+          <w:trHeight w:val="454"/>
+        </w:trPr>
+        <w:tc>
+          <w:tcPr>
+            <w:tcW w:w="3061" w:type="dxa"/>
+            <w:tcBorders>
+              <w:top w:val="single" w:sz="12" w:space="0" w:color="auto"/>
+              <w:bottom w:val="single" w:sz="12" w:space="0" w:color="auto"/>
+            </w:tcBorders>
+            <w:shd w:val="clear" w:color="auto" w:fill="D9D9D9" w:themeFill="background1" w:themeFillShade="D9"/>
+            <w:vAlign w:val="center"/>
+          </w:tcPr>
+          <w:p>
+            <w:pPr>
+              <w:jc w:val="center"/>
+              <w:rPr>
+                <w:b/>
+                <w:bCs/>
+                <w:sz w:val="22"/>
+                <w:szCs w:val="22"/>
+              </w:rPr>
+            </w:pPr>
+            <w:r>
+              <w:rPr>
+                <w:b/>
+                <w:bCs/>
+                <w:sz w:val="22"/>
+                <w:szCs w:val="22"/>
+              </w:rPr>
+              <w:t>Etiqueta (Tag)</w:t>
+            </w:r>
+          </w:p>
+        </w:tc>
+        <w:tc>
+          <w:tcPr>
+            <w:tcW w:w="3061" w:type="dxa"/>
+            <w:tcBorders>
+              <w:top w:val="single" w:sz="12" w:space="0" w:color="auto"/>
+              <w:bottom w:val="single" w:sz="12" w:space="0" w:color="auto"/>
+            </w:tcBorders>
+            <w:shd w:val="clear" w:color="auto" w:fill="D9D9D9" w:themeFill="background1" w:themeFillShade="D9"/>
+            <w:vAlign w:val="center"/>
+          </w:tcPr>
+          <w:p>
+            <w:pPr>
+              <w:jc w:val="center"/>
+              <w:rPr>
+                <w:b/>
+                <w:bCs/>
+                <w:sz w:val="22"/>
+                <w:szCs w:val="22"/>
+              </w:rPr>
+            </w:pPr>
+            <w:r>
+              <w:rPr>
+                <w:b/>
+                <w:bCs/>
+                <w:sz w:val="22"/>
+                <w:szCs w:val="22"/>
+              </w:rPr>
+              <w:t xml:space="preserve"> Significado Estratégico</w:t>
+            </w:r>
+          </w:p>
+        </w:tc>
+        <w:tc>
+          <w:tcPr>
+            <w:tcW w:w="3061" w:type="dxa"/>
+            <w:tcBorders>
+              <w:top w:val="single" w:sz="12" w:space="0" w:color="auto"/>
+              <w:bottom w:val="single" w:sz="12" w:space="0" w:color="auto"/>
+            </w:tcBorders>
+            <w:shd w:val="clear" w:color="auto" w:fill="D9D9D9" w:themeFill="background1" w:themeFillShade="D9"/>
+            <w:vAlign w:val="center"/>
+          </w:tcPr>
+          <w:p>
+            <w:pPr>
+              <w:jc w:val="center"/>
+              <w:rPr>
+                <w:b/>
+                <w:bCs/>
+                <w:sz w:val="22"/>
+                <w:szCs w:val="22"/>
+              </w:rPr>
+            </w:pPr>
+            <w:r>
+              <w:rPr>
+                <w:b/>
+                <w:bCs/>
+                <w:sz w:val="22"/>
+                <w:szCs w:val="22"/>
+              </w:rPr>
+              <w:t>Función en el Motor</w:t>
+            </w:r>
+          </w:p>
+        </w:tc>
+      </w:tr>
+      <w:tr>
+        <w:trPr>
+          <w:trHeight w:val="454"/>
+        </w:trPr>
+        <w:tc>
+          <w:tcPr>
+            <w:tcW w:w="3061" w:type="dxa"/>
+            <w:tcBorders>
+              <w:top w:val="single" w:sz="12" w:space="0" w:color="auto"/>
+              <w:bottom w:val="single" w:sz="4" w:space="0" w:color="auto"/>
+            </w:tcBorders>
+            <w:vAlign w:val="center"/>
+          </w:tcPr>
+          <w:p>
+            <w:pPr>
+              <w:jc w:val="left"/>
+              <w:rPr>
+                <w:sz w:val="22"/>
+                <w:szCs w:val="22"/>
+              </w:rPr>
+            </w:pPr>
+            <w:proofErr w:type="spellStart"/>
+            <w:r>
+              <w:rPr>
+                <w:sz w:val="22"/>
+                <w:szCs w:val="22"/>
+              </w:rPr>
+              <w:t>Bruiser</w:t>
+            </w:r>
+            <w:proofErr w:type="spellEnd"/>
+            <w:r>
+              <w:rPr>
+                <w:sz w:val="22"/>
+                <w:szCs w:val="22"/>
+              </w:rPr>
+              <w:t xml:space="preserve"> / </w:t>
+            </w:r>
+            <w:proofErr w:type="spellStart"/>
+            <w:r>
+              <w:rPr>
+                <w:sz w:val="22"/>
+                <w:szCs w:val="22"/>
+              </w:rPr>
+              <w:t>Fighter</w:t>
+            </w:r>
+            <w:proofErr w:type="spellEnd"/>
+          </w:p>
+        </w:tc>
+        <w:tc>
+          <w:tcPr>
+            <w:tcW w:w="3061" w:type="dxa"/>
+            <w:tcBorders>
+              <w:top w:val="single" w:sz="12" w:space="0" w:color="auto"/>
+              <w:bottom w:val="single" w:sz="4" w:space="0" w:color="auto"/>
+            </w:tcBorders>
+            <w:vAlign w:val="center"/>
+          </w:tcPr>
+          <w:p>
+            <w:pPr>
+              <w:jc w:val="center"/>
+              <w:rPr>
+                <w:sz w:val="22"/>
+                <w:szCs w:val="22"/>
+              </w:rPr>
+            </w:pPr>
+            <w:r>
+              <w:rPr>
+                <w:sz w:val="22"/>
+                <w:szCs w:val="22"/>
+              </w:rPr>
+              <w:t>Luchador cuerpo a cuerpo.</w:t>
+            </w:r>
+          </w:p>
+        </w:tc>
+        <w:tc>
+          <w:tcPr>
+            <w:tcW w:w="3061" w:type="dxa"/>
+            <w:tcBorders>
+              <w:top w:val="single" w:sz="12" w:space="0" w:color="auto"/>
+              <w:bottom w:val="single" w:sz="4" w:space="0" w:color="auto"/>
+            </w:tcBorders>
+            <w:vAlign w:val="center"/>
+          </w:tcPr>
+          <w:p>
+            <w:pPr>
+              <w:jc w:val="center"/>
+              <w:rPr>
+                <w:sz w:val="22"/>
+                <w:szCs w:val="22"/>
+              </w:rPr>
+            </w:pPr>
+            <w:r>
+              <w:rPr>
+                <w:sz w:val="22"/>
+                <w:szCs w:val="22"/>
+              </w:rPr>
+              <w:t>Evalúa la resistencia en peleas largas.</w:t>
+            </w:r>
+          </w:p>
+        </w:tc>
+      </w:tr>
+      <w:tr>
+        <w:trPr>
+          <w:trHeight w:val="454"/>
+        </w:trPr>
+        <w:tc>
+          <w:tcPr>
+            <w:tcW w:w="3061" w:type="dxa"/>
+            <w:tcBorders>
+              <w:top w:val="single" w:sz="4" w:space="0" w:color="auto"/>
+              <w:bottom w:val="single" w:sz="4" w:space="0" w:color="auto"/>
+            </w:tcBorders>
+            <w:vAlign w:val="center"/>
+          </w:tcPr>
+          <w:p>
+            <w:pPr>
+              <w:jc w:val="left"/>
+              <w:rPr>
+                <w:sz w:val="22"/>
+                <w:szCs w:val="22"/>
+              </w:rPr>
+            </w:pPr>
+            <w:r>
+              <w:rPr>
+                <w:sz w:val="22"/>
+                <w:szCs w:val="22"/>
+              </w:rPr>
+              <w:t>Marksman</w:t>
+            </w:r>
+          </w:p>
+        </w:tc>
+        <w:tc>
+          <w:tcPr>
+            <w:tcW w:w="3061" w:type="dxa"/>
+            <w:tcBorders>
+              <w:top w:val="single" w:sz="4" w:space="0" w:color="auto"/>
+              <w:bottom w:val="single" w:sz="4" w:space="0" w:color="auto"/>
+            </w:tcBorders>
+            <w:vAlign w:val="center"/>
+          </w:tcPr>
+          <w:p>
+            <w:pPr>
+              <w:jc w:val="center"/>
+              <w:rPr>
+                <w:sz w:val="22"/>
+                <w:szCs w:val="22"/>
+              </w:rPr>
+            </w:pPr>
+            <w:r>
+              <w:rPr>
+                <w:sz w:val="22"/>
+                <w:szCs w:val="22"/>
+              </w:rPr>
+              <w:t>Tirador de daño constante.</w:t>
+            </w:r>
+          </w:p>
+        </w:tc>
+        <w:tc>
+          <w:tcPr>
+            <w:tcW w:w="3061" w:type="dxa"/>
+            <w:tcBorders>
+              <w:top w:val="single" w:sz="4" w:space="0" w:color="auto"/>
+              <w:bottom w:val="single" w:sz="4" w:space="0" w:color="auto"/>
+            </w:tcBorders>
+            <w:vAlign w:val="center"/>
+          </w:tcPr>
+          <w:p>
+            <w:pPr>
+              <w:jc w:val="center"/>
+              <w:rPr>
+                <w:sz w:val="22"/>
+                <w:szCs w:val="22"/>
+              </w:rPr>
+            </w:pPr>
+            <w:r>
+              <w:rPr>
+                <w:sz w:val="22"/>
+                <w:szCs w:val="22"/>
+              </w:rPr>
+              <w:t>Detecta la necesidad de protección o de armadura enemiga.</w:t>
+            </w:r>
+          </w:p>
+        </w:tc>
+      </w:tr>
+      <w:tr>
+        <w:trPr>
+          <w:trHeight w:val="454"/>
+        </w:trPr>
+        <w:tc>
+          <w:tcPr>
+            <w:tcW w:w="3061" w:type="dxa"/>
+            <w:tcBorders>
+              <w:top w:val="single" w:sz="4" w:space="0" w:color="auto"/>
+              <w:bottom w:val="single" w:sz="4" w:space="0" w:color="auto"/>
+            </w:tcBorders>
+            <w:vAlign w:val="center"/>
+          </w:tcPr>
+          <w:p>
+            <w:pPr>
+              <w:jc w:val="left"/>
+              <w:rPr>
+                <w:sz w:val="22"/>
+                <w:szCs w:val="22"/>
+              </w:rPr>
+            </w:pPr>
+            <w:proofErr w:type="spellStart"/>
+            <w:r>
+              <w:rPr>
+                <w:sz w:val="22"/>
+                <w:szCs w:val="22"/>
+              </w:rPr>
+              <w:t>Healing_self</w:t>
+            </w:r>
+            <w:proofErr w:type="spellEnd"/>
+          </w:p>
+        </w:tc>
+        <w:tc>
+          <w:tcPr>
+            <w:tcW w:w="3061" w:type="dxa"/>
+            <w:tcBorders>
+              <w:top w:val="single" w:sz="4" w:space="0" w:color="auto"/>
+              <w:bottom w:val="single" w:sz="4" w:space="0" w:color="auto"/>
+            </w:tcBorders>
+            <w:vAlign w:val="center"/>
+          </w:tcPr>
+          <w:p>
+            <w:pPr>
+              <w:jc w:val="center"/>
+              <w:rPr>
+                <w:sz w:val="22"/>
+                <w:szCs w:val="22"/>
+              </w:rPr>
+            </w:pPr>
+            <w:r>
+              <w:rPr>
+                <w:sz w:val="22"/>
+                <w:szCs w:val="22"/>
+              </w:rPr>
+              <w:t>Autocuración propia.</w:t>
+            </w:r>
+          </w:p>
+        </w:tc>
+        <w:tc>
+          <w:tcPr>
+            <w:tcW w:w="3061" w:type="dxa"/>
+            <w:tcBorders>
+              <w:top w:val="single" w:sz="4" w:space="0" w:color="auto"/>
+              <w:bottom w:val="single" w:sz="4" w:space="0" w:color="auto"/>
+            </w:tcBorders>
+            <w:vAlign w:val="center"/>
+          </w:tcPr>
+          <w:p>
+            <w:pPr>
+              <w:jc w:val="center"/>
+              <w:rPr>
+                <w:sz w:val="22"/>
+                <w:szCs w:val="22"/>
+              </w:rPr>
+            </w:pPr>
+            <w:r>
+              <w:rPr>
+                <w:sz w:val="22"/>
+                <w:szCs w:val="22"/>
+              </w:rPr>
+              <w:t>Dispara la regla de recomendación de "</w:t>
+            </w:r>
+            <w:proofErr w:type="spellStart"/>
+            <w:r>
+              <w:rPr>
+                <w:sz w:val="22"/>
+                <w:szCs w:val="22"/>
+              </w:rPr>
+              <w:t>anti-curación</w:t>
+            </w:r>
+            <w:proofErr w:type="spellEnd"/>
+            <w:r>
+              <w:rPr>
+                <w:sz w:val="22"/>
+                <w:szCs w:val="22"/>
+              </w:rPr>
+              <w:t>".</w:t>
+            </w:r>
+          </w:p>
+        </w:tc>
+      </w:tr>
+      <w:tr>
+        <w:trPr>
+          <w:trHeight w:val="454"/>
+        </w:trPr>
+        <w:tc>
+          <w:tcPr>
+            <w:tcW w:w="3061" w:type="dxa"/>
+            <w:tcBorders>
+              <w:top w:val="single" w:sz="4" w:space="0" w:color="auto"/>
+              <w:bottom w:val="single" w:sz="4" w:space="0" w:color="auto"/>
+            </w:tcBorders>
+            <w:vAlign w:val="center"/>
+          </w:tcPr>
+          <w:p>
+            <w:pPr>
+              <w:jc w:val="left"/>
+              <w:rPr>
+                <w:sz w:val="22"/>
+                <w:szCs w:val="22"/>
+              </w:rPr>
+            </w:pPr>
+            <w:proofErr w:type="spellStart"/>
+            <w:r>
+              <w:rPr>
+                <w:sz w:val="22"/>
+                <w:szCs w:val="22"/>
+              </w:rPr>
+              <w:t>Cc_heavy</w:t>
+            </w:r>
+            <w:proofErr w:type="spellEnd"/>
+          </w:p>
+        </w:tc>
+        <w:tc>
+          <w:tcPr>
+            <w:tcW w:w="3061" w:type="dxa"/>
+            <w:tcBorders>
+              <w:top w:val="single" w:sz="4" w:space="0" w:color="auto"/>
+              <w:bottom w:val="single" w:sz="4" w:space="0" w:color="auto"/>
+            </w:tcBorders>
+            <w:vAlign w:val="center"/>
+          </w:tcPr>
+          <w:p>
+            <w:pPr>
+              <w:jc w:val="center"/>
+              <w:rPr>
+                <w:sz w:val="22"/>
+                <w:szCs w:val="22"/>
+              </w:rPr>
+            </w:pPr>
+            <w:r>
+              <w:rPr>
+                <w:sz w:val="22"/>
+                <w:szCs w:val="22"/>
+              </w:rPr>
+              <w:t>Control de masas múltiple.</w:t>
+            </w:r>
+          </w:p>
+        </w:tc>
+        <w:tc>
+          <w:tcPr>
+            <w:tcW w:w="3061" w:type="dxa"/>
+            <w:tcBorders>
+              <w:top w:val="single" w:sz="4" w:space="0" w:color="auto"/>
+              <w:bottom w:val="single" w:sz="4" w:space="0" w:color="auto"/>
+            </w:tcBorders>
+            <w:vAlign w:val="center"/>
+          </w:tcPr>
+          <w:p>
+            <w:pPr>
+              <w:jc w:val="center"/>
+              <w:rPr>
+                <w:sz w:val="22"/>
+                <w:szCs w:val="22"/>
+              </w:rPr>
+            </w:pPr>
+            <w:r>
+              <w:rPr>
+                <w:sz w:val="22"/>
+                <w:szCs w:val="22"/>
+              </w:rPr>
+              <w:t>Activa la recomendación de "tenacidad" o resistencia.</w:t>
+            </w:r>
+          </w:p>
+        </w:tc>
+      </w:tr>
+      <w:tr>
+        <w:trPr>
+          <w:trHeight w:val="454"/>
+        </w:trPr>
+        <w:tc>
+          <w:tcPr>
+            <w:tcW w:w="3061" w:type="dxa"/>
+            <w:tcBorders>
+              <w:top w:val="single" w:sz="4" w:space="0" w:color="auto"/>
+              <w:bottom w:val="single" w:sz="4" w:space="0" w:color="auto"/>
+            </w:tcBorders>
+            <w:vAlign w:val="center"/>
+          </w:tcPr>
+          <w:p>
+            <w:pPr>
+              <w:jc w:val="left"/>
+              <w:rPr>
+                <w:sz w:val="22"/>
+                <w:szCs w:val="22"/>
+              </w:rPr>
+            </w:pPr>
+            <w:proofErr w:type="spellStart"/>
+            <w:r>
+              <w:rPr>
+                <w:sz w:val="22"/>
+                <w:szCs w:val="22"/>
+              </w:rPr>
+              <w:t>Magic_damage</w:t>
+            </w:r>
+            <w:proofErr w:type="spellEnd"/>
+          </w:p>
+        </w:tc>
+        <w:tc>
+          <w:tcPr>
+            <w:tcW w:w="3061" w:type="dxa"/>
+            <w:tcBorders>
+              <w:top w:val="single" w:sz="4" w:space="0" w:color="auto"/>
+              <w:bottom w:val="single" w:sz="4" w:space="0" w:color="auto"/>
+            </w:tcBorders>
+            <w:vAlign w:val="center"/>
+          </w:tcPr>
+          <w:p>
+            <w:pPr>
+              <w:jc w:val="center"/>
+              <w:rPr>
+                <w:sz w:val="22"/>
+                <w:szCs w:val="22"/>
+              </w:rPr>
+            </w:pPr>
+            <w:r>
+              <w:rPr>
+                <w:sz w:val="22"/>
+                <w:szCs w:val="22"/>
+              </w:rPr>
+              <w:t>Daño de tipo mágico.</w:t>
+            </w:r>
+          </w:p>
+        </w:tc>
+        <w:tc>
+          <w:tcPr>
+            <w:tcW w:w="3061" w:type="dxa"/>
+            <w:tcBorders>
+              <w:top w:val="single" w:sz="4" w:space="0" w:color="auto"/>
+              <w:bottom w:val="single" w:sz="4" w:space="0" w:color="auto"/>
+            </w:tcBorders>
+            <w:vAlign w:val="center"/>
+          </w:tcPr>
+          <w:p>
+            <w:pPr>
+              <w:jc w:val="center"/>
+              <w:rPr>
+                <w:sz w:val="22"/>
+                <w:szCs w:val="22"/>
+              </w:rPr>
+            </w:pPr>
+            <w:r>
+              <w:rPr>
+                <w:sz w:val="22"/>
+                <w:szCs w:val="22"/>
+              </w:rPr>
+              <w:t>Se usa para equilibrar el daño del equipo aliado (AP vs AD).</w:t>
+            </w:r>
+          </w:p>
+        </w:tc>
+      </w:tr>
+    </w:tbl>
+    <w:p/>
+    <w:p>
+      <w:r>
+        <w:lastRenderedPageBreak/>
+        <w:t xml:space="preserve">Fuente: </w:t>
+      </w:r>
+      <w:r>
+        <w:t>Elaboración propia basada en la arquitectura del motor de inferencia.</w:t>
+      </w:r>
+    </w:p>
+    <w:p/>
+    <w:p>
+      <w:pPr>
+        <w:rPr>
+          <w:rFonts w:asciiTheme="majorHAnsi" w:hAnsiTheme="majorHAnsi" w:cs="Arial"/>
+          <w:bCs/>
+          <w:iCs/>
+          <w:color w:val="0098CD"/>
+          <w:sz w:val="28"/>
+          <w:szCs w:val="28"/>
+        </w:rPr>
+      </w:pPr>
+      <w:r>
+        <w:rPr>
+          <w:rFonts w:asciiTheme="majorHAnsi" w:hAnsiTheme="majorHAnsi" w:cs="Arial"/>
+          <w:bCs/>
+          <w:iCs/>
+          <w:color w:val="0098CD"/>
+          <w:sz w:val="28"/>
+          <w:szCs w:val="28"/>
+        </w:rPr>
+        <w:t>1.2.</w:t>
+      </w:r>
+      <w:r>
+        <w:rPr>
+          <w:rFonts w:asciiTheme="majorHAnsi" w:hAnsiTheme="majorHAnsi" w:cs="Arial"/>
+          <w:bCs/>
+          <w:iCs/>
+          <w:color w:val="0098CD"/>
+          <w:sz w:val="28"/>
+          <w:szCs w:val="28"/>
+        </w:rPr>
+        <w:t>2</w:t>
+      </w:r>
+      <w:r>
+        <w:rPr>
+          <w:rFonts w:asciiTheme="majorHAnsi" w:hAnsiTheme="majorHAnsi" w:cs="Arial"/>
+          <w:bCs/>
+          <w:iCs/>
+          <w:color w:val="0098CD"/>
+          <w:sz w:val="28"/>
+          <w:szCs w:val="28"/>
+        </w:rPr>
+        <w:t>.</w:t>
+      </w:r>
+      <w:r>
+        <w:rPr>
+          <w:rFonts w:asciiTheme="majorHAnsi" w:hAnsiTheme="majorHAnsi" w:cs="Arial"/>
+          <w:bCs/>
+          <w:iCs/>
+          <w:color w:val="0098CD"/>
+          <w:sz w:val="28"/>
+          <w:szCs w:val="28"/>
+        </w:rPr>
+        <w:t xml:space="preserve"> </w:t>
+      </w:r>
+      <w:r>
+        <w:rPr>
+          <w:rFonts w:asciiTheme="majorHAnsi" w:hAnsiTheme="majorHAnsi" w:cs="Arial"/>
+          <w:bCs/>
+          <w:iCs/>
+          <w:color w:val="0098CD"/>
+          <w:sz w:val="28"/>
+          <w:szCs w:val="28"/>
+        </w:rPr>
+        <w:t>El “hecho” (</w:t>
+      </w:r>
+      <w:proofErr w:type="spellStart"/>
+      <w:r>
+        <w:rPr>
+          <w:rFonts w:asciiTheme="majorHAnsi" w:hAnsiTheme="majorHAnsi" w:cs="Arial"/>
+          <w:bCs/>
+          <w:iCs/>
+          <w:color w:val="0098CD"/>
+          <w:sz w:val="28"/>
+          <w:szCs w:val="28"/>
+        </w:rPr>
+        <w:t>fact</w:t>
+      </w:r>
+      <w:proofErr w:type="spellEnd"/>
+      <w:r>
+        <w:rPr>
+          <w:rFonts w:asciiTheme="majorHAnsi" w:hAnsiTheme="majorHAnsi" w:cs="Arial"/>
+          <w:bCs/>
+          <w:iCs/>
+          <w:color w:val="0098CD"/>
+          <w:sz w:val="28"/>
+          <w:szCs w:val="28"/>
+        </w:rPr>
+        <w:t>) y la explicabilidad</w:t>
+      </w:r>
+    </w:p>
+    <w:p>
+      <w:r>
+        <w:t xml:space="preserve">Para que el sistema tome una decisión, necesita convertir lo que pasa en la pantalla en "hechos" lógicos. He diseñado una clase llamada </w:t>
+      </w:r>
+      <w:proofErr w:type="spellStart"/>
+      <w:r>
+        <w:t>Fact</w:t>
+      </w:r>
+      <w:proofErr w:type="spellEnd"/>
+      <w:r>
+        <w:t xml:space="preserve"> que es el corazón de la inteligencia del programa. Lo que hace especial a esta clase es que no solo guarda el dato (por ejemplo, "hay un enemigo tanque"), sino que guarda el </w:t>
+      </w:r>
+      <w:proofErr w:type="spellStart"/>
+      <w:r>
+        <w:t>source</w:t>
+      </w:r>
+      <w:proofErr w:type="spellEnd"/>
+      <w:r>
+        <w:t xml:space="preserve"> (la fuente).</w:t>
+      </w:r>
+    </w:p>
+    <w:p/>
+    <w:p>
+      <w:r>
+        <w:t xml:space="preserve">Esto es fundamental para lo que comentaba antes sobre la explicabilidad. Como señalan </w:t>
+      </w:r>
+      <w:r>
+        <w:t xml:space="preserve">[4] </w:t>
+      </w:r>
+      <w:r>
+        <w:t xml:space="preserve">Russell y Norvig (2021), un sistema inteligente es mucho más útil si puede justificar sus conclusiones. Gracias a este atributo </w:t>
+      </w:r>
+      <w:proofErr w:type="spellStart"/>
+      <w:r>
+        <w:t>source</w:t>
+      </w:r>
+      <w:proofErr w:type="spellEnd"/>
+      <w:r>
+        <w:t>, mi programa no te dice simplemente "compra este objeto", sino que es capaz de decirte "te recomiendo este objeto porque el campeón X tiene la etiqueta de curación".</w:t>
+      </w:r>
+    </w:p>
+    <w:p/>
+    <w:p>
+      <w:pPr>
+        <w:rPr>
+          <w:rFonts w:asciiTheme="majorHAnsi" w:hAnsiTheme="majorHAnsi" w:cs="Arial"/>
+          <w:bCs/>
+          <w:iCs/>
+          <w:color w:val="0098CD"/>
+          <w:sz w:val="28"/>
+          <w:szCs w:val="28"/>
+        </w:rPr>
+      </w:pPr>
+      <w:r>
+        <w:rPr>
+          <w:rFonts w:asciiTheme="majorHAnsi" w:hAnsiTheme="majorHAnsi" w:cs="Arial"/>
+          <w:bCs/>
+          <w:iCs/>
+          <w:color w:val="0098CD"/>
+          <w:sz w:val="28"/>
+          <w:szCs w:val="28"/>
+        </w:rPr>
+        <w:t>1.2.</w:t>
+      </w:r>
+      <w:r>
+        <w:rPr>
+          <w:rFonts w:asciiTheme="majorHAnsi" w:hAnsiTheme="majorHAnsi" w:cs="Arial"/>
+          <w:bCs/>
+          <w:iCs/>
+          <w:color w:val="0098CD"/>
+          <w:sz w:val="28"/>
+          <w:szCs w:val="28"/>
+        </w:rPr>
+        <w:t>3. La fase de selección (draft) y las reglas de producción</w:t>
+      </w:r>
+    </w:p>
+    <w:p>
+      <w:r>
+        <w:t xml:space="preserve">El momento donde el sistema brilla es en el Draft. Es esa fase previa a la partida donde se eligen los personajes. Es un juego de "piedra, papel o tijera" pero con miles de variables. Como indican </w:t>
+      </w:r>
+      <w:r>
+        <w:t xml:space="preserve">[2] </w:t>
+      </w:r>
+      <w:r>
+        <w:t>Mora-Cantallops y Sicart (2018), el conocimiento del "</w:t>
+      </w:r>
+      <w:proofErr w:type="spellStart"/>
+      <w:r>
+        <w:t>metagame</w:t>
+      </w:r>
+      <w:proofErr w:type="spellEnd"/>
+      <w:r>
+        <w:t>" y las sinergias en esta fase son lo que diferencia a un jugador promedio de uno experto.</w:t>
+      </w:r>
+    </w:p>
+    <w:p/>
+    <w:p>
+      <w:pPr>
+        <w:pStyle w:val="Descripcin"/>
+        <w:jc w:val="both"/>
+      </w:pPr>
+      <w:r>
+        <w:rPr>
+          <w:b/>
+          <w:bCs/>
+        </w:rPr>
+        <w:lastRenderedPageBreak/>
+        <w:t>Figura</w:t>
+      </w:r>
+      <w:r>
+        <w:rPr>
+          <w:b/>
+          <w:bCs/>
+        </w:rPr>
+        <w:t xml:space="preserve"> </w:t>
+      </w:r>
+      <w:r>
+        <w:rPr>
+          <w:b/>
+          <w:bCs/>
+        </w:rPr>
+        <w:fldChar w:fldCharType="begin"/>
+      </w:r>
+      <w:r>
+        <w:rPr>
+          <w:b/>
+          <w:bCs/>
+        </w:rPr>
+        <w:instrText xml:space="preserve"> SEQ Ilustración \* ARABIC </w:instrText>
+      </w:r>
+      <w:r>
+        <w:rPr>
+          <w:b/>
+          <w:bCs/>
+        </w:rPr>
+        <w:fldChar w:fldCharType="separate"/>
+      </w:r>
+      <w:r>
+        <w:rPr>
+          <w:b/>
+          <w:bCs/>
+          <w:noProof/>
+        </w:rPr>
+        <w:t>2</w:t>
+      </w:r>
+      <w:r>
+        <w:rPr>
+          <w:b/>
+          <w:bCs/>
+        </w:rPr>
+        <w:fldChar w:fldCharType="end"/>
+      </w:r>
+      <w:r>
+        <w:rPr>
+          <w:b/>
+          <w:bCs/>
+        </w:rPr>
+        <w:t>.</w:t>
+      </w:r>
+      <w:r>
+        <w:t xml:space="preserve"> </w:t>
+      </w:r>
+      <w:r>
+        <w:t xml:space="preserve">Interfaz del recomendador </w:t>
+      </w:r>
+      <w:r>
+        <w:t>pidiendo al usuario insertar los datos de los campeones de la partida actual.</w:t>
+      </w:r>
+    </w:p>
+    <w:p>
+      <w:r>
+        <w:drawing>
+          <wp:inline distT="0" distB="0" distL="0" distR="0" wp14:anchorId="2F662F8C" wp14:editId="4F0739CC">
+            <wp:extent cx="5760085" cy="2674620"/>
+            <wp:effectExtent l="0" t="0" r="0" b="0"/>
+            <wp:docPr id="1481568995" name="Imagen 1"/>
+            <wp:cNvGraphicFramePr>
+              <a:graphicFrameLocks xmlns:a="http://schemas.openxmlformats.org/drawingml/2006/main" noChangeAspect="1"/>
+            </wp:cNvGraphicFramePr>
+            <a:graphic xmlns:a="http://schemas.openxmlformats.org/drawingml/2006/main">
+              <a:graphicData uri="http://schemas.openxmlformats.org/drawingml/2006/picture">
+                <pic:pic xmlns:pic="http://schemas.openxmlformats.org/drawingml/2006/picture">
+                  <pic:nvPicPr>
+                    <pic:cNvPr id="1481568995" name=""/>
+                    <pic:cNvPicPr/>
+                  </pic:nvPicPr>
+                  <pic:blipFill>
+                    <a:blip r:embed="rId17"/>
+                    <a:stretch>
+                      <a:fillRect/>
+                    </a:stretch>
+                  </pic:blipFill>
+                  <pic:spPr>
+                    <a:xfrm>
+                      <a:off x="0" y="0"/>
+                      <a:ext cx="5760085" cy="2674620"/>
+                    </a:xfrm>
+                    <a:prstGeom prst="rect">
+                      <a:avLst/>
+                    </a:prstGeom>
+                  </pic:spPr>
+                </pic:pic>
+              </a:graphicData>
+            </a:graphic>
+          </wp:inline>
+        </w:drawing>
+      </w:r>
+    </w:p>
+    <w:p/>
+    <w:p>
+      <w:r>
+        <w:t>Una vez el usuario inserta los datos de los personajes que hay en la partida</w:t>
+      </w:r>
+      <w:r>
+        <w:t>,</w:t>
+      </w:r>
+      <w:r>
+        <w:t xml:space="preserve"> da una recomendación en base al </w:t>
+      </w:r>
+      <w:r>
+        <w:t>cálculo</w:t>
+      </w:r>
+      <w:r>
+        <w:t xml:space="preserve"> realizado por el programa, teniendo en cuenta todo momento la posición faltante del usuario</w:t>
+      </w:r>
+      <w:r>
+        <w:t>,</w:t>
+      </w:r>
+      <w:r>
+        <w:t xml:space="preserve"> las carencias o sinergias del equipo aliado y las debilidades o ventajas del equipo enemigo.</w:t>
+      </w:r>
+    </w:p>
+    <w:p>
+      <w:pPr>
+        <w:pStyle w:val="Descripcin"/>
+        <w:jc w:val="both"/>
+        <w:rPr>
+          <w:b/>
+          <w:bCs/>
+        </w:rPr>
+      </w:pPr>
+    </w:p>
+    <w:p>
+      <w:pPr>
+        <w:pStyle w:val="Descripcin"/>
+        <w:jc w:val="both"/>
+      </w:pPr>
+      <w:r>
+        <w:rPr>
+          <w:b/>
+          <w:bCs/>
+        </w:rPr>
+        <w:t xml:space="preserve">Figura </w:t>
+      </w:r>
+      <w:r>
+        <w:rPr>
+          <w:b/>
+          <w:bCs/>
+        </w:rPr>
+        <w:fldChar w:fldCharType="begin"/>
+      </w:r>
+      <w:r>
+        <w:rPr>
+          <w:b/>
+          <w:bCs/>
+        </w:rPr>
+        <w:instrText xml:space="preserve"> SEQ Ilustración \* ARABIC </w:instrText>
+      </w:r>
+      <w:r>
+        <w:rPr>
+          <w:b/>
+          <w:bCs/>
+        </w:rPr>
+        <w:fldChar w:fldCharType="separate"/>
+      </w:r>
+      <w:r>
+        <w:rPr>
+          <w:b/>
+          <w:bCs/>
+          <w:noProof/>
+        </w:rPr>
+        <w:t>3</w:t>
+      </w:r>
+      <w:r>
+        <w:rPr>
+          <w:b/>
+          <w:bCs/>
+        </w:rPr>
+        <w:fldChar w:fldCharType="end"/>
+      </w:r>
+      <w:r>
+        <w:rPr>
+          <w:b/>
+          <w:bCs/>
+        </w:rPr>
+        <w:t>.</w:t>
+      </w:r>
+      <w:r>
+        <w:t xml:space="preserve"> Interfaz del recomendador tras un usuario haber insertado los personajes de la partida.</w:t>
+      </w:r>
+    </w:p>
+    <w:p>
+      <w:r>
+        <w:drawing>
+          <wp:inline distT="0" distB="0" distL="0" distR="0" wp14:anchorId="5BFCE30F" wp14:editId="2D9E2BB1">
+            <wp:extent cx="5760085" cy="2480310"/>
+            <wp:effectExtent l="0" t="0" r="0" b="0"/>
+            <wp:docPr id="854884858" name="Imagen 1"/>
+            <wp:cNvGraphicFramePr>
+              <a:graphicFrameLocks xmlns:a="http://schemas.openxmlformats.org/drawingml/2006/main" noChangeAspect="1"/>
+            </wp:cNvGraphicFramePr>
+            <a:graphic xmlns:a="http://schemas.openxmlformats.org/drawingml/2006/main">
+              <a:graphicData uri="http://schemas.openxmlformats.org/drawingml/2006/picture">
+                <pic:pic xmlns:pic="http://schemas.openxmlformats.org/drawingml/2006/picture">
+                  <pic:nvPicPr>
+                    <pic:cNvPr id="854884858" name=""/>
+                    <pic:cNvPicPr/>
+                  </pic:nvPicPr>
+                  <pic:blipFill>
+                    <a:blip r:embed="rId18"/>
+                    <a:stretch>
+                      <a:fillRect/>
+                    </a:stretch>
+                  </pic:blipFill>
+                  <pic:spPr>
+                    <a:xfrm>
+                      <a:off x="0" y="0"/>
+                      <a:ext cx="5760085" cy="2480310"/>
+                    </a:xfrm>
+                    <a:prstGeom prst="rect">
+                      <a:avLst/>
+                    </a:prstGeom>
+                  </pic:spPr>
+                </pic:pic>
+              </a:graphicData>
+            </a:graphic>
+          </wp:inline>
+        </w:drawing>
+      </w:r>
+    </w:p>
+    <w:p/>
+    <w:p>
+      <w:r>
+        <w:lastRenderedPageBreak/>
+        <w:t xml:space="preserve">Al </w:t>
+      </w:r>
+      <w:r>
+        <w:t>dar</w:t>
+      </w:r>
+      <w:r>
+        <w:t xml:space="preserve"> </w:t>
+      </w:r>
+      <w:r>
+        <w:t>esa</w:t>
+      </w:r>
+      <w:r>
+        <w:t xml:space="preserve"> composición de ejemplo al programa </w:t>
+      </w:r>
+      <w:r>
+        <w:t>este calcula todo lo anteriormente comentado y da un resultado, recomendando tres posibles opciones de campeón para seleccionar y avisando y recordando al usuario en todo momento de</w:t>
+      </w:r>
+      <w:r>
+        <w:t xml:space="preserve"> las reglas que han saltado y como poder evitar posibles problemas dando ciertas soluciones.</w:t>
+      </w:r>
+    </w:p>
+    <w:p/>
+    <w:p>
+      <w:pPr>
+        <w:pStyle w:val="Descripcin"/>
+        <w:jc w:val="both"/>
+      </w:pPr>
+      <w:r>
+        <w:rPr>
+          <w:b/>
+          <w:bCs/>
+        </w:rPr>
+        <w:t xml:space="preserve">Ilustración </w:t>
+      </w:r>
+      <w:r>
+        <w:rPr>
+          <w:b/>
+          <w:bCs/>
+        </w:rPr>
+        <w:fldChar w:fldCharType="begin"/>
+      </w:r>
+      <w:r>
+        <w:rPr>
+          <w:b/>
+          <w:bCs/>
+        </w:rPr>
+        <w:instrText xml:space="preserve"> SEQ Ilustración \* ARABIC </w:instrText>
+      </w:r>
+      <w:r>
+        <w:rPr>
+          <w:b/>
+          <w:bCs/>
+        </w:rPr>
+        <w:fldChar w:fldCharType="separate"/>
+      </w:r>
+      <w:r>
+        <w:rPr>
+          <w:b/>
+          <w:bCs/>
+          <w:noProof/>
+        </w:rPr>
+        <w:t>4</w:t>
+      </w:r>
+      <w:r>
+        <w:rPr>
+          <w:b/>
+          <w:bCs/>
+        </w:rPr>
+        <w:fldChar w:fldCharType="end"/>
+      </w:r>
+      <w:r>
+        <w:rPr>
+          <w:b/>
+          <w:bCs/>
+        </w:rPr>
+        <w:t>.</w:t>
+      </w:r>
+      <w:r>
+        <w:t xml:space="preserve"> El programa da como resultado su conclusión tras realizar los </w:t>
+      </w:r>
+      <w:proofErr w:type="spellStart"/>
+      <w:r>
+        <w:t>calculos</w:t>
+      </w:r>
+      <w:proofErr w:type="spellEnd"/>
+      <w:r>
+        <w:t xml:space="preserve"> y recomienda las mejores opciones.</w:t>
+      </w:r>
+    </w:p>
+    <w:p>
+      <w:r>
+        <w:drawing>
+          <wp:inline distT="0" distB="0" distL="0" distR="0" wp14:anchorId="656D8039" wp14:editId="20900466">
+            <wp:extent cx="5760085" cy="5046345"/>
+            <wp:effectExtent l="0" t="0" r="0" b="1905"/>
+            <wp:docPr id="2113822264" name="Imagen 1"/>
+            <wp:cNvGraphicFramePr>
+              <a:graphicFrameLocks xmlns:a="http://schemas.openxmlformats.org/drawingml/2006/main" noChangeAspect="1"/>
+            </wp:cNvGraphicFramePr>
+            <a:graphic xmlns:a="http://schemas.openxmlformats.org/drawingml/2006/main">
+              <a:graphicData uri="http://schemas.openxmlformats.org/drawingml/2006/picture">
+                <pic:pic xmlns:pic="http://schemas.openxmlformats.org/drawingml/2006/picture">
+                  <pic:nvPicPr>
+                    <pic:cNvPr id="2113822264" name=""/>
+                    <pic:cNvPicPr/>
+                  </pic:nvPicPr>
+                  <pic:blipFill>
+                    <a:blip r:embed="rId19"/>
+                    <a:stretch>
+                      <a:fillRect/>
+                    </a:stretch>
+                  </pic:blipFill>
+                  <pic:spPr>
+                    <a:xfrm>
+                      <a:off x="0" y="0"/>
+                      <a:ext cx="5760085" cy="5046345"/>
+                    </a:xfrm>
+                    <a:prstGeom prst="rect">
+                      <a:avLst/>
+                    </a:prstGeom>
+                  </pic:spPr>
+                </pic:pic>
+              </a:graphicData>
+            </a:graphic>
+          </wp:inline>
+        </w:drawing>
+      </w:r>
+    </w:p>
+    <w:p/>
+    <w:p>
+      <w:r>
+        <w:t xml:space="preserve">Como se puede observar en la imagen anterior, hacer un análisis heurístico y avisa de que reglas han hecho saltar esas recomendaciones, en el caso anterior las tres reglas principales han sido: Anti-Curaciones, Anti-Tanques y Resistencia Mágica. A la derecha de cada regla explica que personajes han hecho disparar estas reglas y da una recomendación de compras </w:t>
+      </w:r>
+      <w:r>
+        <w:lastRenderedPageBreak/>
+        <w:t xml:space="preserve">de objetos para prevenir posibles problemas durante la partida. Si un personaje como Soraka cura mucho, el programa lo detecta y recomienda automáticamente un objeto como el Morellonomicon que aporta anti-curaciones. En el caso de la regla de </w:t>
+      </w:r>
+      <w:proofErr w:type="spellStart"/>
+      <w:r>
+        <w:t>anti-tanques</w:t>
+      </w:r>
+      <w:proofErr w:type="spellEnd"/>
+      <w:r>
+        <w:t xml:space="preserve">, si un personaje como Olaf suele ser bastante robusto recomienda objetos para poder </w:t>
+      </w:r>
+      <w:proofErr w:type="spellStart"/>
+      <w:r>
+        <w:t>deterner</w:t>
+      </w:r>
+      <w:proofErr w:type="spellEnd"/>
+      <w:r>
+        <w:t xml:space="preserve"> a los tanques, como en este caso el Recordatorio Letal, siendo este, la mejor opción de objeto para la partida ya que aporta penetración de armadura para poder acabar con los tanques, y aporta anti-curaciones para denegar la curación a ciertos personajes.</w:t>
+      </w:r>
+    </w:p>
+    <w:p/>
+    <w:p>
+      <w:r>
+        <w:t>También se puede observar como dejando la selección de ADC (Bot) vacía recomienda a personajes para esta posición en específico y tiene en cuenta el porcentaje de victoria en individual con el enfrentamiento del ADC (Bot) enemigo y su porcentaje de victorias varía también dependiendo de las sinergias aliadas.</w:t>
+      </w:r>
+    </w:p>
+    <w:p/>
+    <w:p>
+      <w:pPr>
+        <w:pStyle w:val="Ttulo2"/>
+      </w:pPr>
+      <w:bookmarkStart w:id="5" w:name="_Toc149554659"/>
+      <w:r>
+        <w:t>Estructura del trabajo</w:t>
+      </w:r>
+      <w:bookmarkEnd w:id="5"/>
+    </w:p>
+    <w:p>
+      <w:r>
+        <w:t xml:space="preserve">Finaliza el capítulo de introducción con una </w:t>
+      </w:r>
+      <w:r>
+        <w:rPr>
+          <w:b/>
+          <w:bCs/>
+        </w:rPr>
         <w:t>descripción general</w:t>
       </w:r>
       <w:r>
@@ -3533,14 +5420,14 @@
           <w:highlight w:val="magenta"/>
         </w:rPr>
       </w:pPr>
-      <w:bookmarkStart w:id="7" w:name="_Toc149554660"/>
+      <w:bookmarkStart w:id="6" w:name="_Toc149554660"/>
       <w:r>
         <w:rPr>
           <w:highlight w:val="magenta"/>
         </w:rPr>
         <w:t>Contexto y Estado del Arte</w:t>
       </w:r>
-      <w:bookmarkEnd w:id="7"/>
+      <w:bookmarkEnd w:id="6"/>
     </w:p>
     <w:p>
       <w:r>
@@ -3575,6 +5462,7 @@
           <w:b/>
           <w:bCs/>
         </w:rPr>
+        <w:lastRenderedPageBreak/>
         <w:t>2. Análisis del contexto</w:t>
       </w:r>
       <w:r>
@@ -3604,26 +5492,40 @@
       <w:pPr>
         <w:pStyle w:val="Ttulo2"/>
       </w:pPr>
-      <w:bookmarkStart w:id="8" w:name="_Toc149554661"/>
-      <w:r>
-        <w:lastRenderedPageBreak/>
+      <w:bookmarkStart w:id="7" w:name="_Toc149554661"/>
+      <w:r>
         <w:t>“T</w:t>
       </w:r>
       <w:r>
         <w:t>ítulo 2” del menú de estilos</w:t>
       </w:r>
+      <w:bookmarkEnd w:id="7"/>
+    </w:p>
+    <w:p>
+      <w:r>
+        <w:t>Aprovecha los títulos de nivel 2 y sucesivos para estructurar adecuadamente la información de los capítulos. Como norma general, no debería superarse un nivel de subapartados más allá del 4.</w:t>
+      </w:r>
+    </w:p>
+    <w:p>
+      <w:pPr>
+        <w:pStyle w:val="Ttulo3"/>
+      </w:pPr>
+      <w:bookmarkStart w:id="8" w:name="_Toc149554662"/>
+      <w:r>
+        <w:t>“Título 3” del menú de estilos</w:t>
+      </w:r>
       <w:bookmarkEnd w:id="8"/>
     </w:p>
     <w:p>
       <w:r>
-        <w:t>Aprovecha los títulos de nivel 2 y sucesivos para estructurar adecuadamente la información de los capítulos. Como norma general, no debería superarse un nivel de subapartados más allá del 4.</w:t>
+        <w:t>Contenido de un apartado de nivel 3.</w:t>
       </w:r>
     </w:p>
     <w:p>
       <w:pPr>
         <w:pStyle w:val="Ttulo3"/>
       </w:pPr>
-      <w:bookmarkStart w:id="9" w:name="_Toc149554662"/>
+      <w:bookmarkStart w:id="9" w:name="_Toc149554663"/>
       <w:r>
         <w:t>“Título 3” del menú de estilos</w:t>
       </w:r>
@@ -3636,48 +5538,33 @@
     </w:p>
     <w:p>
       <w:pPr>
-        <w:pStyle w:val="Ttulo3"/>
-      </w:pPr>
-      <w:bookmarkStart w:id="10" w:name="_Toc149554663"/>
-      <w:r>
-        <w:t>“Título 3” del menú de estilos</w:t>
+        <w:pStyle w:val="Ttulo4"/>
+      </w:pPr>
+      <w:r>
+        <w:t>"Título 4" del menú de estilos</w:t>
+      </w:r>
+    </w:p>
+    <w:p>
+      <w:r>
+        <w:t>Contenido de un apartado de nivel 4.</w:t>
+      </w:r>
+    </w:p>
+    <w:p/>
+    <w:p>
+      <w:pPr>
+        <w:pStyle w:val="Ttulo2"/>
+      </w:pPr>
+      <w:r>
+        <w:t xml:space="preserve"> </w:t>
+      </w:r>
+      <w:bookmarkStart w:id="10" w:name="_Toc149554664"/>
+      <w:r>
+        <w:t>“T</w:t>
+      </w:r>
+      <w:r>
+        <w:t>ítulo 2” del menú de estilos</w:t>
       </w:r>
       <w:bookmarkEnd w:id="10"/>
-    </w:p>
-    <w:p>
-      <w:r>
-        <w:t>Contenido de un apartado de nivel 3.</w:t>
-      </w:r>
-    </w:p>
-    <w:p>
-      <w:pPr>
-        <w:pStyle w:val="Ttulo4"/>
-      </w:pPr>
-      <w:r>
-        <w:t>"Título 4" del menú de estilos</w:t>
-      </w:r>
-    </w:p>
-    <w:p>
-      <w:r>
-        <w:t>Contenido de un apartado de nivel 4.</w:t>
-      </w:r>
-    </w:p>
-    <w:p/>
-    <w:p>
-      <w:pPr>
-        <w:pStyle w:val="Ttulo2"/>
-      </w:pPr>
-      <w:r>
-        <w:t xml:space="preserve"> </w:t>
-      </w:r>
-      <w:bookmarkStart w:id="11" w:name="_Toc149554664"/>
-      <w:r>
-        <w:t>“T</w:t>
-      </w:r>
-      <w:r>
-        <w:t>ítulo 2” del menú de estilos</w:t>
-      </w:r>
-      <w:bookmarkEnd w:id="11"/>
     </w:p>
     <w:p/>
     <w:p/>
@@ -3697,7 +5584,7 @@
           <w:highlight w:val="magenta"/>
         </w:rPr>
       </w:pPr>
-      <w:bookmarkStart w:id="12" w:name="_Toc149554665"/>
+      <w:bookmarkStart w:id="11" w:name="_Toc149554665"/>
       <w:r>
         <w:rPr>
           <w:highlight w:val="magenta"/>
@@ -3705,41 +5592,41 @@
         <w:lastRenderedPageBreak/>
         <w:t>Objetivos y metodología de trabajo</w:t>
       </w:r>
+      <w:bookmarkEnd w:id="11"/>
+    </w:p>
+    <w:p>
+      <w:r>
+        <w:t>En este capítulo debes indicar el objetivo general de tu trabajo, así como los objetivos específicos en los que se puede desagregar el primero. Los objetivos específicos son más concretos, más fácil de medir, y la combinación de todos ellos permite alcanzar el objetivo general que has planteado.</w:t>
+      </w:r>
+    </w:p>
+    <w:p>
+      <w:r>
+        <w:t xml:space="preserve">Una vez analizado el contexto de tu solución y las soluciones o avances que has encontrado en el estado del arte, es fácil asentar un objetivo para tu trabajo que suponga algún tipo de avance o mejora </w:t>
+      </w:r>
+      <w:r>
+        <w:t>de la problemática que has abordado</w:t>
+      </w:r>
+      <w:r>
+        <w:t>.</w:t>
+      </w:r>
+    </w:p>
+    <w:p>
+      <w:r>
+        <w:t xml:space="preserve">La metodología debe indicar de manera estructurada qué pasos, qué acciones y qué </w:t>
+      </w:r>
+      <w:r>
+        <w:t>herramientas utilizarás para conseguir alcanzar los objetivos que te has marcado.</w:t>
+      </w:r>
+    </w:p>
+    <w:p>
+      <w:pPr>
+        <w:pStyle w:val="Ttulo2"/>
+      </w:pPr>
+      <w:bookmarkStart w:id="12" w:name="_Toc149554666"/>
+      <w:r>
+        <w:t>Objetivo general</w:t>
+      </w:r>
       <w:bookmarkEnd w:id="12"/>
-    </w:p>
-    <w:p>
-      <w:r>
-        <w:t>En este capítulo debes indicar el objetivo general de tu trabajo, así como los objetivos específicos en los que se puede desagregar el primero. Los objetivos específicos son más concretos, más fácil de medir, y la combinación de todos ellos permite alcanzar el objetivo general que has planteado.</w:t>
-      </w:r>
-    </w:p>
-    <w:p>
-      <w:r>
-        <w:t xml:space="preserve">Una vez analizado el contexto de tu solución y las soluciones o avances que has encontrado en el estado del arte, es fácil asentar un objetivo para tu trabajo que suponga algún tipo de avance o mejora </w:t>
-      </w:r>
-      <w:r>
-        <w:t>de la problemática que has abordado</w:t>
-      </w:r>
-      <w:r>
-        <w:t>.</w:t>
-      </w:r>
-    </w:p>
-    <w:p>
-      <w:r>
-        <w:t xml:space="preserve">La metodología debe indicar de manera estructurada qué pasos, qué acciones y qué </w:t>
-      </w:r>
-      <w:r>
-        <w:t>herramientas utilizarás para conseguir alcanzar los objetivos que te has marcado.</w:t>
-      </w:r>
-    </w:p>
-    <w:p>
-      <w:pPr>
-        <w:pStyle w:val="Ttulo2"/>
-      </w:pPr>
-      <w:bookmarkStart w:id="13" w:name="_Toc149554666"/>
-      <w:r>
-        <w:t>Objetivo general</w:t>
-      </w:r>
-      <w:bookmarkEnd w:id="13"/>
     </w:p>
     <w:p/>
     <w:p/>
@@ -3747,25 +5634,25 @@
       <w:pPr>
         <w:pStyle w:val="Ttulo2"/>
       </w:pPr>
-      <w:bookmarkStart w:id="14" w:name="_Toc149554667"/>
+      <w:bookmarkStart w:id="13" w:name="_Toc149554667"/>
       <w:r>
         <w:t>Objetivos específicos</w:t>
       </w:r>
+      <w:bookmarkEnd w:id="13"/>
+    </w:p>
+    <w:p/>
+    <w:p>
+      <w:pPr>
+        <w:pStyle w:val="Ttulo2"/>
+      </w:pPr>
+      <w:bookmarkStart w:id="14" w:name="_Toc149554668"/>
+      <w:r>
+        <w:t>Metodología de trabajo</w:t>
+      </w:r>
       <w:bookmarkEnd w:id="14"/>
     </w:p>
     <w:p/>
     <w:p>
-      <w:pPr>
-        <w:pStyle w:val="Ttulo2"/>
-      </w:pPr>
-      <w:bookmarkStart w:id="15" w:name="_Toc149554668"/>
-      <w:r>
-        <w:t>Metodología de trabajo</w:t>
-      </w:r>
-      <w:bookmarkEnd w:id="15"/>
-    </w:p>
-    <w:p/>
-    <w:p>
       <w:r>
         <w:br w:type="page"/>
       </w:r>
@@ -3777,7 +5664,7 @@
           <w:highlight w:val="magenta"/>
         </w:rPr>
       </w:pPr>
-      <w:bookmarkStart w:id="16" w:name="_Toc149554669"/>
+      <w:bookmarkStart w:id="15" w:name="_Toc149554669"/>
       <w:r>
         <w:rPr>
           <w:highlight w:val="magenta"/>
@@ -3785,7 +5672,7 @@
         <w:lastRenderedPageBreak/>
         <w:t>Título del capítulo</w:t>
       </w:r>
-      <w:bookmarkEnd w:id="16"/>
+      <w:bookmarkEnd w:id="15"/>
     </w:p>
     <w:p>
       <w:r>
@@ -3822,7 +5709,7 @@
           <w:highlight w:val="magenta"/>
         </w:rPr>
       </w:pPr>
-      <w:bookmarkStart w:id="17" w:name="_Toc149554670"/>
+      <w:bookmarkStart w:id="16" w:name="_Toc149554670"/>
       <w:r>
         <w:rPr>
           <w:highlight w:val="magenta"/>
@@ -3830,7 +5717,7 @@
         <w:lastRenderedPageBreak/>
         <w:t>Conclusiones y trabajo futuro</w:t>
       </w:r>
-      <w:bookmarkEnd w:id="17"/>
+      <w:bookmarkEnd w:id="16"/>
     </w:p>
     <w:p>
       <w:r>
@@ -3895,29 +5782,29 @@
       <w:pPr>
         <w:pStyle w:val="Ttulo2"/>
       </w:pPr>
-      <w:bookmarkStart w:id="18" w:name="_Toc149554671"/>
+      <w:bookmarkStart w:id="17" w:name="_Toc149554671"/>
       <w:r>
         <w:t>Conclusiones del trabajo</w:t>
       </w:r>
+      <w:bookmarkEnd w:id="17"/>
+    </w:p>
+    <w:p>
+      <w:r>
+        <w:t>Tras una breve introducción de esta sección, dedica al menos un párrafo a analizar cómo has intentado alcanzar cada uno de los objetivos que te habías planteado, y en qué medida lo consideras cumplido. Se trata de</w:t>
+      </w:r>
+      <w:r>
+        <w:t xml:space="preserve"> recordar cómo los diferentes contenidos y resultados de los capítulos anteriores materializan tu nivel de cumplimiento de estos objetivos.</w:t>
+      </w:r>
+    </w:p>
+    <w:p>
+      <w:pPr>
+        <w:pStyle w:val="Ttulo2"/>
+      </w:pPr>
+      <w:bookmarkStart w:id="18" w:name="_Toc149554672"/>
+      <w:r>
+        <w:t>Líneas de trabajo futuro</w:t>
+      </w:r>
       <w:bookmarkEnd w:id="18"/>
-    </w:p>
-    <w:p>
-      <w:r>
-        <w:t>Tras una breve introducción de esta sección, dedica al menos un párrafo a analizar cómo has intentado alcanzar cada uno de los objetivos que te habías planteado, y en qué medida lo consideras cumplido. Se trata de</w:t>
-      </w:r>
-      <w:r>
-        <w:t xml:space="preserve"> recordar cómo los diferentes contenidos y resultados de los capítulos anteriores materializan tu nivel de cumplimiento de estos objetivos.</w:t>
-      </w:r>
-    </w:p>
-    <w:p>
-      <w:pPr>
-        <w:pStyle w:val="Ttulo2"/>
-      </w:pPr>
-      <w:bookmarkStart w:id="19" w:name="_Toc149554672"/>
-      <w:r>
-        <w:t>Líneas de trabajo futuro</w:t>
-      </w:r>
-      <w:bookmarkEnd w:id="19"/>
     </w:p>
     <w:p>
       <w:r>
@@ -3937,7 +5824,7 @@
       <w:pPr>
         <w:pStyle w:val="Ttulo1sinnumerar"/>
       </w:pPr>
-      <w:bookmarkStart w:id="20" w:name="_Toc149554673"/>
+      <w:bookmarkStart w:id="19" w:name="_Toc149554673"/>
       <w:r>
         <w:rPr>
           <w:highlight w:val="magenta"/>
@@ -3945,47 +5832,66 @@
         <w:lastRenderedPageBreak/>
         <w:t>Referencias bibliográficas</w:t>
       </w:r>
-      <w:bookmarkEnd w:id="20"/>
+      <w:bookmarkEnd w:id="19"/>
     </w:p>
     <w:p>
       <w:pPr>
         <w:pStyle w:val="Bibliografa1"/>
-      </w:pPr>
-      <w:r>
+        <w:rPr>
+          <w:lang w:val="en-US"/>
+        </w:rPr>
+      </w:pPr>
+      <w:r>
+        <w:rPr>
+          <w:lang w:val="en-US"/>
+        </w:rPr>
+        <w:t xml:space="preserve">[1] </w:t>
+      </w:r>
+      <w:r>
+        <w:rPr>
+          <w:lang w:val="en-US"/>
+        </w:rPr>
+        <w:t>Yang, P., Harrison, B., &amp; Roberts, D. L. (2016). Predicting Winning Teams in Dota 2. In Proceedings of the 11th International Conference on the Foundations of Digital Games.</w:t>
+      </w:r>
+    </w:p>
+    <w:p>
+      <w:pPr>
+        <w:pStyle w:val="Bibliografa1"/>
         <w:rPr>
           <w:lang w:val="es-ES_tradnl"/>
         </w:rPr>
-        <w:t xml:space="preserve">Joyanes, L. (2008). </w:t>
-      </w:r>
-      <w:r>
-        <w:rPr>
-          <w:i/>
-          <w:iCs/>
+      </w:pPr>
+      <w:r>
+        <w:rPr>
           <w:lang w:val="es-ES_tradnl"/>
         </w:rPr>
-        <w:t>Fundamentos de programación: Algoritmos, estructura de datos y objetos</w:t>
+        <w:t xml:space="preserve">[2] </w:t>
       </w:r>
       <w:r>
         <w:rPr>
           <w:lang w:val="es-ES_tradnl"/>
         </w:rPr>
-        <w:t xml:space="preserve"> (4.</w:t>
-      </w:r>
-      <w:r>
-        <w:rPr>
-          <w:vertAlign w:val="superscript"/>
+        <w:t xml:space="preserve">Mora-Cantallops, M., &amp; Sicart, M. (2018). </w:t>
+      </w:r>
+      <w:r>
+        <w:rPr>
+          <w:lang w:val="en-US"/>
+        </w:rPr>
+        <w:t xml:space="preserve">League of Legends, out of the box: A video game’s impact on the esports ecosystem. </w:t>
+      </w:r>
+      <w:proofErr w:type="spellStart"/>
+      <w:r>
+        <w:rPr>
           <w:lang w:val="es-ES_tradnl"/>
         </w:rPr>
-        <w:t>a</w:t>
-      </w:r>
+        <w:t>Entertainment</w:t>
+      </w:r>
+      <w:proofErr w:type="spellEnd"/>
       <w:r>
         <w:rPr>
           <w:lang w:val="es-ES_tradnl"/>
         </w:rPr>
-        <w:t xml:space="preserve"> ed.). </w:t>
-      </w:r>
-      <w:r>
-        <w:t>McGraw-Hill Interamericana de España S.L.</w:t>
+        <w:t xml:space="preserve"> Computing, 26, 1-9.</w:t>
       </w:r>
     </w:p>
     <w:p>
@@ -3997,65 +5903,151 @@
       </w:pPr>
       <w:r>
         <w:rPr>
+          <w:lang w:val="en-US"/>
+        </w:rPr>
+        <w:t xml:space="preserve">[3] </w:t>
+      </w:r>
+      <w:r>
+        <w:rPr>
+          <w:lang w:val="en-US"/>
+        </w:rPr>
+        <w:t xml:space="preserve">Riot Games. (2024). Data Dragon Tool &amp; API Documentation. </w:t>
+      </w:r>
+      <w:r>
+        <w:rPr>
           <w:lang w:val="es-ES_tradnl"/>
         </w:rPr>
-        <w:t xml:space="preserve">Sommerville, I. (2011). </w:t>
-      </w:r>
-      <w:r>
-        <w:rPr>
-          <w:i/>
-          <w:iCs/>
+        <w:t>Riot Developer Portal.</w:t>
+      </w:r>
+    </w:p>
+    <w:p>
+      <w:pPr>
+        <w:pStyle w:val="Bibliografa1"/>
+        <w:rPr>
           <w:lang w:val="es-ES_tradnl"/>
         </w:rPr>
-        <w:t>Ingeniería de software: Novena edición</w:t>
+      </w:pPr>
+      <w:r>
+        <w:rPr>
+          <w:lang w:val="en-US"/>
+        </w:rPr>
+        <w:t xml:space="preserve">[4] </w:t>
+      </w:r>
+      <w:r>
+        <w:rPr>
+          <w:lang w:val="en-US"/>
+        </w:rPr>
+        <w:t xml:space="preserve">Russell, S. J., &amp; Norvig, P. (2021). Artificial Intelligence: A Modern Approach (4th ed.). </w:t>
       </w:r>
       <w:r>
         <w:rPr>
           <w:lang w:val="es-ES_tradnl"/>
         </w:rPr>
-        <w:t xml:space="preserve"> (9.</w:t>
-      </w:r>
-      <w:r>
-        <w:rPr>
-          <w:vertAlign w:val="superscript"/>
+        <w:t>Pearson.</w:t>
+      </w:r>
+    </w:p>
+    <w:p>
+      <w:pPr>
+        <w:pStyle w:val="Bibliografa1"/>
+        <w:rPr>
           <w:lang w:val="es-ES_tradnl"/>
         </w:rPr>
-        <w:t>a</w:t>
-      </w:r>
+      </w:pPr>
       <w:r>
         <w:rPr>
           <w:lang w:val="es-ES_tradnl"/>
         </w:rPr>
-        <w:t xml:space="preserve"> ed.). México: Pearson Educación de México.</w:t>
-      </w:r>
-    </w:p>
-    <w:p>
-      <w:pPr>
-        <w:pStyle w:val="Referenciasbibliogrficas"/>
-      </w:pPr>
-      <w:r>
-        <w:rPr>
-          <w:lang w:val="es-ES"/>
-        </w:rPr>
-        <w:t xml:space="preserve">Swanson, E., Barnes, M., Fall, A. M., &amp; Roberts, G. (2017). </w:t>
-      </w:r>
-      <w:r>
-        <w:t xml:space="preserve">Predictors of Reading Comprehension Among Struggling Readers Who Exhibit Differing Levels of Inattention and Hyperactivity. </w:t>
-      </w:r>
-      <w:r>
-        <w:rPr>
-          <w:i/>
-        </w:rPr>
-        <w:t>Reading &amp; Writing Quarterly, 34</w:t>
-      </w:r>
-      <w:r>
-        <w:t>(2), 132-146. doi:</w:t>
-      </w:r>
-      <w:r>
-        <w:rPr>
-          <w:u w:val="single"/>
-        </w:rPr>
-        <w:t>10.1080/10573569.2017.1359712</w:t>
+        <w:t xml:space="preserve">[5] Ana Paula Afonso, </w:t>
+      </w:r>
+      <w:proofErr w:type="spellStart"/>
+      <w:r>
+        <w:rPr>
+          <w:lang w:val="es-ES_tradnl"/>
+        </w:rPr>
+        <w:t>Maria</w:t>
+      </w:r>
+      <w:proofErr w:type="spellEnd"/>
+      <w:r>
+        <w:rPr>
+          <w:lang w:val="es-ES_tradnl"/>
+        </w:rPr>
+        <w:t xml:space="preserve"> Beatriz Carmo, Tiago Gonçalves, Pedro Vieira (2019) </w:t>
+      </w:r>
+      <w:proofErr w:type="spellStart"/>
+      <w:r>
+        <w:rPr>
+          <w:lang w:val="es-ES_tradnl"/>
+        </w:rPr>
+        <w:t>VisuaLeague</w:t>
+      </w:r>
+      <w:proofErr w:type="spellEnd"/>
+      <w:r>
+        <w:rPr>
+          <w:lang w:val="es-ES_tradnl"/>
+        </w:rPr>
+        <w:t xml:space="preserve">: Player performance </w:t>
+      </w:r>
+      <w:proofErr w:type="spellStart"/>
+      <w:r>
+        <w:rPr>
+          <w:lang w:val="es-ES_tradnl"/>
+        </w:rPr>
+        <w:t>analysis</w:t>
+      </w:r>
+      <w:proofErr w:type="spellEnd"/>
+      <w:r>
+        <w:rPr>
+          <w:lang w:val="es-ES_tradnl"/>
+        </w:rPr>
+        <w:t xml:space="preserve"> </w:t>
+      </w:r>
+      <w:proofErr w:type="spellStart"/>
+      <w:r>
+        <w:rPr>
+          <w:lang w:val="es-ES_tradnl"/>
+        </w:rPr>
+        <w:t>using</w:t>
+      </w:r>
+      <w:proofErr w:type="spellEnd"/>
+      <w:r>
+        <w:rPr>
+          <w:lang w:val="es-ES_tradnl"/>
+        </w:rPr>
+        <w:t xml:space="preserve"> </w:t>
+      </w:r>
+      <w:proofErr w:type="spellStart"/>
+      <w:r>
+        <w:rPr>
+          <w:lang w:val="es-ES_tradnl"/>
+        </w:rPr>
+        <w:t>spatial</w:t>
+      </w:r>
+      <w:proofErr w:type="spellEnd"/>
+      <w:r>
+        <w:rPr>
+          <w:lang w:val="es-ES_tradnl"/>
+        </w:rPr>
+        <w:t>-temporal data</w:t>
+      </w:r>
+      <w:r>
+        <w:rPr>
+          <w:lang w:val="es-ES_tradnl"/>
+        </w:rPr>
+        <w:t xml:space="preserve">. </w:t>
+      </w:r>
+      <w:proofErr w:type="spellStart"/>
+      <w:r>
+        <w:rPr>
+          <w:lang w:val="es-ES_tradnl"/>
+        </w:rPr>
+        <w:t>Researchgate</w:t>
+      </w:r>
+      <w:proofErr w:type="spellEnd"/>
+      <w:r>
+        <w:rPr>
+          <w:lang w:val="es-ES_tradnl"/>
+        </w:rPr>
+        <w:t>.</w:t>
       </w:r>
     </w:p>
     <w:p>
@@ -4074,7 +6066,7 @@
           <w:highlight w:val="magenta"/>
         </w:rPr>
       </w:pPr>
-      <w:bookmarkStart w:id="21" w:name="_Toc149554674"/>
+      <w:bookmarkStart w:id="20" w:name="_Toc149554674"/>
       <w:r>
         <w:rPr>
           <w:highlight w:val="magenta"/>
@@ -4082,7 +6074,7 @@
         <w:lastRenderedPageBreak/>
         <w:t>Título del anexo.</w:t>
       </w:r>
-      <w:bookmarkEnd w:id="21"/>
+      <w:bookmarkEnd w:id="20"/>
     </w:p>
     <w:p>
       <w:pPr>
@@ -4119,7 +6111,7 @@
       <w:pPr>
         <w:pStyle w:val="Ttulo1sinnumerar"/>
       </w:pPr>
-      <w:bookmarkStart w:id="22" w:name="_Toc149554675"/>
+      <w:bookmarkStart w:id="21" w:name="_Toc149554675"/>
       <w:r>
         <w:rPr>
           <w:highlight w:val="magenta"/>
@@ -4127,7 +6119,7 @@
         <w:lastRenderedPageBreak/>
         <w:t>Índice de acrónimos</w:t>
       </w:r>
-      <w:bookmarkEnd w:id="22"/>
+      <w:bookmarkEnd w:id="21"/>
     </w:p>
     <w:p>
       <w:r>
@@ -4276,14 +6268,7 @@
         <w:rFonts w:asciiTheme="majorHAnsi" w:hAnsiTheme="majorHAnsi"/>
         <w:sz w:val="20"/>
       </w:rPr>
-      <w:t xml:space="preserve">Nombre y apellidos del </w:t>
-    </w:r>
-    <w:r>
-      <w:rPr>
-        <w:rFonts w:asciiTheme="majorHAnsi" w:hAnsiTheme="majorHAnsi"/>
-        <w:sz w:val="20"/>
-      </w:rPr>
-      <w:t>estudiante</w:t>
+      <w:t>Oscar Sánchez García</w:t>
     </w:r>
   </w:p>
   <w:p>
@@ -4301,7 +6286,14 @@
         <w:rFonts w:asciiTheme="majorHAnsi" w:hAnsiTheme="majorHAnsi"/>
         <w:sz w:val="20"/>
       </w:rPr>
-      <w:t>Título del Trabajo Fin de Estudios</w:t>
+      <w:t>Sistema experto para la toma de decisiones estratégicas en League Of Legends</w:t>
+    </w:r>
+    <w:r>
+      <w:rPr>
+        <w:rFonts w:asciiTheme="majorHAnsi" w:hAnsiTheme="majorHAnsi"/>
+        <w:sz w:val="20"/>
+      </w:rPr>
+      <w:t xml:space="preserve"> (provisional)</w:t>
     </w:r>
   </w:p>
 </w:hdr>
@@ -8242,6 +10234,10 @@
 </file>
 
 <file path=customXml/item1.xml><?xml version="1.0" encoding="utf-8"?>
+<b:Sources xmlns:b="http://schemas.openxmlformats.org/officeDocument/2006/bibliography" xmlns="http://schemas.openxmlformats.org/officeDocument/2006/bibliography" SelectedStyle="\APASixthEditionOfficeOnline.xsl" StyleName="APA" Version="6"/>
+</file>
+
+<file path=customXml/item2.xml><?xml version="1.0" encoding="utf-8"?>
 <p:properties xmlns:p="http://schemas.microsoft.com/office/2006/metadata/properties" xmlns:xsi="http://www.w3.org/2001/XMLSchema-instance" xmlns:pc="http://schemas.microsoft.com/office/infopath/2007/PartnerControls">
   <documentManagement>
     <TaxCatchAll xmlns="0a70e875-3d35-4be2-921f-7117c31bab9b" xsi:nil="true"/>
@@ -8253,20 +10249,7 @@
 </p:properties>
 </file>
 
-<file path=customXml/item2.xml><?xml version="1.0" encoding="utf-8"?>
-<b:Sources xmlns:b="http://schemas.openxmlformats.org/officeDocument/2006/bibliography" xmlns="http://schemas.openxmlformats.org/officeDocument/2006/bibliography" SelectedStyle="\APASixthEditionOfficeOnline.xsl" StyleName="APA" Version="6"/>
-</file>
-
 <file path=customXml/item3.xml><?xml version="1.0" encoding="utf-8"?>
-<?mso-contentType ?>
-<FormTemplates xmlns="http://schemas.microsoft.com/sharepoint/v3/contenttype/forms">
-  <Display>DocumentLibraryForm</Display>
-  <Edit>DocumentLibraryForm</Edit>
-  <New>DocumentLibraryForm</New>
-</FormTemplates>
-</file>
-
-<file path=customXml/item4.xml><?xml version="1.0" encoding="utf-8"?>
 <ct:contentTypeSchema xmlns:ct="http://schemas.microsoft.com/office/2006/metadata/contentType" xmlns:ma="http://schemas.microsoft.com/office/2006/metadata/properties/metaAttributes" ct:_="" ma:_="" ma:contentTypeName="Documento" ma:contentTypeID="0x010100DF3D7C797EA12745A270EF30E38719B9" ma:contentTypeVersion="19" ma:contentTypeDescription="Crear nuevo documento." ma:contentTypeScope="" ma:versionID="227b02526234ef39b0b78895a9d90cf5">
   <xsd:schema xmlns:xsd="http://www.w3.org/2001/XMLSchema" xmlns:xs="http://www.w3.org/2001/XMLSchema" xmlns:p="http://schemas.microsoft.com/office/2006/metadata/properties" xmlns:ns2="0a70e875-3d35-4be2-921f-7117c31bab9b" xmlns:ns3="27c1adeb-3674-457c-b08c-8a73f31b6e23" targetNamespace="http://schemas.microsoft.com/office/2006/metadata/properties" ma:root="true" ma:fieldsID="3c939c8607e2f594db8bbb23634dd059" ns2:_="" ns3:_="">
     <xsd:import namespace="0a70e875-3d35-4be2-921f-7117c31bab9b"/>
@@ -8527,7 +10510,24 @@
 </ct:contentTypeSchema>
 </file>
 
+<file path=customXml/item4.xml><?xml version="1.0" encoding="utf-8"?>
+<?mso-contentType ?>
+<FormTemplates xmlns="http://schemas.microsoft.com/sharepoint/v3/contenttype/forms">
+  <Display>DocumentLibraryForm</Display>
+  <Edit>DocumentLibraryForm</Edit>
+  <New>DocumentLibraryForm</New>
+</FormTemplates>
+</file>
+
 <file path=customXml/itemProps1.xml><?xml version="1.0" encoding="utf-8"?>
+<ds:datastoreItem xmlns:ds="http://schemas.openxmlformats.org/officeDocument/2006/customXml" ds:itemID="{FD1A1271-5F91-421F-91AA-F5599BF2C903}">
+  <ds:schemaRefs>
+    <ds:schemaRef ds:uri="http://schemas.openxmlformats.org/officeDocument/2006/bibliography"/>
+  </ds:schemaRefs>
+</ds:datastoreItem>
+</file>
+
+<file path=customXml/itemProps2.xml><?xml version="1.0" encoding="utf-8"?>
 <ds:datastoreItem xmlns:ds="http://schemas.openxmlformats.org/officeDocument/2006/customXml" ds:itemID="{1F3C1B10-EE25-478F-A378-26280E5A2662}">
   <ds:schemaRefs>
     <ds:schemaRef ds:uri="http://schemas.microsoft.com/office/2006/metadata/properties"/>
@@ -8538,23 +10538,7 @@
 </ds:datastoreItem>
 </file>
 
-<file path=customXml/itemProps2.xml><?xml version="1.0" encoding="utf-8"?>
-<ds:datastoreItem xmlns:ds="http://schemas.openxmlformats.org/officeDocument/2006/customXml" ds:itemID="{FD1A1271-5F91-421F-91AA-F5599BF2C903}">
-  <ds:schemaRefs>
-    <ds:schemaRef ds:uri="http://schemas.openxmlformats.org/officeDocument/2006/bibliography"/>
-  </ds:schemaRefs>
-</ds:datastoreItem>
-</file>
-
 <file path=customXml/itemProps3.xml><?xml version="1.0" encoding="utf-8"?>
-<ds:datastoreItem xmlns:ds="http://schemas.openxmlformats.org/officeDocument/2006/customXml" ds:itemID="{5B3F4A43-888D-4D33-BD1C-7066736CDCB4}">
-  <ds:schemaRefs>
-    <ds:schemaRef ds:uri="http://schemas.microsoft.com/sharepoint/v3/contenttype/forms"/>
-  </ds:schemaRefs>
-</ds:datastoreItem>
-</file>
-
-<file path=customXml/itemProps4.xml><?xml version="1.0" encoding="utf-8"?>
 <ds:datastoreItem xmlns:ds="http://schemas.openxmlformats.org/officeDocument/2006/customXml" ds:itemID="{3624E214-1B8A-4A51-B10D-C847268B4539}">
   <ds:schemaRefs>
     <ds:schemaRef ds:uri="http://schemas.microsoft.com/office/2006/metadata/contentType"/>
@@ -8571,4 +10555,12 @@
     <ds:schemaRef ds:uri="http://schemas.microsoft.com/internal/obd"/>
   </ds:schemaRefs>
 </ds:datastoreItem>
+</file>
+
+<file path=customXml/itemProps4.xml><?xml version="1.0" encoding="utf-8"?>
+<ds:datastoreItem xmlns:ds="http://schemas.openxmlformats.org/officeDocument/2006/customXml" ds:itemID="{5B3F4A43-888D-4D33-BD1C-7066736CDCB4}">
+  <ds:schemaRefs>
+    <ds:schemaRef ds:uri="http://schemas.microsoft.com/sharepoint/v3/contenttype/forms"/>
+  </ds:schemaRefs>
+</ds:datastoreItem>
 </file>
--- a/docs/plantilla.docx
+++ b/docs/plantilla.docx
@@ -794,7 +794,21 @@
         <w:rPr>
           <w:lang w:eastAsia="en-US"/>
         </w:rPr>
-        <w:t xml:space="preserve"> mediante una recomendación de personaje en la fase de selección de personaje y recomendaciones de objetos y anotaciones a tener en cuenta para la partida</w:t>
+        <w:t xml:space="preserve"> mediante una recomendación de personaje en la fase de selección de personaje y recomendaciones de objetos y anotaciones </w:t>
+      </w:r>
+      <w:proofErr w:type="gramStart"/>
+      <w:r>
+        <w:rPr>
+          <w:lang w:eastAsia="en-US"/>
+        </w:rPr>
+        <w:t>a</w:t>
+      </w:r>
+      <w:proofErr w:type="gramEnd"/>
+      <w:r>
+        <w:rPr>
+          <w:lang w:eastAsia="en-US"/>
+        </w:rPr>
+        <w:t xml:space="preserve"> tener en cuenta para la partida</w:t>
       </w:r>
       <w:r>
         <w:rPr>
@@ -3182,7 +3196,7 @@
             <w:rStyle w:val="Hipervnculo"/>
             <w:noProof/>
           </w:rPr>
-          <w:t>Interfaz del recomendador pidiendo al usuario insertar los datos de los campeones de la partida actual.</w:t>
+          <w:t>Interfaz del recomendador pidiendo al usuario insertar los datos de los campeones de la partida actual</w:t>
         </w:r>
         <w:r>
           <w:rPr>
@@ -3262,7 +3276,7 @@
             <w:rStyle w:val="Hipervnculo"/>
             <w:noProof/>
           </w:rPr>
-          <w:t>X</w:t>
+          <w:t>3</w:t>
         </w:r>
         <w:r>
           <w:rPr>
@@ -3276,7 +3290,7 @@
             <w:rStyle w:val="Hipervnculo"/>
             <w:noProof/>
           </w:rPr>
-          <w:t>X</w:t>
+          <w:t>Interfaz del recomendador tras un usuario haber insertado los personajes de la partida</w:t>
         </w:r>
         <w:r>
           <w:rPr>
@@ -3356,7 +3370,7 @@
             <w:rStyle w:val="Hipervnculo"/>
             <w:noProof/>
           </w:rPr>
-          <w:t>X</w:t>
+          <w:t>4</w:t>
         </w:r>
         <w:r>
           <w:rPr>
@@ -3370,7 +3384,14 @@
             <w:rStyle w:val="Hipervnculo"/>
             <w:noProof/>
           </w:rPr>
-          <w:t xml:space="preserve"> X</w:t>
+          <w:t xml:space="preserve"> </w:t>
+        </w:r>
+        <w:r>
+          <w:rPr>
+            <w:rStyle w:val="Hipervnculo"/>
+            <w:noProof/>
+          </w:rPr>
+          <w:t>El programa da como resultado su conclusión tras realizar los calculos y recomienda las mejores opciones</w:t>
         </w:r>
         <w:r>
           <w:rPr>
@@ -3838,13 +3859,7 @@
         <w:t xml:space="preserve">El </w:t>
       </w:r>
       <w:r>
-        <w:t>LoL es un juego de género MOBA (Multiplayer Online Battle Arena) donde dos equipos de cinco jugadores compiten en un mapa cerrado llamado "La Grieta del Invocador". El objetivo final es destruir la base enemiga</w:t>
-      </w:r>
-      <w:r>
-        <w:t xml:space="preserve">, también conocida como </w:t>
-      </w:r>
-      <w:r>
-        <w:t>el Nexo, pero para llegar a ese punto hay que superar una serie de obstáculos y tomar cientos de decisiones tácticas.</w:t>
+        <w:t>LoL es un juego de género MOBA (Multiplayer Online Battle Arena) donde dos equipos de cinco jugadores compiten en un mapa cerrado llamado "La Grieta del Invocador". El objetivo final es destruir la base enemiga, también conocida como el Nexo, pero para llegar a ese punto hay que superar una serie de obstáculos y tomar cientos de decisiones tácticas.</w:t>
       </w:r>
     </w:p>
     <w:p/>
@@ -4057,56 +4072,18 @@
     <w:p/>
     <w:p>
       <w:pPr>
-        <w:rPr>
-          <w:rFonts w:asciiTheme="majorHAnsi" w:hAnsiTheme="majorHAnsi" w:cs="Arial"/>
-          <w:bCs/>
-          <w:iCs/>
-          <w:color w:val="0098CD"/>
-          <w:sz w:val="28"/>
-          <w:szCs w:val="28"/>
-        </w:rPr>
-      </w:pPr>
-      <w:r>
-        <w:rPr>
-          <w:rFonts w:asciiTheme="majorHAnsi" w:hAnsiTheme="majorHAnsi" w:cs="Arial"/>
-          <w:bCs/>
-          <w:iCs/>
-          <w:color w:val="0098CD"/>
-          <w:sz w:val="28"/>
-          <w:szCs w:val="28"/>
-        </w:rPr>
-        <w:t>1.2.1</w:t>
-      </w:r>
-      <w:r>
-        <w:rPr>
-          <w:rFonts w:asciiTheme="majorHAnsi" w:hAnsiTheme="majorHAnsi" w:cs="Arial"/>
-          <w:bCs/>
-          <w:iCs/>
-          <w:color w:val="0098CD"/>
-          <w:sz w:val="28"/>
-          <w:szCs w:val="28"/>
-        </w:rPr>
-        <w:t>.</w:t>
-      </w:r>
-      <w:r>
-        <w:rPr>
-          <w:rFonts w:asciiTheme="majorHAnsi" w:hAnsiTheme="majorHAnsi" w:cs="Arial"/>
-          <w:bCs/>
-          <w:iCs/>
-          <w:color w:val="0098CD"/>
-          <w:sz w:val="28"/>
-          <w:szCs w:val="28"/>
-        </w:rPr>
-        <w:t xml:space="preserve"> </w:t>
-      </w:r>
-      <w:r>
-        <w:rPr>
-          <w:rFonts w:asciiTheme="majorHAnsi" w:hAnsiTheme="majorHAnsi" w:cs="Arial"/>
-          <w:bCs/>
-          <w:iCs/>
-          <w:color w:val="0098CD"/>
-          <w:sz w:val="28"/>
-          <w:szCs w:val="28"/>
+        <w:pStyle w:val="Ttulo3"/>
+        <w:rPr>
+          <w:b w:val="0"/>
+          <w:bCs w:val="0"/>
+          <w:color w:val="2596BE"/>
+        </w:rPr>
+      </w:pPr>
+      <w:r>
+        <w:rPr>
+          <w:b w:val="0"/>
+          <w:bCs w:val="0"/>
+          <w:color w:val="2596BE"/>
         </w:rPr>
         <w:t>Ontología de etiquetas y roles</w:t>
       </w:r>
@@ -4138,10 +4115,12 @@
         <w:t xml:space="preserve">En la siguiente tabla detallo algunas de las etiquetas clave que he definido en el archivo </w:t>
       </w:r>
       <w:proofErr w:type="spellStart"/>
+      <w:proofErr w:type="gramStart"/>
       <w:r>
         <w:t>champions.json</w:t>
       </w:r>
       <w:proofErr w:type="spellEnd"/>
+      <w:proofErr w:type="gramEnd"/>
       <w:r>
         <w:t xml:space="preserve"> y que el motor de inferencia utiliza para razonar:</w:t>
       </w:r>
@@ -4751,91 +4730,36 @@
     <w:p/>
     <w:p>
       <w:pPr>
-        <w:rPr>
-          <w:rFonts w:asciiTheme="majorHAnsi" w:hAnsiTheme="majorHAnsi" w:cs="Arial"/>
-          <w:bCs/>
-          <w:iCs/>
-          <w:color w:val="0098CD"/>
-          <w:sz w:val="28"/>
-          <w:szCs w:val="28"/>
-        </w:rPr>
-      </w:pPr>
-      <w:r>
-        <w:rPr>
-          <w:rFonts w:asciiTheme="majorHAnsi" w:hAnsiTheme="majorHAnsi" w:cs="Arial"/>
-          <w:bCs/>
-          <w:iCs/>
-          <w:color w:val="0098CD"/>
-          <w:sz w:val="28"/>
-          <w:szCs w:val="28"/>
-        </w:rPr>
-        <w:t>1.2.</w:t>
-      </w:r>
-      <w:r>
-        <w:rPr>
-          <w:rFonts w:asciiTheme="majorHAnsi" w:hAnsiTheme="majorHAnsi" w:cs="Arial"/>
-          <w:bCs/>
-          <w:iCs/>
-          <w:color w:val="0098CD"/>
-          <w:sz w:val="28"/>
-          <w:szCs w:val="28"/>
-        </w:rPr>
-        <w:t>2</w:t>
-      </w:r>
-      <w:r>
-        <w:rPr>
-          <w:rFonts w:asciiTheme="majorHAnsi" w:hAnsiTheme="majorHAnsi" w:cs="Arial"/>
-          <w:bCs/>
-          <w:iCs/>
-          <w:color w:val="0098CD"/>
-          <w:sz w:val="28"/>
-          <w:szCs w:val="28"/>
-        </w:rPr>
-        <w:t>.</w:t>
-      </w:r>
-      <w:r>
-        <w:rPr>
-          <w:rFonts w:asciiTheme="majorHAnsi" w:hAnsiTheme="majorHAnsi" w:cs="Arial"/>
-          <w:bCs/>
-          <w:iCs/>
-          <w:color w:val="0098CD"/>
-          <w:sz w:val="28"/>
-          <w:szCs w:val="28"/>
-        </w:rPr>
-        <w:t xml:space="preserve"> </w:t>
-      </w:r>
-      <w:r>
-        <w:rPr>
-          <w:rFonts w:asciiTheme="majorHAnsi" w:hAnsiTheme="majorHAnsi" w:cs="Arial"/>
-          <w:bCs/>
-          <w:iCs/>
-          <w:color w:val="0098CD"/>
-          <w:sz w:val="28"/>
-          <w:szCs w:val="28"/>
+        <w:pStyle w:val="Ttulo3"/>
+        <w:rPr>
+          <w:b w:val="0"/>
+          <w:bCs w:val="0"/>
+          <w:color w:val="2596BE"/>
+        </w:rPr>
+      </w:pPr>
+      <w:r>
+        <w:rPr>
+          <w:b w:val="0"/>
+          <w:bCs w:val="0"/>
+          <w:color w:val="2596BE"/>
         </w:rPr>
         <w:t>El “hecho” (</w:t>
       </w:r>
       <w:proofErr w:type="spellStart"/>
       <w:r>
         <w:rPr>
-          <w:rFonts w:asciiTheme="majorHAnsi" w:hAnsiTheme="majorHAnsi" w:cs="Arial"/>
-          <w:bCs/>
-          <w:iCs/>
-          <w:color w:val="0098CD"/>
-          <w:sz w:val="28"/>
-          <w:szCs w:val="28"/>
+          <w:b w:val="0"/>
+          <w:bCs w:val="0"/>
+          <w:color w:val="2596BE"/>
         </w:rPr>
         <w:t>fact</w:t>
       </w:r>
       <w:proofErr w:type="spellEnd"/>
       <w:r>
         <w:rPr>
-          <w:rFonts w:asciiTheme="majorHAnsi" w:hAnsiTheme="majorHAnsi" w:cs="Arial"/>
-          <w:bCs/>
-          <w:iCs/>
-          <w:color w:val="0098CD"/>
-          <w:sz w:val="28"/>
-          <w:szCs w:val="28"/>
+          <w:b w:val="0"/>
+          <w:bCs w:val="0"/>
+          <w:color w:val="2596BE"/>
         </w:rPr>
         <w:t>) y la explicabilidad</w:t>
       </w:r>
@@ -4884,47 +4808,31 @@
     <w:p/>
     <w:p>
       <w:pPr>
-        <w:rPr>
-          <w:rFonts w:asciiTheme="majorHAnsi" w:hAnsiTheme="majorHAnsi" w:cs="Arial"/>
-          <w:bCs/>
-          <w:iCs/>
-          <w:color w:val="0098CD"/>
-          <w:sz w:val="28"/>
-          <w:szCs w:val="28"/>
-        </w:rPr>
-      </w:pPr>
-      <w:r>
-        <w:rPr>
-          <w:rFonts w:asciiTheme="majorHAnsi" w:hAnsiTheme="majorHAnsi" w:cs="Arial"/>
-          <w:bCs/>
-          <w:iCs/>
-          <w:color w:val="0098CD"/>
-          <w:sz w:val="28"/>
-          <w:szCs w:val="28"/>
-        </w:rPr>
-        <w:t>1.2.</w:t>
-      </w:r>
-      <w:r>
-        <w:rPr>
-          <w:rFonts w:asciiTheme="majorHAnsi" w:hAnsiTheme="majorHAnsi" w:cs="Arial"/>
-          <w:bCs/>
-          <w:iCs/>
-          <w:color w:val="0098CD"/>
-          <w:sz w:val="28"/>
-          <w:szCs w:val="28"/>
-        </w:rPr>
-        <w:t>3. La fase de selección (draft) y las reglas de producción</w:t>
-      </w:r>
-    </w:p>
-    <w:p>
-      <w:r>
-        <w:t xml:space="preserve">El momento donde el sistema brilla es en el Draft. Es esa fase previa a la partida donde se eligen los personajes. Es un juego de "piedra, papel o tijera" pero con miles de variables. Como indican </w:t>
+        <w:pStyle w:val="Ttulo3"/>
+        <w:rPr>
+          <w:b w:val="0"/>
+          <w:bCs w:val="0"/>
+          <w:color w:val="2596BE"/>
+        </w:rPr>
+      </w:pPr>
+      <w:r>
+        <w:rPr>
+          <w:b w:val="0"/>
+          <w:bCs w:val="0"/>
+          <w:color w:val="2596BE"/>
+        </w:rPr>
+        <w:t>La fase de selección (draft) y las reglas de producción</w:t>
+      </w:r>
+    </w:p>
+    <w:p>
+      <w:r>
+        <w:t xml:space="preserve">El momento donde el sistema realmente demuestra su utilidad es en el Draft. Como he mencionado anteriormente, esta es la fase previa a la partida donde se eligen los personajes y se establecen las bases de la victoria. Es, en esencia, un juego de "piedra, papel o tijera" pero elevado a una potencia de miles de variables. Como bien señalan </w:t>
       </w:r>
       <w:r>
         <w:t xml:space="preserve">[2] </w:t>
       </w:r>
       <w:r>
-        <w:t>Mora-Cantallops y Sicart (2018), el conocimiento del "</w:t>
+        <w:t>Mora-Cantallops y Sicart (2018), el conocimiento profundo del "</w:t>
       </w:r>
       <w:proofErr w:type="spellStart"/>
       <w:r>
@@ -4932,10 +4840,15 @@
       </w:r>
       <w:proofErr w:type="spellEnd"/>
       <w:r>
-        <w:t>" y las sinergias en esta fase son lo que diferencia a un jugador promedio de uno experto.</w:t>
+        <w:t>" y la capacidad de entender las sinergias en esta fase es lo que marca la diferencia entre un jugador promedio y uno experto.</w:t>
       </w:r>
     </w:p>
     <w:p/>
+    <w:p>
+      <w:r>
+        <w:t>Para que el sistema pueda razonar sobre este escenario, he diseñado una interfaz en Flask que permite al usuario volcar el estado actual de la partida. En términos de ingeniería de inteligencia artificial, lo que estamos haciendo aquí es alimentar la memoria de trabajo del motor de inferencia con "hechos" reales.</w:t>
+      </w:r>
+    </w:p>
     <w:p>
       <w:pPr>
         <w:pStyle w:val="Descripcin"/>
@@ -5011,6 +4924,9 @@
     </w:p>
     <w:p>
       <w:r>
+        <w:rPr>
+          <w:noProof/>
+        </w:rPr>
         <w:drawing>
           <wp:inline distT="0" distB="0" distL="0" distR="0" wp14:anchorId="2F662F8C" wp14:editId="4F0739CC">
             <wp:extent cx="5760085" cy="2674620"/>
@@ -5050,48 +4966,64 @@
     </w:p>
     <w:p/>
     <w:p>
-      <w:r>
-        <w:t>Una vez el usuario inserta los datos de los personajes que hay en la partida</w:t>
-      </w:r>
-      <w:r>
-        <w:t>,</w:t>
-      </w:r>
-      <w:r>
-        <w:t xml:space="preserve"> da una recomendación en base al </w:t>
-      </w:r>
-      <w:r>
-        <w:t>cálculo</w:t>
-      </w:r>
-      <w:r>
-        <w:t xml:space="preserve"> realizado por el programa, teniendo en cuenta todo momento la posición faltante del usuario</w:t>
-      </w:r>
-      <w:r>
-        <w:t>,</w:t>
-      </w:r>
-      <w:r>
-        <w:t xml:space="preserve"> las carencias o sinergias del equipo aliado y las debilidades o ventajas del equipo enemigo.</w:t>
-      </w:r>
-    </w:p>
-    <w:p>
       <w:pPr>
         <w:pStyle w:val="Descripcin"/>
         <w:jc w:val="both"/>
         <w:rPr>
+          <w:i w:val="0"/>
+          <w:iCs w:val="0"/>
+        </w:rPr>
+      </w:pPr>
+      <w:r>
+        <w:rPr>
+          <w:i w:val="0"/>
+          <w:iCs w:val="0"/>
+        </w:rPr>
+        <w:t>Una vez que el usuario introduce los personajes que están presentes en la sesión, el programa no se limita a leer nombres</w:t>
+      </w:r>
+      <w:r>
+        <w:rPr>
+          <w:i w:val="0"/>
+          <w:iCs w:val="0"/>
+        </w:rPr>
+        <w:t>,</w:t>
+      </w:r>
+      <w:r>
+        <w:rPr>
+          <w:i w:val="0"/>
+          <w:iCs w:val="0"/>
+        </w:rPr>
+        <w:t xml:space="preserve"> lo que hace es mapear esos campeones con las etiquetas de mi base de conocimientos. Por ejemplo, si el usuario introduce a "Soraka", el sistema genera automáticamente un hecho (</w:t>
+      </w:r>
+      <w:proofErr w:type="spellStart"/>
+      <w:r>
+        <w:rPr>
+          <w:i w:val="0"/>
+          <w:iCs w:val="0"/>
+        </w:rPr>
+        <w:t>Fact</w:t>
+      </w:r>
+      <w:proofErr w:type="spellEnd"/>
+      <w:r>
+        <w:rPr>
+          <w:i w:val="0"/>
+          <w:iCs w:val="0"/>
+        </w:rPr>
+        <w:t>) asociado a la etiqueta healing_support. A partir de ahí, el motor de inferencia procesa esta información teniendo en cuenta la posición que le falta al usuario, las carencias de su propio equipo y, sobre todo, las amenazas que presenta el equipo enemigo.</w:t>
+      </w:r>
+    </w:p>
+    <w:p/>
+    <w:p>
+      <w:pPr>
+        <w:pStyle w:val="Descripcin"/>
+        <w:jc w:val="both"/>
+      </w:pPr>
+      <w:r>
+        <w:rPr>
           <w:b/>
           <w:bCs/>
         </w:rPr>
-      </w:pPr>
-    </w:p>
-    <w:p>
-      <w:pPr>
-        <w:pStyle w:val="Descripcin"/>
-        <w:jc w:val="both"/>
-      </w:pPr>
-      <w:r>
-        <w:rPr>
-          <w:b/>
-          <w:bCs/>
-        </w:rPr>
+        <w:lastRenderedPageBreak/>
         <w:t xml:space="preserve">Figura </w:t>
       </w:r>
       <w:r>
@@ -5143,6 +5075,9 @@
     </w:p>
     <w:p>
       <w:r>
+        <w:rPr>
+          <w:noProof/>
+        </w:rPr>
         <w:drawing>
           <wp:inline distT="0" distB="0" distL="0" distR="0" wp14:anchorId="5BFCE30F" wp14:editId="2D9E2BB1">
             <wp:extent cx="5760085" cy="2480310"/>
@@ -5183,29 +5118,9 @@
     <w:p/>
     <w:p>
       <w:r>
-        <w:lastRenderedPageBreak/>
-        <w:t xml:space="preserve">Al </w:t>
-      </w:r>
-      <w:r>
-        <w:t>dar</w:t>
-      </w:r>
-      <w:r>
-        <w:t xml:space="preserve"> </w:t>
-      </w:r>
-      <w:r>
-        <w:t>esa</w:t>
-      </w:r>
-      <w:r>
-        <w:t xml:space="preserve"> composición de ejemplo al programa </w:t>
-      </w:r>
-      <w:r>
-        <w:t>este calcula todo lo anteriormente comentado y da un resultado, recomendando tres posibles opciones de campeón para seleccionar y avisando y recordando al usuario en todo momento de</w:t>
-      </w:r>
-      <w:r>
-        <w:t xml:space="preserve"> las reglas que han saltado y como poder evitar posibles problemas dando ciertas soluciones.</w:t>
-      </w:r>
-    </w:p>
-    <w:p/>
+        <w:t>Al procesar esta composición de ejemplo, el programa ejecuta sus reglas de producción de forma secuencial. El resultado no es una respuesta única y cerrada, sino una conclusión razonada. El sistema recomienda tres posibles opciones de campeón para seleccionar, pero lo más importante desde el punto de vista de la ingeniería es que justifica su decisión. El programa avisa al usuario en todo momento de qué reglas han saltado y por qué se proponen esas soluciones, cumpliendo así con el principio de explicabilidad que mencionaba en la introducción.</w:t>
+      </w:r>
+    </w:p>
     <w:p>
       <w:pPr>
         <w:pStyle w:val="Descripcin"/>
@@ -5216,6 +5131,7 @@
           <w:b/>
           <w:bCs/>
         </w:rPr>
+        <w:lastRenderedPageBreak/>
         <w:t xml:space="preserve">Ilustración </w:t>
       </w:r>
       <w:r>
@@ -5275,6 +5191,9 @@
     </w:p>
     <w:p>
       <w:r>
+        <w:rPr>
+          <w:noProof/>
+        </w:rPr>
         <w:drawing>
           <wp:inline distT="0" distB="0" distL="0" distR="0" wp14:anchorId="656D8039" wp14:editId="20900466">
             <wp:extent cx="5760085" cy="5046345"/>
@@ -5315,259 +5234,716 @@
     <w:p/>
     <w:p>
       <w:r>
-        <w:t xml:space="preserve">Como se puede observar en la imagen anterior, hacer un análisis heurístico y avisa de que reglas han hecho saltar esas recomendaciones, en el caso anterior las tres reglas principales han sido: Anti-Curaciones, Anti-Tanques y Resistencia Mágica. A la derecha de cada regla explica que personajes han hecho disparar estas reglas y da una recomendación de compras </w:t>
-      </w:r>
+        <w:t>Como se puede observar en la Figura 4, el sistema realiza un análisis heurístico y muestra qué reglas lógicas han disparado esas recomendaciones. En este caso concreto, las tres reglas principales que han entrado en juego han sido: Anti-Curaciones, Anti-Tanques y Resistencia Mágica.</w:t>
+      </w:r>
+    </w:p>
+    <w:p/>
+    <w:p>
+      <w:r>
+        <w:t xml:space="preserve">A la derecha de cada regla, el programa utiliza el atributo </w:t>
+      </w:r>
+      <w:proofErr w:type="spellStart"/>
+      <w:r>
+        <w:t>source</w:t>
+      </w:r>
+      <w:proofErr w:type="spellEnd"/>
+      <w:r>
+        <w:t xml:space="preserve"> que he implementado en la clase </w:t>
+      </w:r>
+      <w:proofErr w:type="spellStart"/>
+      <w:r>
+        <w:t>Fact</w:t>
+      </w:r>
+      <w:proofErr w:type="spellEnd"/>
+      <w:r>
+        <w:t xml:space="preserve"> para explicar qué personajes han provocado esa alerta. Por ejemplo, si un personaje como Soraka está presente, el motor detecta su alta capacidad de curación y recomienda automáticamente objetos con la etiqueta </w:t>
+      </w:r>
+      <w:proofErr w:type="spellStart"/>
+      <w:r>
+        <w:t>antiheal</w:t>
+      </w:r>
+      <w:proofErr w:type="spellEnd"/>
+      <w:r>
+        <w:t>, como el Morellonomicon.</w:t>
+      </w:r>
+    </w:p>
+    <w:p>
       <w:r>
         <w:lastRenderedPageBreak/>
-        <w:t xml:space="preserve">de objetos para prevenir posibles problemas durante la partida. Si un personaje como Soraka cura mucho, el programa lo detecta y recomienda automáticamente un objeto como el Morellonomicon que aporta anti-curaciones. En el caso de la regla de </w:t>
+        <w:t>De igual forma ocurre con la regla de Anti-Tanques. Si el sistema identifica personajes robustos como Olaf, recomienda objetos de penetración de armadura. En el ejemplo visual, sugiere el Recordatorio Letal como la opción óptima, ya que es un objeto "híbrido" en su utilidad: aporta la penetración necesaria contra tanques y, a la vez, aplica anti-curaciones, optimizando así el inventario del jugador.</w:t>
+      </w:r>
+    </w:p>
+    <w:p/>
+    <w:p>
+      <w:r>
+        <w:t>Por último, es relevante destacar que el sistema es capaz de trabajar con información incompleta. Si dejamos la selección del tirador (ADC/Bot) vacía, el programa analiza el hueco restante y propone campeones específicos para esa posición. Para refinar este ranking de tres opciones, el motor combina la lógica de las reglas con un cálculo matemático que cruza el Win Rate individual, el enfrentamiento directo (</w:t>
       </w:r>
       <w:proofErr w:type="spellStart"/>
       <w:r>
-        <w:t>anti-tanques</w:t>
+        <w:t>matchup</w:t>
       </w:r>
       <w:proofErr w:type="spellEnd"/>
       <w:r>
-        <w:t xml:space="preserve">, si un personaje como Olaf suele ser bastante robusto recomienda objetos para poder </w:t>
+        <w:t>) contra el ADC enemigo y la sinergia con el resto de los aliados ya seleccionados. De esta forma, paso de una simple lista de personajes a una asesoría estratégica integral basada en evidencias lógicas y estadísticas.</w:t>
+      </w:r>
+    </w:p>
+    <w:p/>
+    <w:p>
+      <w:pPr>
+        <w:pStyle w:val="Ttulo2"/>
+      </w:pPr>
+      <w:bookmarkStart w:id="5" w:name="_Toc149554659"/>
+      <w:r>
+        <w:t>Estructura del trabajo</w:t>
+      </w:r>
+      <w:bookmarkEnd w:id="5"/>
+    </w:p>
+    <w:p>
+      <w:r>
+        <w:t>Para cerrar esta introducción, quiero resumir brevemente cómo he organizado el resto de la memoria. He dividido el trabajo en seis capítulos que recorren todo el camino, desde que surge la idea y estudio el problema hasta que consigo una solución técnica que funciona. Esta es la hoja de ruta que voy a seguir:</w:t>
+      </w:r>
+    </w:p>
+    <w:p/>
+    <w:p>
+      <w:r>
+        <w:t>En el Capítulo 2: Contexto y Estado del Arte, me centro en analizar qué se ha hecho hasta ahora en el mundo de la IA aplicada a videojuegos. Aquí es donde comparo mi propuesta de sistema experto con las herramientas que ya existen en el mercado y con otros estudios realizados respecto al mismo tema, intentando explicar por qué mi enfoque en la "explicabilidad" aporta algo nuevo.</w:t>
+      </w:r>
+    </w:p>
+    <w:p/>
+    <w:p>
+      <w:r>
+        <w:t>En el Capítulo 3: Objetivos y Metodología, detallo qué quiero conseguir exactamente con este proyecto (objetivos SMART) y qué pasos voy a seguir para no perderme por el camino. Explico cómo he usado Python y Flask siguiendo un orden lógico de desarrollo de software.</w:t>
+      </w:r>
+    </w:p>
+    <w:p/>
+    <w:p>
+      <w:r>
+        <w:t xml:space="preserve">En el Capítulo 4: Análisis y Diseño de la Solución, </w:t>
+      </w:r>
+      <w:r>
+        <w:t>entro de lleno en la arquitectura del sistema. En este apartado detallo los requisitos funcionales y el diseño de los componentes clave, como la base de conocimientos y el motor de inferencia. Es aquí donde explico formalmente cómo he modelado los "hechos" y las "reglas" para que el programa sea capaz de procesar el conocimiento experto que he inyectado en el sistema.</w:t>
+      </w:r>
+    </w:p>
+    <w:p/>
+    <w:p>
+      <w:r>
+        <w:t xml:space="preserve">En el Capítulo 5: Implementación y Pruebas, </w:t>
+      </w:r>
+      <w:r>
+        <w:t>describo el proceso de desarrollo técnico y la integración de las distintas tecnologías. Detallo el uso de Python para la lógica de negocio, Flask para la capa web y la conexión con la API de Riot Games. Además, presento los protocolos de prueba y los resultados obtenidos al someter al recomendador a situaciones de partida reales, validando así su precisión.</w:t>
+      </w:r>
+    </w:p>
+    <w:p/>
+    <w:p>
+      <w:r>
+        <w:t xml:space="preserve">Finalmente, en el Capítulo 6: Conclusiones y Trabajo Futuro, </w:t>
+      </w:r>
+      <w:r>
+        <w:t>realizo una síntesis de los resultados y valoro el grado de cumplimiento de los objetivos planteados. Este capítulo sirve también para proponer posibles expansiones del proyecto, como la implementación de lógica difusa o la automatización de la captura de datos en tiempo real, dejando la puerta abierta a futuras evoluciones de la herramienta.</w:t>
+      </w:r>
+    </w:p>
+    <w:p/>
+    <w:p>
+      <w:pPr>
+        <w:pStyle w:val="Ttulo1"/>
+      </w:pPr>
+      <w:bookmarkStart w:id="6" w:name="_Toc149554660"/>
+      <w:r>
+        <w:t>Contexto y Estado del Arte</w:t>
+      </w:r>
+      <w:bookmarkEnd w:id="6"/>
+    </w:p>
+    <w:p>
+      <w:r>
+        <w:t>En este capítulo voy a profundizar en el marco teórico y tecnológico que rodea a este proyecto. Para entender por qué es necesario un sistema experto en League of Legends, primero es fundamental analizar la magnitud del problema estratégico al que se enfrentan los jugadores y, posteriormente, revisar qué soluciones se han desarrollado hasta la fecha, tanto en el ámbito académico como en el comercial. Mi objetivo aquí es situar mi propuesta dentro de la evolución de la Inteligencia Artificial, justificando por qué he decidido apostar por un modelo basado en reglas en un momento donde el Machine Learning parece dominarlo todo.</w:t>
+      </w:r>
+    </w:p>
+    <w:p/>
+    <w:p/>
+    <w:p>
+      <w:pPr>
+        <w:pStyle w:val="Ttulo2"/>
+      </w:pPr>
+      <w:r>
+        <w:t>Análisis del contexto estratégico y complejidad del dominio</w:t>
+      </w:r>
+    </w:p>
+    <w:p>
+      <w:r>
+        <w:t>Para cualquier observador externo, un videojuego puede parecer un entorno simple de estímulo</w:t>
+      </w:r>
+      <w:r>
+        <w:t>s y diversión</w:t>
+      </w:r>
+      <w:r>
+        <w:t>. Sin embargo, desde el punto de vista de la ingeniería de software, League of Legends es un sistema de una complejidad técnica abrumadora. Nos encontramos ante un entorno de información imperfecta y un espacio de estados que crece exponencialmente con cada nueva variable que se añade al juego.</w:t>
+      </w:r>
+      <w:r>
+        <w:t xml:space="preserve"> </w:t>
+      </w:r>
+    </w:p>
+    <w:p/>
+    <w:p>
+      <w:pPr>
+        <w:pStyle w:val="Ttulo3"/>
+        <w:rPr>
+          <w:b w:val="0"/>
+          <w:bCs w:val="0"/>
+          <w:color w:val="2596BE"/>
+        </w:rPr>
+      </w:pPr>
+      <w:r>
+        <w:rPr>
+          <w:b w:val="0"/>
+          <w:bCs w:val="0"/>
+          <w:color w:val="2596BE"/>
+        </w:rPr>
+        <w:t>La magnitud del problema: El espacio de decisiones</w:t>
+      </w:r>
+    </w:p>
+    <w:p>
+      <w:r>
+        <w:t>La complejidad del draft no es una exageración subjetiva. Si consideramos que hay más de 1</w:t>
+      </w:r>
+      <w:r>
+        <w:t>7</w:t>
+      </w:r>
+      <w:r>
+        <w:t>0 campeones disponibles y que en cada partida se seleccionan 10 (sin contar los 10 bloqueos iniciales</w:t>
+      </w:r>
+      <w:r>
+        <w:t xml:space="preserve"> ya que cada persona en la fase de draft tiene opción a prohibir el uso de un personaje en la partida</w:t>
+      </w:r>
+      <w:r>
+        <w:t xml:space="preserve">), el número de combinaciones posibles es astronómico. A esto hay que sumar que cada campeón tiene un set de habilidades único y estadísticas que cambian en cada parche. Según </w:t>
+      </w:r>
+      <w:r>
+        <w:t xml:space="preserve">[6] </w:t>
+      </w:r>
+      <w:r>
+        <w:t>Hodge et al. (2017), los juegos de tipo MOBA presentan retos de optimización y predicción que superan en muchas dimensiones a juegos clásicos, debido a la naturaleza dinámica de los datos y a que la ejecución se realiza en tiempo real con información incompleta.</w:t>
+      </w:r>
+    </w:p>
+    <w:p/>
+    <w:p>
+      <w:r>
+        <w:t xml:space="preserve">He observado que esta saturación de información genera lo que en psicología cognitiva se conoce como "carga cognitiva excesiva". El jugador, bajo la presión del cronómetro en la fase de selección, no puede procesar todos los </w:t>
+      </w:r>
+      <w:r>
+        <w:t>enfrentamientos</w:t>
+      </w:r>
+      <w:r>
+        <w:t>, sinergias y debilidades de forma puramente racional. Es en este punto donde he identificado la necesidad de una herramienta que actúe como un filtro inteligente, transformando miles de datos brutos en recomendaciones digeribles que permitan al usuario tomar la mejor decisión posible sin verse desbordado por la complejidad del sistema.</w:t>
+      </w:r>
+    </w:p>
+    <w:p/>
+    <w:p>
+      <w:pPr>
+        <w:pStyle w:val="Ttulo2"/>
+      </w:pPr>
+      <w:r>
+        <w:lastRenderedPageBreak/>
+        <w:t xml:space="preserve"> </w:t>
+      </w:r>
+      <w:r>
+        <w:t xml:space="preserve">Estado del </w:t>
+      </w:r>
+      <w:r>
+        <w:t>a</w:t>
+      </w:r>
+      <w:r>
+        <w:t xml:space="preserve">rte: </w:t>
+      </w:r>
+      <w:r>
+        <w:t>s</w:t>
+      </w:r>
+      <w:r>
+        <w:t>oluciones actuales y su evolución</w:t>
+      </w:r>
+    </w:p>
+    <w:p>
+      <w:r>
+        <w:t>Para situar mi proyecto en el panorama tecnológico actual, es necesario analizar qué herramientas tienen a su disposición los jugadores hoy en día y cómo ha evolucionado la investigación académica en este campo. A grandes rasgos, podemos dividir las soluciones existentes en dos categorías</w:t>
+      </w:r>
+      <w:r>
+        <w:t>,</w:t>
+      </w:r>
+      <w:r>
+        <w:t xml:space="preserve"> las plataformas comerciales basadas en analítica de datos masivos y los estudios académicos centrados en modelos predictivos de inteligencia artificial.</w:t>
+      </w:r>
+    </w:p>
+    <w:p/>
+    <w:p>
+      <w:pPr>
+        <w:pStyle w:val="Ttulo3"/>
+        <w:rPr>
+          <w:b w:val="0"/>
+          <w:bCs w:val="0"/>
+          <w:color w:val="2596BE"/>
+        </w:rPr>
+      </w:pPr>
+      <w:r>
+        <w:rPr>
+          <w:b w:val="0"/>
+          <w:bCs w:val="0"/>
+          <w:color w:val="2596BE"/>
+        </w:rPr>
+        <w:t>Análisis de herramientas comerciales: El predominio de la estadística descriptiva</w:t>
+      </w:r>
+    </w:p>
+    <w:p>
+      <w:r>
+        <w:t xml:space="preserve">En el ecosistema competitivo de League of Legends, han proliferado herramientas muy populares como OP.GG, Blitz.gg, </w:t>
       </w:r>
       <w:proofErr w:type="spellStart"/>
       <w:r>
-        <w:t>deterner</w:t>
+        <w:t>Porofessor</w:t>
       </w:r>
       <w:proofErr w:type="spellEnd"/>
       <w:r>
-        <w:t xml:space="preserve"> a los tanques, como en este caso el Recordatorio Letal, siendo este, la mejor opción de objeto para la partida ya que aporta penetración de armadura para poder acabar con los tanques, y aporta anti-curaciones para denegar la curación a ciertos personajes.</w:t>
+        <w:t>,</w:t>
+      </w:r>
+      <w:r>
+        <w:t xml:space="preserve"> Mobalytics</w:t>
+      </w:r>
+      <w:r>
+        <w:t xml:space="preserve"> o U.GG</w:t>
+      </w:r>
+      <w:r>
+        <w:t>. Tras analizar el funcionamiento de estas plataformas, he identificado que su principal fortaleza es, al mismo tiempo, su mayor limitación: se basan casi exclusivamente en la analítica descriptiva.</w:t>
       </w:r>
     </w:p>
     <w:p/>
     <w:p>
       <w:r>
-        <w:t>También se puede observar como dejando la selección de ADC (Bot) vacía recomienda a personajes para esta posición en específico y tiene en cuenta el porcentaje de victoria en individual con el enfrentamiento del ADC (Bot) enemigo y su porcentaje de victorias varía también dependiendo de las sinergias aliadas.</w:t>
+        <w:t xml:space="preserve">Estas herramientas recolectan millones de datos de partidas a través de la API de Riot Games para mostrar tendencias. Por ejemplo, pueden indicarte que un campeón tiene un 53% de </w:t>
+      </w:r>
+      <w:proofErr w:type="spellStart"/>
+      <w:r>
+        <w:t>win</w:t>
+      </w:r>
+      <w:proofErr w:type="spellEnd"/>
+      <w:r>
+        <w:t xml:space="preserve"> </w:t>
+      </w:r>
+      <w:proofErr w:type="spellStart"/>
+      <w:r>
+        <w:t>rate</w:t>
+      </w:r>
+      <w:proofErr w:type="spellEnd"/>
+      <w:r>
+        <w:t xml:space="preserve"> o que un objeto es el más frecuente en una determinada posición. Sin embargo, como mencionan </w:t>
+      </w:r>
+      <w:r>
+        <w:t xml:space="preserve">[4] </w:t>
+      </w:r>
+      <w:r>
+        <w:t>Russell y Norvig (2021) en su análisis sobre la utilidad de los sistemas inteligentes, la información sin contexto tiene un valor limitado para la toma de decisiones complejas. El problema de estas aplicaciones es que funcionan como "cajas negras"</w:t>
+      </w:r>
+      <w:r>
+        <w:t>,</w:t>
+      </w:r>
+      <w:r>
+        <w:t xml:space="preserve"> te dicen qué elegir, pero no te explican por qué esa elección es buena contra tu rival específico o cómo encaja en la sinergia de tu equipo.</w:t>
       </w:r>
     </w:p>
     <w:p/>
     <w:p>
+      <w:r>
+        <w:t xml:space="preserve">Lo que busco con mi sistema experto es alejarme de esa estadística fría. Mientras que Blitz.gg te recomienda un objeto porque "mucha gente lo compra", mi motor de inferencia te lo recomienda porque ha detectado un "hecho" lógico (por ejemplo, el enemigo tiene la etiqueta </w:t>
+      </w:r>
+      <w:proofErr w:type="spellStart"/>
+      <w:r>
+        <w:t>healing_self</w:t>
+      </w:r>
+      <w:proofErr w:type="spellEnd"/>
+      <w:r>
+        <w:t>) y ha aplicado una regla de conocimiento experto.</w:t>
+      </w:r>
+    </w:p>
+    <w:p/>
+    <w:p>
+      <w:pPr>
+        <w:pStyle w:val="Ttulo3"/>
+        <w:rPr>
+          <w:b w:val="0"/>
+          <w:bCs w:val="0"/>
+          <w:color w:val="2596BE"/>
+        </w:rPr>
+      </w:pPr>
+      <w:r>
+        <w:rPr>
+          <w:b w:val="0"/>
+          <w:bCs w:val="0"/>
+          <w:color w:val="2596BE"/>
+        </w:rPr>
+        <w:lastRenderedPageBreak/>
+        <w:t xml:space="preserve">Evolución de la IA en los </w:t>
+      </w:r>
+      <w:proofErr w:type="spellStart"/>
+      <w:r>
+        <w:rPr>
+          <w:b w:val="0"/>
+          <w:bCs w:val="0"/>
+          <w:color w:val="2596BE"/>
+        </w:rPr>
+        <w:t>eSports</w:t>
+      </w:r>
+      <w:proofErr w:type="spellEnd"/>
+      <w:r>
+        <w:rPr>
+          <w:b w:val="0"/>
+          <w:bCs w:val="0"/>
+          <w:color w:val="2596BE"/>
+        </w:rPr>
+        <w:t>: De la predicción a la explicación</w:t>
+      </w:r>
+    </w:p>
+    <w:p>
+      <w:r>
+        <w:t xml:space="preserve">En el ámbito académico, la investigación ha avanzado significativamente hacia la predicción de resultados. Un estudio fundamental en este campo es el de </w:t>
+      </w:r>
+      <w:r>
+        <w:t xml:space="preserve">[6] </w:t>
+      </w:r>
+      <w:r>
+        <w:t>Hodge et al. (2017), quienes exploraron cómo algoritmos de Machine Learning pueden predecir quién ganará una partida de un MOBA analizando las variables del draft. Estos modelos son extremadamente precisos, pero suelen requerir una capacidad computacional enorme y son difíciles de interpretar para un usuario que no sea experto en datos.</w:t>
+      </w:r>
+    </w:p>
+    <w:p/>
+    <w:p>
+      <w:r>
+        <w:t xml:space="preserve">Recientemente, el foco de la comunidad científica ha empezado a </w:t>
+      </w:r>
+      <w:r>
+        <w:t>girar</w:t>
+      </w:r>
+      <w:r>
+        <w:t xml:space="preserve"> hacia la Inteligencia Artificial Explicable (XAI). Según </w:t>
+      </w:r>
+      <w:r>
+        <w:t xml:space="preserve">[7] </w:t>
+      </w:r>
+      <w:proofErr w:type="spellStart"/>
+      <w:r>
+        <w:t>Adadi</w:t>
+      </w:r>
+      <w:proofErr w:type="spellEnd"/>
+      <w:r>
+        <w:t xml:space="preserve"> y Berrada (2018), el valor real de una IA en entornos donde hay un humano tomando la decisión final (como es el caso de un jugador en plena fase de selección) reside en su capacidad para justificar sus conclusiones. No basta con que el sistema sea un oráculo que acierta</w:t>
+      </w:r>
+      <w:r>
+        <w:t>,</w:t>
+      </w:r>
+      <w:r>
+        <w:t xml:space="preserve"> el usuario necesita entender el razonamiento para confiar en la herramienta y, de paso, mejorar su propio criterio estratégico. Es precisamente en esta corriente de la XAI donde se encuadra mi propuesta de Sistema Experto.</w:t>
+      </w:r>
+    </w:p>
+    <w:p/>
+    <w:p>
+      <w:pPr>
+        <w:pStyle w:val="Ttulo3"/>
+        <w:rPr>
+          <w:b w:val="0"/>
+          <w:bCs w:val="0"/>
+          <w:color w:val="2596BE"/>
+        </w:rPr>
+      </w:pPr>
+      <w:r>
+        <w:rPr>
+          <w:b w:val="0"/>
+          <w:bCs w:val="0"/>
+          <w:color w:val="2596BE"/>
+        </w:rPr>
+        <w:t>El Sistema Experto como alternativa pedagógica</w:t>
+      </w:r>
+    </w:p>
+    <w:p>
+      <w:r>
+        <w:t xml:space="preserve">A diferencia de los modelos de aprendizaje profundo (Deep Learning) que se han usado en proyectos famosos como </w:t>
+      </w:r>
+      <w:proofErr w:type="spellStart"/>
+      <w:r>
+        <w:t>OpenAI</w:t>
+      </w:r>
+      <w:proofErr w:type="spellEnd"/>
+      <w:r>
+        <w:t xml:space="preserve"> Five para Dota 2, yo he apostado por un sistema basado en reglas de producción. La razón es sencilla</w:t>
+      </w:r>
+      <w:r>
+        <w:t>,</w:t>
+      </w:r>
+      <w:r>
+        <w:t xml:space="preserve"> la flexibilidad y la pedagogía.</w:t>
+      </w:r>
+    </w:p>
+    <w:p/>
+    <w:p>
+      <w:r>
+        <w:t>En un entorno tan cambiante como el de League of Legends, donde cada dos semanas hay un parche que cambia las reglas del juego, un sistema experto es mucho más ágil. No necesito reentrenar un modelo con millones de nuevas partidas</w:t>
+      </w:r>
+      <w:r>
+        <w:t>,</w:t>
+      </w:r>
+      <w:r>
+        <w:t xml:space="preserve"> simplemente puedo actualizar la base de conocimientos o ajustar una regla de prioridad. Esta capacidad de inyectar conocimiento experto de forma inmediata es lo que permite que mi solución sea más que un simple recomendador</w:t>
+      </w:r>
+      <w:r>
+        <w:t>,</w:t>
+      </w:r>
+      <w:r>
+        <w:t xml:space="preserve"> es un consultor lógico que ayuda al jugador a comprender la</w:t>
+      </w:r>
+      <w:r>
+        <w:t xml:space="preserve"> capa interna </w:t>
+      </w:r>
+      <w:r>
+        <w:t>estratégica del juego.</w:t>
+      </w:r>
+    </w:p>
+    <w:p>
+      <w:pPr>
+        <w:spacing w:before="0" w:after="0" w:line="240" w:lineRule="auto"/>
+        <w:jc w:val="left"/>
+      </w:pPr>
+      <w:r>
+        <w:br w:type="page"/>
+      </w:r>
+    </w:p>
+    <w:p>
+      <w:pPr>
+        <w:pStyle w:val="Ttulo1"/>
+        <w:rPr>
+          <w:highlight w:val="magenta"/>
+        </w:rPr>
+      </w:pPr>
+      <w:bookmarkStart w:id="7" w:name="_Toc149554665"/>
+      <w:r>
+        <w:rPr>
+          <w:highlight w:val="magenta"/>
+        </w:rPr>
+        <w:lastRenderedPageBreak/>
+        <w:t>Objetivos y metodología de trabajo</w:t>
+      </w:r>
+      <w:bookmarkEnd w:id="7"/>
+    </w:p>
+    <w:p>
+      <w:r>
+        <w:t>En este capítulo debes indicar el objetivo general de tu trabajo, así como los objetivos específicos en los que se puede desagregar el primero. Los objetivos específicos son más concretos, más fácil de medir, y la combinación de todos ellos permite alcanzar el objetivo general que has planteado.</w:t>
+      </w:r>
+    </w:p>
+    <w:p>
+      <w:r>
+        <w:t xml:space="preserve">Una vez analizado el contexto de tu solución y las soluciones o avances que has encontrado en el estado del arte, es fácil asentar un objetivo para tu trabajo que suponga algún tipo de avance o mejora </w:t>
+      </w:r>
+      <w:r>
+        <w:t>de la problemática que has abordado</w:t>
+      </w:r>
+      <w:r>
+        <w:t>.</w:t>
+      </w:r>
+    </w:p>
+    <w:p>
+      <w:r>
+        <w:t xml:space="preserve">La metodología debe indicar de manera estructurada qué pasos, qué acciones y qué </w:t>
+      </w:r>
+      <w:r>
+        <w:t>herramientas utilizarás para conseguir alcanzar los objetivos que te has marcado.</w:t>
+      </w:r>
+    </w:p>
+    <w:p>
       <w:pPr>
         <w:pStyle w:val="Ttulo2"/>
       </w:pPr>
-      <w:bookmarkStart w:id="5" w:name="_Toc149554659"/>
-      <w:r>
-        <w:t>Estructura del trabajo</w:t>
-      </w:r>
-      <w:bookmarkEnd w:id="5"/>
-    </w:p>
-    <w:p>
-      <w:r>
-        <w:t xml:space="preserve">Finaliza el capítulo de introducción con una </w:t>
+      <w:bookmarkStart w:id="8" w:name="_Toc149554666"/>
+      <w:r>
+        <w:t>Objetivo general</w:t>
+      </w:r>
+      <w:bookmarkEnd w:id="8"/>
+    </w:p>
+    <w:p/>
+    <w:p/>
+    <w:p>
+      <w:pPr>
+        <w:pStyle w:val="Ttulo2"/>
+      </w:pPr>
+      <w:bookmarkStart w:id="9" w:name="_Toc149554667"/>
+      <w:r>
+        <w:t>Objetivos específicos</w:t>
+      </w:r>
+      <w:bookmarkEnd w:id="9"/>
+    </w:p>
+    <w:p/>
+    <w:p>
+      <w:pPr>
+        <w:pStyle w:val="Ttulo2"/>
+      </w:pPr>
+      <w:bookmarkStart w:id="10" w:name="_Toc149554668"/>
+      <w:r>
+        <w:t>Metodología de trabajo</w:t>
+      </w:r>
+      <w:bookmarkEnd w:id="10"/>
+    </w:p>
+    <w:p/>
+    <w:p>
+      <w:r>
+        <w:br w:type="page"/>
+      </w:r>
+    </w:p>
+    <w:p>
+      <w:pPr>
+        <w:pStyle w:val="Ttulo1"/>
+        <w:rPr>
+          <w:highlight w:val="magenta"/>
+        </w:rPr>
+      </w:pPr>
+      <w:bookmarkStart w:id="11" w:name="_Toc149554669"/>
+      <w:r>
+        <w:rPr>
+          <w:highlight w:val="magenta"/>
+        </w:rPr>
+        <w:lastRenderedPageBreak/>
+        <w:t>Título del capítulo</w:t>
+      </w:r>
+      <w:bookmarkEnd w:id="11"/>
+    </w:p>
+    <w:p>
+      <w:r>
+        <w:t>El resto de los capítulos, hasta el capítulo final de Conclusiones y trabajo futuro, puedes estructurarlo como mejor consideres, con ayuda de tu director o directora, y teniendo siempre en cuenta las características del tipo de trabajo escogido, la orientación que le des, y el tipo de resultados que alcances.</w:t>
+      </w:r>
+      <w:r>
+        <w:t xml:space="preserve"> Suelen ser entre 3 y </w:t>
+      </w:r>
+      <w:r>
+        <w:t>4</w:t>
+      </w:r>
+      <w:r>
+        <w:t xml:space="preserve"> capítulos.</w:t>
+      </w:r>
+    </w:p>
+    <w:p>
+      <w:r>
+        <w:t xml:space="preserve">Ten en cuenta que cualquier trabajo debería presentar algún tipo de presentación de los resultados obtenidos y evaluación de </w:t>
+      </w:r>
+      <w:r>
+        <w:t>estos</w:t>
+      </w:r>
+      <w:r>
+        <w:t>.</w:t>
+      </w:r>
+      <w:r>
+        <w:br w:type="page"/>
+      </w:r>
+    </w:p>
+    <w:p>
+      <w:pPr>
+        <w:pStyle w:val="Ttulo1"/>
+        <w:rPr>
+          <w:highlight w:val="magenta"/>
+        </w:rPr>
+      </w:pPr>
+      <w:bookmarkStart w:id="12" w:name="_Toc149554670"/>
+      <w:r>
+        <w:rPr>
+          <w:highlight w:val="magenta"/>
+        </w:rPr>
+        <w:lastRenderedPageBreak/>
+        <w:t>Conclusiones y trabajo futuro</w:t>
+      </w:r>
+      <w:bookmarkEnd w:id="12"/>
+    </w:p>
+    <w:p>
+      <w:r>
+        <w:t xml:space="preserve">Recuerda escribir siempre al menos un párrafo de introducción al comienzo de cada capítulo. En este capítulo final debes explicar las </w:t>
+      </w:r>
+      <w:r>
+        <w:t>conclusiones</w:t>
+      </w:r>
+      <w:r>
+        <w:t xml:space="preserve"> de tu trabajo e indicar algunas posibles líneas de trabajo futuro. </w:t>
+      </w:r>
+    </w:p>
+    <w:p>
+      <w:r>
+        <w:t xml:space="preserve">Las </w:t>
       </w:r>
       <w:r>
         <w:rPr>
           <w:b/>
           <w:bCs/>
         </w:rPr>
-        <w:t>descripción general</w:t>
-      </w:r>
-      <w:r>
-        <w:t xml:space="preserve"> </w:t>
-      </w:r>
-      <w:r>
-        <w:t>de la estructura y el</w:t>
-      </w:r>
-      <w:r>
-        <w:t xml:space="preserve"> contenido del resto del </w:t>
-      </w:r>
-      <w:r>
-        <w:t>trabajo</w:t>
-      </w:r>
-      <w:r>
-        <w:t xml:space="preserve">. Debería escribir </w:t>
-      </w:r>
-      <w:r>
-        <w:t>al menos un párrafo de resumen del contenido de cada capítulo. Por ejemplo:</w:t>
-      </w:r>
-    </w:p>
-    <w:p>
-      <w:r>
-        <w:t>En el Capítulo 2 se presenta el análisis de c</w:t>
-      </w:r>
-      <w:r>
-        <w:t>ontexto y los principales resultados encontrados en el Estado del Arte. Podemos dest</w:t>
-      </w:r>
-      <w:r>
-        <w:t>a</w:t>
-      </w:r>
-      <w:r>
-        <w:t>car…</w:t>
-      </w:r>
-      <w:r>
-        <w:t xml:space="preserve"> (resume los </w:t>
-      </w:r>
-      <w:r>
-        <w:t>aspectos más importantes</w:t>
-      </w:r>
-      <w:r>
-        <w:t xml:space="preserve"> del capítulo).</w:t>
-      </w:r>
-    </w:p>
-    <w:p>
-      <w:r>
-        <w:t>Y así con todos los capítulos.</w:t>
-      </w:r>
-    </w:p>
-    <w:p>
-      <w:pPr>
-        <w:pStyle w:val="Ttulo1"/>
-        <w:rPr>
-          <w:highlight w:val="magenta"/>
-        </w:rPr>
-      </w:pPr>
-      <w:bookmarkStart w:id="6" w:name="_Toc149554660"/>
-      <w:r>
-        <w:rPr>
-          <w:highlight w:val="magenta"/>
-        </w:rPr>
-        <w:t>Contexto y Estado del Arte</w:t>
-      </w:r>
-      <w:bookmarkEnd w:id="6"/>
-    </w:p>
-    <w:p>
-      <w:r>
-        <w:t xml:space="preserve">Recuerda que </w:t>
+        <w:t>conclusiones</w:t>
+      </w:r>
+      <w:r>
+        <w:t xml:space="preserve"> evalúan en qué medida consideras alcanzados tus objetivos iniciales. </w:t>
+      </w:r>
+      <w:r>
+        <w:t>Se trata de hacer una valoración global de tus resultados, pero siempre puestos en relación con los objetivos que inicialmente te habías planteado.</w:t>
+      </w:r>
+    </w:p>
+    <w:p>
+      <w:r>
+        <w:t xml:space="preserve">En las </w:t>
       </w:r>
       <w:r>
         <w:rPr>
           <w:b/>
           <w:bCs/>
         </w:rPr>
-        <w:t>cada capítulo debe comenzar siempre en una nueva página</w:t>
-      </w:r>
-      <w:r>
-        <w:t>. Puedes utilizar las herramientas de “Disposición” del procesador de textos para introducir un salgo de página. De este modo, aunque amplíes el tamaño de un capítulo, los que vienen a continuación comenzarán siempre al inicio de una nueva página.</w:t>
-      </w:r>
-    </w:p>
-    <w:p>
-      <w:r>
-        <w:t>Recuerda que si este capítulo queda demasiado extenso so puedes separar en dos capítulos diferentes:</w:t>
-      </w:r>
-    </w:p>
-    <w:p>
-      <w:pPr>
-        <w:pStyle w:val="Prrafodelista"/>
-        <w:numPr>
-          <w:ilvl w:val="0"/>
-          <w:numId w:val="24"/>
-        </w:numPr>
-      </w:pPr>
-      <w:r>
-        <w:rPr>
-          <w:b/>
-          <w:bCs/>
-        </w:rPr>
-        <w:lastRenderedPageBreak/>
-        <w:t>2. Análisis del contexto</w:t>
-      </w:r>
-      <w:r>
-        <w:t>. Para analizar aquí la problemática que se aborda, la magnitud del problema, sus causas, la necesidad identificada…</w:t>
-      </w:r>
-    </w:p>
-    <w:p>
-      <w:pPr>
-        <w:pStyle w:val="Prrafodelista"/>
-        <w:numPr>
-          <w:ilvl w:val="0"/>
-          <w:numId w:val="24"/>
-        </w:numPr>
-      </w:pPr>
-      <w:r>
-        <w:rPr>
-          <w:b/>
-          <w:bCs/>
-        </w:rPr>
-        <w:t>3. Estado del arte</w:t>
-      </w:r>
-      <w:r>
-        <w:t>. Para analizar las soluciones existentes más relevantes relacionadas con este problema u otros muy similares.</w:t>
+        <w:t>líneas de trabajo futuro</w:t>
+      </w:r>
+      <w:r>
+        <w:t xml:space="preserve"> puedes explicar cómo se podría mejorar o continuar el trabajo que has </w:t>
+      </w:r>
+      <w:r>
+        <w:t>presentado y finalizado</w:t>
+      </w:r>
+      <w:r>
+        <w:t xml:space="preserve">. Puedes aprovechar aquí para </w:t>
+      </w:r>
+      <w:r>
+        <w:t xml:space="preserve">explicar cómo se podría mejorar algún objetivo que consideras no haber podido alcanzar del todo. las líneas de trabajo futuro serían posibles objetivos de un nuevo trabajo </w:t>
+      </w:r>
+      <w:r>
+        <w:t>que vendría como</w:t>
+      </w:r>
+      <w:r>
+        <w:t xml:space="preserve"> continuación de este.</w:t>
       </w:r>
     </w:p>
     <w:p>
       <w:pPr>
         <w:pStyle w:val="Ttulo2"/>
       </w:pPr>
-      <w:bookmarkStart w:id="7" w:name="_Toc149554661"/>
-      <w:r>
-        <w:t>“T</w:t>
-      </w:r>
-      <w:r>
-        <w:t>ítulo 2” del menú de estilos</w:t>
-      </w:r>
-      <w:bookmarkEnd w:id="7"/>
-    </w:p>
-    <w:p>
-      <w:r>
-        <w:t>Aprovecha los títulos de nivel 2 y sucesivos para estructurar adecuadamente la información de los capítulos. Como norma general, no debería superarse un nivel de subapartados más allá del 4.</w:t>
-      </w:r>
-    </w:p>
-    <w:p>
-      <w:pPr>
-        <w:pStyle w:val="Ttulo3"/>
-      </w:pPr>
-      <w:bookmarkStart w:id="8" w:name="_Toc149554662"/>
-      <w:r>
-        <w:t>“Título 3” del menú de estilos</w:t>
-      </w:r>
-      <w:bookmarkEnd w:id="8"/>
-    </w:p>
-    <w:p>
-      <w:r>
-        <w:t>Contenido de un apartado de nivel 3.</w:t>
-      </w:r>
-    </w:p>
-    <w:p>
-      <w:pPr>
-        <w:pStyle w:val="Ttulo3"/>
-      </w:pPr>
-      <w:bookmarkStart w:id="9" w:name="_Toc149554663"/>
-      <w:r>
-        <w:t>“Título 3” del menú de estilos</w:t>
-      </w:r>
-      <w:bookmarkEnd w:id="9"/>
-    </w:p>
-    <w:p>
-      <w:r>
-        <w:t>Contenido de un apartado de nivel 3.</w:t>
-      </w:r>
-    </w:p>
-    <w:p>
-      <w:pPr>
-        <w:pStyle w:val="Ttulo4"/>
-      </w:pPr>
-      <w:r>
-        <w:t>"Título 4" del menú de estilos</w:t>
-      </w:r>
-    </w:p>
-    <w:p>
-      <w:r>
-        <w:t>Contenido de un apartado de nivel 4.</w:t>
-      </w:r>
-    </w:p>
-    <w:p/>
+      <w:bookmarkStart w:id="13" w:name="_Toc149554671"/>
+      <w:r>
+        <w:t>Conclusiones del trabajo</w:t>
+      </w:r>
+      <w:bookmarkEnd w:id="13"/>
+    </w:p>
+    <w:p>
+      <w:r>
+        <w:t>Tras una breve introducción de esta sección, dedica al menos un párrafo a analizar cómo has intentado alcanzar cada uno de los objetivos que te habías planteado, y en qué medida lo consideras cumplido. Se trata de</w:t>
+      </w:r>
+      <w:r>
+        <w:t xml:space="preserve"> recordar cómo los diferentes contenidos y resultados de los capítulos anteriores materializan tu nivel de cumplimiento de estos objetivos.</w:t>
+      </w:r>
+    </w:p>
     <w:p>
       <w:pPr>
         <w:pStyle w:val="Ttulo2"/>
       </w:pPr>
-      <w:r>
-        <w:t xml:space="preserve"> </w:t>
-      </w:r>
-      <w:bookmarkStart w:id="10" w:name="_Toc149554664"/>
-      <w:r>
-        <w:t>“T</w:t>
-      </w:r>
-      <w:r>
-        <w:t>ítulo 2” del menú de estilos</w:t>
-      </w:r>
-      <w:bookmarkEnd w:id="10"/>
-    </w:p>
-    <w:p/>
-    <w:p/>
+      <w:bookmarkStart w:id="14" w:name="_Toc149554672"/>
+      <w:r>
+        <w:t>Líneas de trabajo futuro</w:t>
+      </w:r>
+      <w:bookmarkEnd w:id="14"/>
+    </w:p>
+    <w:p>
+      <w:r>
+        <w:t>Explica aquí posibles objetivos o líneas de acción que podrían ser continuación del trabajo que has presentado.</w:t>
+      </w:r>
+    </w:p>
     <w:p>
       <w:pPr>
         <w:spacing w:before="0" w:after="0" w:line="240" w:lineRule="auto"/>
@@ -5579,494 +5955,271 @@
     </w:p>
     <w:p>
       <w:pPr>
-        <w:pStyle w:val="Ttulo1"/>
+        <w:pStyle w:val="Ttulo1sinnumerar"/>
+        <w:rPr>
+          <w:lang w:val="en-US"/>
+        </w:rPr>
+      </w:pPr>
+      <w:bookmarkStart w:id="15" w:name="_Toc149554673"/>
+      <w:proofErr w:type="spellStart"/>
+      <w:r>
         <w:rPr>
           <w:highlight w:val="magenta"/>
-        </w:rPr>
-      </w:pPr>
-      <w:bookmarkStart w:id="11" w:name="_Toc149554665"/>
+          <w:lang w:val="en-US"/>
+        </w:rPr>
+        <w:lastRenderedPageBreak/>
+        <w:t>Referencias</w:t>
+      </w:r>
+      <w:proofErr w:type="spellEnd"/>
       <w:r>
         <w:rPr>
           <w:highlight w:val="magenta"/>
-        </w:rPr>
-        <w:lastRenderedPageBreak/>
-        <w:t>Objetivos y metodología de trabajo</w:t>
-      </w:r>
-      <w:bookmarkEnd w:id="11"/>
-    </w:p>
-    <w:p>
-      <w:r>
-        <w:t>En este capítulo debes indicar el objetivo general de tu trabajo, así como los objetivos específicos en los que se puede desagregar el primero. Los objetivos específicos son más concretos, más fácil de medir, y la combinación de todos ellos permite alcanzar el objetivo general que has planteado.</w:t>
-      </w:r>
-    </w:p>
-    <w:p>
-      <w:r>
-        <w:t xml:space="preserve">Una vez analizado el contexto de tu solución y las soluciones o avances que has encontrado en el estado del arte, es fácil asentar un objetivo para tu trabajo que suponga algún tipo de avance o mejora </w:t>
-      </w:r>
-      <w:r>
-        <w:t>de la problemática que has abordado</w:t>
-      </w:r>
-      <w:r>
+          <w:lang w:val="en-US"/>
+        </w:rPr>
+        <w:t xml:space="preserve"> </w:t>
+      </w:r>
+      <w:proofErr w:type="spellStart"/>
+      <w:r>
+        <w:rPr>
+          <w:highlight w:val="magenta"/>
+          <w:lang w:val="en-US"/>
+        </w:rPr>
+        <w:t>bibliográficas</w:t>
+      </w:r>
+      <w:bookmarkEnd w:id="15"/>
+      <w:proofErr w:type="spellEnd"/>
+    </w:p>
+    <w:p>
+      <w:pPr>
+        <w:pStyle w:val="Bibliografa1"/>
+        <w:rPr>
+          <w:lang w:val="en-US"/>
+        </w:rPr>
+      </w:pPr>
+      <w:r>
+        <w:rPr>
+          <w:lang w:val="en-US"/>
+        </w:rPr>
+        <w:t xml:space="preserve">[1] </w:t>
+      </w:r>
+      <w:r>
+        <w:rPr>
+          <w:lang w:val="en-US"/>
+        </w:rPr>
+        <w:t>Yang, P., Harrison, B., &amp; Roberts, D. L. (2016). Predicting Winning Teams in Dota 2. In Proceedings of the 11th International Conference on the Foundations of Digital Games.</w:t>
+      </w:r>
+    </w:p>
+    <w:p>
+      <w:pPr>
+        <w:pStyle w:val="Bibliografa1"/>
+        <w:rPr>
+          <w:lang w:val="en-US"/>
+        </w:rPr>
+      </w:pPr>
+      <w:r>
+        <w:rPr>
+          <w:lang w:val="es-ES_tradnl"/>
+        </w:rPr>
+        <w:t xml:space="preserve">[2] </w:t>
+      </w:r>
+      <w:r>
+        <w:rPr>
+          <w:lang w:val="es-ES_tradnl"/>
+        </w:rPr>
+        <w:t xml:space="preserve">Mora-Cantallops, M., &amp; Sicart, M. (2018). </w:t>
+      </w:r>
+      <w:r>
+        <w:rPr>
+          <w:lang w:val="en-US"/>
+        </w:rPr>
+        <w:t xml:space="preserve">League of Legends, out of the box: A video game’s impact on the esports ecosystem. </w:t>
+      </w:r>
+      <w:r>
+        <w:rPr>
+          <w:lang w:val="en-US"/>
+        </w:rPr>
+        <w:t>Entertainment Computing, 26, 1-9.</w:t>
+      </w:r>
+    </w:p>
+    <w:p>
+      <w:pPr>
+        <w:pStyle w:val="Bibliografa1"/>
+        <w:rPr>
+          <w:lang w:val="en-US"/>
+        </w:rPr>
+      </w:pPr>
+      <w:r>
+        <w:rPr>
+          <w:lang w:val="en-US"/>
+        </w:rPr>
+        <w:t xml:space="preserve">[3] </w:t>
+      </w:r>
+      <w:r>
+        <w:rPr>
+          <w:lang w:val="en-US"/>
+        </w:rPr>
+        <w:t xml:space="preserve">Riot Games. (2024). Data Dragon Tool &amp; API Documentation. </w:t>
+      </w:r>
+      <w:r>
+        <w:rPr>
+          <w:lang w:val="en-US"/>
+        </w:rPr>
+        <w:t>Riot Developer Portal.</w:t>
+      </w:r>
+    </w:p>
+    <w:p>
+      <w:pPr>
+        <w:pStyle w:val="Bibliografa1"/>
+        <w:rPr>
+          <w:lang w:val="en-US"/>
+        </w:rPr>
+      </w:pPr>
+      <w:r>
+        <w:rPr>
+          <w:lang w:val="en-US"/>
+        </w:rPr>
+        <w:t xml:space="preserve">[4] </w:t>
+      </w:r>
+      <w:r>
+        <w:rPr>
+          <w:lang w:val="en-US"/>
+        </w:rPr>
+        <w:t xml:space="preserve">Russell, S. J., &amp; Norvig, P. (2021). Artificial Intelligence: A Modern Approach (4th ed.). </w:t>
+      </w:r>
+      <w:r>
+        <w:rPr>
+          <w:lang w:val="en-US"/>
+        </w:rPr>
+        <w:t>Pearson.</w:t>
+      </w:r>
+    </w:p>
+    <w:p>
+      <w:pPr>
+        <w:pStyle w:val="Bibliografa1"/>
+        <w:rPr>
+          <w:lang w:val="en-US"/>
+        </w:rPr>
+      </w:pPr>
+      <w:r>
+        <w:rPr>
+          <w:lang w:val="en-US"/>
+        </w:rPr>
+        <w:t xml:space="preserve">[5] Ana Paula Afonso, Maria Beatriz Carmo, Tiago Gonçalves, Pedro Vieira (2019) </w:t>
+      </w:r>
+      <w:proofErr w:type="spellStart"/>
+      <w:r>
+        <w:rPr>
+          <w:lang w:val="en-US"/>
+        </w:rPr>
+        <w:t>VisuaLeague</w:t>
+      </w:r>
+      <w:proofErr w:type="spellEnd"/>
+      <w:r>
+        <w:rPr>
+          <w:lang w:val="en-US"/>
+        </w:rPr>
+        <w:t xml:space="preserve">: Player performance analysis using spatial-temporal data. </w:t>
+      </w:r>
+      <w:proofErr w:type="spellStart"/>
+      <w:r>
+        <w:rPr>
+          <w:lang w:val="en-US"/>
+        </w:rPr>
+        <w:t>Researchgate</w:t>
+      </w:r>
+      <w:proofErr w:type="spellEnd"/>
+      <w:r>
+        <w:rPr>
+          <w:lang w:val="en-US"/>
+        </w:rPr>
         <w:t>.</w:t>
       </w:r>
     </w:p>
     <w:p>
-      <w:r>
-        <w:t xml:space="preserve">La metodología debe indicar de manera estructurada qué pasos, qué acciones y qué </w:t>
-      </w:r>
-      <w:r>
-        <w:t>herramientas utilizarás para conseguir alcanzar los objetivos que te has marcado.</w:t>
-      </w:r>
-    </w:p>
-    <w:p>
-      <w:pPr>
-        <w:pStyle w:val="Ttulo2"/>
-      </w:pPr>
-      <w:bookmarkStart w:id="12" w:name="_Toc149554666"/>
-      <w:r>
-        <w:t>Objetivo general</w:t>
-      </w:r>
-      <w:bookmarkEnd w:id="12"/>
-    </w:p>
-    <w:p/>
-    <w:p/>
-    <w:p>
-      <w:pPr>
-        <w:pStyle w:val="Ttulo2"/>
-      </w:pPr>
-      <w:bookmarkStart w:id="13" w:name="_Toc149554667"/>
-      <w:r>
-        <w:t>Objetivos específicos</w:t>
-      </w:r>
-      <w:bookmarkEnd w:id="13"/>
-    </w:p>
-    <w:p/>
-    <w:p>
-      <w:pPr>
-        <w:pStyle w:val="Ttulo2"/>
-      </w:pPr>
-      <w:bookmarkStart w:id="14" w:name="_Toc149554668"/>
-      <w:r>
-        <w:t>Metodología de trabajo</w:t>
-      </w:r>
-      <w:bookmarkEnd w:id="14"/>
-    </w:p>
-    <w:p/>
-    <w:p>
-      <w:r>
-        <w:br w:type="page"/>
-      </w:r>
-    </w:p>
-    <w:p>
-      <w:pPr>
-        <w:pStyle w:val="Ttulo1"/>
-        <w:rPr>
-          <w:highlight w:val="magenta"/>
-        </w:rPr>
-      </w:pPr>
-      <w:bookmarkStart w:id="15" w:name="_Toc149554669"/>
-      <w:r>
-        <w:rPr>
-          <w:highlight w:val="magenta"/>
-        </w:rPr>
-        <w:lastRenderedPageBreak/>
-        <w:t>Título del capítulo</w:t>
-      </w:r>
-      <w:bookmarkEnd w:id="15"/>
-    </w:p>
-    <w:p>
-      <w:r>
-        <w:t>El resto de los capítulos, hasta el capítulo final de Conclusiones y trabajo futuro, puedes estructurarlo como mejor consideres, con ayuda de tu director o directora, y teniendo siempre en cuenta las características del tipo de trabajo escogido, la orientación que le des, y el tipo de resultados que alcances.</w:t>
-      </w:r>
-      <w:r>
-        <w:t xml:space="preserve"> Suelen ser entre 3 y </w:t>
-      </w:r>
-      <w:r>
-        <w:t>4</w:t>
-      </w:r>
-      <w:r>
-        <w:t xml:space="preserve"> capítulos.</w:t>
-      </w:r>
-    </w:p>
-    <w:p>
-      <w:r>
-        <w:t xml:space="preserve">Ten en cuenta que cualquier trabajo debería presentar algún tipo de presentación de los resultados obtenidos y evaluación de </w:t>
-      </w:r>
-      <w:r>
-        <w:t>estos</w:t>
-      </w:r>
-      <w:r>
-        <w:t>.</w:t>
-      </w:r>
-      <w:r>
-        <w:br w:type="page"/>
-      </w:r>
-    </w:p>
-    <w:p>
-      <w:pPr>
-        <w:pStyle w:val="Ttulo1"/>
-        <w:rPr>
-          <w:highlight w:val="magenta"/>
-        </w:rPr>
-      </w:pPr>
-      <w:bookmarkStart w:id="16" w:name="_Toc149554670"/>
-      <w:r>
-        <w:rPr>
-          <w:highlight w:val="magenta"/>
-        </w:rPr>
-        <w:lastRenderedPageBreak/>
-        <w:t>Conclusiones y trabajo futuro</w:t>
-      </w:r>
-      <w:bookmarkEnd w:id="16"/>
-    </w:p>
-    <w:p>
-      <w:r>
-        <w:t xml:space="preserve">Recuerda escribir siempre al menos un párrafo de introducción al comienzo de cada capítulo. En este capítulo final debes explicar las </w:t>
-      </w:r>
-      <w:r>
-        <w:t>conclusiones</w:t>
-      </w:r>
-      <w:r>
-        <w:t xml:space="preserve"> de tu trabajo e indicar algunas posibles líneas de trabajo futuro. </w:t>
-      </w:r>
-    </w:p>
-    <w:p>
-      <w:r>
-        <w:t xml:space="preserve">Las </w:t>
-      </w:r>
-      <w:r>
-        <w:rPr>
-          <w:b/>
-          <w:bCs/>
-        </w:rPr>
-        <w:t>conclusiones</w:t>
-      </w:r>
-      <w:r>
-        <w:t xml:space="preserve"> evalúan en qué medida consideras alcanzados tus objetivos iniciales. </w:t>
-      </w:r>
-      <w:r>
-        <w:t>Se trata de hacer una valoración global de tus resultados, pero siempre puestos en relación con los objetivos que inicialmente te habías planteado.</w:t>
-      </w:r>
-    </w:p>
-    <w:p>
-      <w:r>
-        <w:t xml:space="preserve">En las </w:t>
-      </w:r>
-      <w:r>
-        <w:rPr>
-          <w:b/>
-          <w:bCs/>
-        </w:rPr>
-        <w:t>líneas de trabajo futuro</w:t>
-      </w:r>
-      <w:r>
-        <w:t xml:space="preserve"> puedes explicar cómo se podría mejorar o continuar el trabajo que has </w:t>
-      </w:r>
-      <w:r>
-        <w:t>presentado y finalizado</w:t>
-      </w:r>
-      <w:r>
-        <w:t xml:space="preserve">. Puedes aprovechar aquí para </w:t>
-      </w:r>
-      <w:r>
-        <w:t xml:space="preserve">explicar cómo se podría mejorar algún objetivo que consideras no haber podido alcanzar del todo. las líneas de trabajo futuro serían posibles objetivos de un nuevo trabajo </w:t>
-      </w:r>
-      <w:r>
-        <w:t>que vendría como</w:t>
-      </w:r>
-      <w:r>
-        <w:t xml:space="preserve"> continuación de este.</w:t>
-      </w:r>
-    </w:p>
-    <w:p>
-      <w:pPr>
-        <w:pStyle w:val="Ttulo2"/>
-      </w:pPr>
-      <w:bookmarkStart w:id="17" w:name="_Toc149554671"/>
-      <w:r>
-        <w:t>Conclusiones del trabajo</w:t>
-      </w:r>
-      <w:bookmarkEnd w:id="17"/>
-    </w:p>
-    <w:p>
-      <w:r>
-        <w:t>Tras una breve introducción de esta sección, dedica al menos un párrafo a analizar cómo has intentado alcanzar cada uno de los objetivos que te habías planteado, y en qué medida lo consideras cumplido. Se trata de</w:t>
-      </w:r>
-      <w:r>
-        <w:t xml:space="preserve"> recordar cómo los diferentes contenidos y resultados de los capítulos anteriores materializan tu nivel de cumplimiento de estos objetivos.</w:t>
-      </w:r>
-    </w:p>
-    <w:p>
-      <w:pPr>
-        <w:pStyle w:val="Ttulo2"/>
-      </w:pPr>
-      <w:bookmarkStart w:id="18" w:name="_Toc149554672"/>
-      <w:r>
-        <w:t>Líneas de trabajo futuro</w:t>
-      </w:r>
-      <w:bookmarkEnd w:id="18"/>
-    </w:p>
-    <w:p>
-      <w:r>
-        <w:t>Explica aquí posibles objetivos o líneas de acción que podrían ser continuación del trabajo que has presentado.</w:t>
+      <w:pPr>
+        <w:pStyle w:val="Bibliografa1"/>
+        <w:rPr>
+          <w:lang w:val="en-US"/>
+        </w:rPr>
+      </w:pPr>
+      <w:r>
+        <w:rPr>
+          <w:lang w:val="en-US"/>
+        </w:rPr>
+        <w:t xml:space="preserve">[6] </w:t>
+      </w:r>
+      <w:r>
+        <w:rPr>
+          <w:lang w:val="en-US"/>
+        </w:rPr>
+        <w:t xml:space="preserve">Hodge, V. J., Devlin, S., Sephton, N., Block, F., </w:t>
+      </w:r>
+      <w:proofErr w:type="spellStart"/>
+      <w:r>
+        <w:rPr>
+          <w:lang w:val="en-US"/>
+        </w:rPr>
+        <w:t>Drachen</w:t>
+      </w:r>
+      <w:proofErr w:type="spellEnd"/>
+      <w:r>
+        <w:rPr>
+          <w:lang w:val="en-US"/>
+        </w:rPr>
+        <w:t>, A., &amp; Cowling, P. I. (2017). Win Prediction in Multi-player Online Battle Arenas. IEEE Transactions on Games, 9(2), 115-126.</w:t>
+      </w:r>
+    </w:p>
+    <w:p>
+      <w:pPr>
+        <w:pStyle w:val="Bibliografa1"/>
+        <w:rPr>
+          <w:lang w:val="en-US"/>
+        </w:rPr>
+      </w:pPr>
+      <w:r>
+        <w:rPr>
+          <w:lang w:val="en-US"/>
+        </w:rPr>
+        <w:t xml:space="preserve">[7] </w:t>
+      </w:r>
+      <w:proofErr w:type="spellStart"/>
+      <w:r>
+        <w:rPr>
+          <w:lang w:val="en-US"/>
+        </w:rPr>
+        <w:t>Adadi</w:t>
+      </w:r>
+      <w:proofErr w:type="spellEnd"/>
+      <w:r>
+        <w:rPr>
+          <w:lang w:val="en-US"/>
+        </w:rPr>
+        <w:t>, A., &amp; Berrada, M. (2018). Peeking Inside the Black-Box: A Survey on Explainable Artificial Intelligence (XAI). IEEE Access, 6, 52138-52160.</w:t>
       </w:r>
     </w:p>
     <w:p>
       <w:pPr>
         <w:spacing w:before="0" w:after="0" w:line="240" w:lineRule="auto"/>
         <w:jc w:val="left"/>
-      </w:pPr>
-      <w:r>
+        <w:rPr>
+          <w:lang w:val="en-US"/>
+        </w:rPr>
+      </w:pPr>
+      <w:r>
+        <w:rPr>
+          <w:lang w:val="en-US"/>
+        </w:rPr>
         <w:br w:type="page"/>
       </w:r>
     </w:p>
     <w:p>
       <w:pPr>
-        <w:pStyle w:val="Ttulo1sinnumerar"/>
-      </w:pPr>
-      <w:bookmarkStart w:id="19" w:name="_Toc149554673"/>
-      <w:r>
+        <w:pStyle w:val="Anexo"/>
         <w:rPr>
           <w:highlight w:val="magenta"/>
         </w:rPr>
-        <w:lastRenderedPageBreak/>
-        <w:t>Referencias bibliográficas</w:t>
-      </w:r>
-      <w:bookmarkEnd w:id="19"/>
-    </w:p>
-    <w:p>
-      <w:pPr>
-        <w:pStyle w:val="Bibliografa1"/>
-        <w:rPr>
-          <w:lang w:val="en-US"/>
-        </w:rPr>
-      </w:pPr>
-      <w:r>
-        <w:rPr>
-          <w:lang w:val="en-US"/>
-        </w:rPr>
-        <w:t xml:space="preserve">[1] </w:t>
-      </w:r>
-      <w:r>
-        <w:rPr>
-          <w:lang w:val="en-US"/>
-        </w:rPr>
-        <w:t>Yang, P., Harrison, B., &amp; Roberts, D. L. (2016). Predicting Winning Teams in Dota 2. In Proceedings of the 11th International Conference on the Foundations of Digital Games.</w:t>
-      </w:r>
-    </w:p>
-    <w:p>
-      <w:pPr>
-        <w:pStyle w:val="Bibliografa1"/>
-        <w:rPr>
-          <w:lang w:val="es-ES_tradnl"/>
-        </w:rPr>
-      </w:pPr>
-      <w:r>
-        <w:rPr>
-          <w:lang w:val="es-ES_tradnl"/>
-        </w:rPr>
-        <w:t xml:space="preserve">[2] </w:t>
-      </w:r>
-      <w:r>
-        <w:rPr>
-          <w:lang w:val="es-ES_tradnl"/>
-        </w:rPr>
-        <w:t xml:space="preserve">Mora-Cantallops, M., &amp; Sicart, M. (2018). </w:t>
-      </w:r>
-      <w:r>
-        <w:rPr>
-          <w:lang w:val="en-US"/>
-        </w:rPr>
-        <w:t xml:space="preserve">League of Legends, out of the box: A video game’s impact on the esports ecosystem. </w:t>
-      </w:r>
-      <w:proofErr w:type="spellStart"/>
-      <w:r>
-        <w:rPr>
-          <w:lang w:val="es-ES_tradnl"/>
-        </w:rPr>
-        <w:t>Entertainment</w:t>
-      </w:r>
-      <w:proofErr w:type="spellEnd"/>
-      <w:r>
-        <w:rPr>
-          <w:lang w:val="es-ES_tradnl"/>
-        </w:rPr>
-        <w:t xml:space="preserve"> Computing, 26, 1-9.</w:t>
-      </w:r>
-    </w:p>
-    <w:p>
-      <w:pPr>
-        <w:pStyle w:val="Bibliografa1"/>
-        <w:rPr>
-          <w:lang w:val="es-ES_tradnl"/>
-        </w:rPr>
-      </w:pPr>
-      <w:r>
-        <w:rPr>
-          <w:lang w:val="en-US"/>
-        </w:rPr>
-        <w:t xml:space="preserve">[3] </w:t>
-      </w:r>
-      <w:r>
-        <w:rPr>
-          <w:lang w:val="en-US"/>
-        </w:rPr>
-        <w:t xml:space="preserve">Riot Games. (2024). Data Dragon Tool &amp; API Documentation. </w:t>
-      </w:r>
-      <w:r>
-        <w:rPr>
-          <w:lang w:val="es-ES_tradnl"/>
-        </w:rPr>
-        <w:t>Riot Developer Portal.</w:t>
-      </w:r>
-    </w:p>
-    <w:p>
-      <w:pPr>
-        <w:pStyle w:val="Bibliografa1"/>
-        <w:rPr>
-          <w:lang w:val="es-ES_tradnl"/>
-        </w:rPr>
-      </w:pPr>
-      <w:r>
-        <w:rPr>
-          <w:lang w:val="en-US"/>
-        </w:rPr>
-        <w:t xml:space="preserve">[4] </w:t>
-      </w:r>
-      <w:r>
-        <w:rPr>
-          <w:lang w:val="en-US"/>
-        </w:rPr>
-        <w:t xml:space="preserve">Russell, S. J., &amp; Norvig, P. (2021). Artificial Intelligence: A Modern Approach (4th ed.). </w:t>
-      </w:r>
-      <w:r>
-        <w:rPr>
-          <w:lang w:val="es-ES_tradnl"/>
-        </w:rPr>
-        <w:t>Pearson.</w:t>
-      </w:r>
-    </w:p>
-    <w:p>
-      <w:pPr>
-        <w:pStyle w:val="Bibliografa1"/>
-        <w:rPr>
-          <w:lang w:val="es-ES_tradnl"/>
-        </w:rPr>
-      </w:pPr>
-      <w:r>
-        <w:rPr>
-          <w:lang w:val="es-ES_tradnl"/>
-        </w:rPr>
-        <w:t xml:space="preserve">[5] Ana Paula Afonso, </w:t>
-      </w:r>
-      <w:proofErr w:type="spellStart"/>
-      <w:r>
-        <w:rPr>
-          <w:lang w:val="es-ES_tradnl"/>
-        </w:rPr>
-        <w:t>Maria</w:t>
-      </w:r>
-      <w:proofErr w:type="spellEnd"/>
-      <w:r>
-        <w:rPr>
-          <w:lang w:val="es-ES_tradnl"/>
-        </w:rPr>
-        <w:t xml:space="preserve"> Beatriz Carmo, Tiago Gonçalves, Pedro Vieira (2019) </w:t>
-      </w:r>
-      <w:proofErr w:type="spellStart"/>
-      <w:r>
-        <w:rPr>
-          <w:lang w:val="es-ES_tradnl"/>
-        </w:rPr>
-        <w:t>VisuaLeague</w:t>
-      </w:r>
-      <w:proofErr w:type="spellEnd"/>
-      <w:r>
-        <w:rPr>
-          <w:lang w:val="es-ES_tradnl"/>
-        </w:rPr>
-        <w:t xml:space="preserve">: Player performance </w:t>
-      </w:r>
-      <w:proofErr w:type="spellStart"/>
-      <w:r>
-        <w:rPr>
-          <w:lang w:val="es-ES_tradnl"/>
-        </w:rPr>
-        <w:t>analysis</w:t>
-      </w:r>
-      <w:proofErr w:type="spellEnd"/>
-      <w:r>
-        <w:rPr>
-          <w:lang w:val="es-ES_tradnl"/>
-        </w:rPr>
-        <w:t xml:space="preserve"> </w:t>
-      </w:r>
-      <w:proofErr w:type="spellStart"/>
-      <w:r>
-        <w:rPr>
-          <w:lang w:val="es-ES_tradnl"/>
-        </w:rPr>
-        <w:t>using</w:t>
-      </w:r>
-      <w:proofErr w:type="spellEnd"/>
-      <w:r>
-        <w:rPr>
-          <w:lang w:val="es-ES_tradnl"/>
-        </w:rPr>
-        <w:t xml:space="preserve"> </w:t>
-      </w:r>
-      <w:proofErr w:type="spellStart"/>
-      <w:r>
-        <w:rPr>
-          <w:lang w:val="es-ES_tradnl"/>
-        </w:rPr>
-        <w:t>spatial</w:t>
-      </w:r>
-      <w:proofErr w:type="spellEnd"/>
-      <w:r>
-        <w:rPr>
-          <w:lang w:val="es-ES_tradnl"/>
-        </w:rPr>
-        <w:t>-temporal data</w:t>
-      </w:r>
-      <w:r>
-        <w:rPr>
-          <w:lang w:val="es-ES_tradnl"/>
-        </w:rPr>
-        <w:t xml:space="preserve">. </w:t>
-      </w:r>
-      <w:proofErr w:type="spellStart"/>
-      <w:r>
-        <w:rPr>
-          <w:lang w:val="es-ES_tradnl"/>
-        </w:rPr>
-        <w:t>Researchgate</w:t>
-      </w:r>
-      <w:proofErr w:type="spellEnd"/>
-      <w:r>
-        <w:rPr>
-          <w:lang w:val="es-ES_tradnl"/>
-        </w:rPr>
-        <w:t>.</w:t>
-      </w:r>
-    </w:p>
-    <w:p>
-      <w:pPr>
-        <w:spacing w:before="0" w:after="0" w:line="240" w:lineRule="auto"/>
-        <w:jc w:val="left"/>
-      </w:pPr>
-      <w:r>
-        <w:br w:type="page"/>
-      </w:r>
-    </w:p>
-    <w:p>
-      <w:pPr>
-        <w:pStyle w:val="Anexo"/>
-        <w:rPr>
-          <w:highlight w:val="magenta"/>
-        </w:rPr>
-      </w:pPr>
-      <w:bookmarkStart w:id="20" w:name="_Toc149554674"/>
+      </w:pPr>
+      <w:bookmarkStart w:id="16" w:name="_Toc149554674"/>
       <w:r>
         <w:rPr>
           <w:highlight w:val="magenta"/>
@@ -6074,7 +6227,7 @@
         <w:lastRenderedPageBreak/>
         <w:t>Título del anexo.</w:t>
       </w:r>
-      <w:bookmarkEnd w:id="20"/>
+      <w:bookmarkEnd w:id="16"/>
     </w:p>
     <w:p>
       <w:pPr>
@@ -6111,7 +6264,7 @@
       <w:pPr>
         <w:pStyle w:val="Ttulo1sinnumerar"/>
       </w:pPr>
-      <w:bookmarkStart w:id="21" w:name="_Toc149554675"/>
+      <w:bookmarkStart w:id="17" w:name="_Toc149554675"/>
       <w:r>
         <w:rPr>
           <w:highlight w:val="magenta"/>
@@ -6119,7 +6272,7 @@
         <w:lastRenderedPageBreak/>
         <w:t>Índice de acrónimos</w:t>
       </w:r>
-      <w:bookmarkEnd w:id="21"/>
+      <w:bookmarkEnd w:id="17"/>
     </w:p>
     <w:p>
       <w:r>
@@ -9114,6 +9267,7 @@
   <w:style w:type="character" w:default="1" w:styleId="Fuentedeprrafopredeter">
     <w:name w:val="Default Paragraph Font"/>
     <w:uiPriority w:val="1"/>
+    <w:semiHidden/>
     <w:unhideWhenUsed/>
   </w:style>
   <w:style w:type="table" w:default="1" w:styleId="Tablanormal">
